--- a/neural_networks_labs/lab4_back_propagation/Kamoltsev_LR4_ИТИБ.docx
+++ b/neural_networks_labs/lab4_back_propagation/Kamoltsev_LR4_ИТИБ.docx
@@ -1760,6 +1760,7 @@
     <w:p>
       <w:pPr>
         <w:pStyle w:val="a3"/>
+        <w:spacing w:line="360" w:lineRule="auto"/>
         <w:ind w:firstLine="720"/>
         <w:jc w:val="both"/>
         <w:rPr>
@@ -1818,7 +1819,6 @@
     <w:p>
       <w:pPr>
         <w:pStyle w:val="a3"/>
-        <w:ind w:firstLine="720"/>
         <w:rPr>
           <w:color w:val="231F20"/>
           <w:sz w:val="32"/>
@@ -1841,43 +1841,21 @@
       <w:pPr>
         <w:pStyle w:val="a3"/>
         <w:ind w:firstLine="720"/>
+        <w:jc w:val="center"/>
         <w:rPr>
           <w:color w:val="231F20"/>
           <w:sz w:val="32"/>
           <w:szCs w:val="32"/>
         </w:rPr>
       </w:pPr>
-    </w:p>
-    <w:p>
-      <w:pPr>
-        <w:pStyle w:val="a3"/>
-        <w:ind w:firstLine="720"/>
-        <w:rPr>
-          <w:color w:val="231F20"/>
-          <w:sz w:val="32"/>
-          <w:szCs w:val="32"/>
-        </w:rPr>
-      </w:pPr>
-    </w:p>
-    <w:p>
-      <w:pPr>
-        <w:pStyle w:val="a3"/>
-        <w:ind w:firstLine="720"/>
-        <w:jc w:val="center"/>
-        <w:rPr>
-          <w:color w:val="231F20"/>
-          <w:sz w:val="32"/>
-          <w:szCs w:val="32"/>
-        </w:rPr>
-      </w:pPr>
       <w:r>
         <w:rPr>
           <w:noProof/>
         </w:rPr>
         <w:drawing>
-          <wp:inline distT="0" distB="0" distL="0" distR="0" wp14:anchorId="45F4823B" wp14:editId="3A00C9DA">
-            <wp:extent cx="4244340" cy="2563476"/>
-            <wp:effectExtent l="0" t="0" r="3810" b="8890"/>
+          <wp:inline distT="0" distB="0" distL="0" distR="0" wp14:anchorId="45F4823B" wp14:editId="2B38CB25">
+            <wp:extent cx="4097867" cy="2475010"/>
+            <wp:effectExtent l="0" t="0" r="0" b="1905"/>
             <wp:docPr id="6" name="Рисунок 6"/>
             <wp:cNvGraphicFramePr>
               <a:graphicFrameLocks xmlns:a="http://schemas.openxmlformats.org/drawingml/2006/main" noChangeAspect="1"/>
@@ -1898,7 +1876,7 @@
                   <pic:spPr>
                     <a:xfrm>
                       <a:off x="0" y="0"/>
-                      <a:ext cx="4248565" cy="2566028"/>
+                      <a:ext cx="4108470" cy="2481414"/>
                     </a:xfrm>
                     <a:prstGeom prst="rect">
                       <a:avLst/>
@@ -1925,42 +1903,14 @@
       <w:r>
         <w:rPr>
           <w:color w:val="231F20"/>
-          <w:sz w:val="32"/>
-          <w:szCs w:val="32"/>
-        </w:rPr>
-        <w:t xml:space="preserve">Рисунок </w:t>
-      </w:r>
-      <w:r>
-        <w:rPr>
-          <w:color w:val="231F20"/>
-          <w:sz w:val="32"/>
-          <w:szCs w:val="32"/>
-        </w:rPr>
-        <w:t>2</w:t>
-      </w:r>
-      <w:r>
-        <w:rPr>
-          <w:color w:val="231F20"/>
-          <w:sz w:val="32"/>
-          <w:szCs w:val="32"/>
-        </w:rPr>
-        <w:t xml:space="preserve"> – Многослойная НС</w:t>
-      </w:r>
-      <w:r>
-        <w:rPr>
-          <w:color w:val="231F20"/>
-          <w:sz w:val="32"/>
-          <w:szCs w:val="32"/>
-        </w:rPr>
-        <w:t xml:space="preserve">: </w:t>
+        </w:rPr>
+        <w:t xml:space="preserve">Рисунок 2 – Многослойная НС: </w:t>
       </w:r>
       <m:oMath>
         <m:r>
           <w:rPr>
             <w:rFonts w:ascii="Cambria Math" w:hAnsi="Cambria Math"/>
             <w:color w:val="231F20"/>
-            <w:sz w:val="32"/>
-            <w:szCs w:val="32"/>
           </w:rPr>
           <m:t>N=1, J=2, M=1</m:t>
         </m:r>
@@ -2038,7 +1988,7 @@
           <w:szCs w:val="24"/>
           <w:lang w:eastAsia="ru-RU"/>
         </w:rPr>
-        <w:t xml:space="preserve"> и допустимой суммарной среднеквадратической ошибке 0.00</w:t>
+        <w:t xml:space="preserve"> </w:t>
       </w:r>
       <w:r>
         <w:rPr>
@@ -2048,8 +1998,50 @@
           <w:szCs w:val="24"/>
           <w:lang w:eastAsia="ru-RU"/>
         </w:rPr>
-        <w:t>1</w:t>
-      </w:r>
+        <w:t xml:space="preserve">и допустимой суммарной среднеквадратической ошибке </w:t>
+      </w:r>
+      <m:oMath>
+        <m:r>
+          <w:rPr>
+            <w:rFonts w:ascii="Cambria Math" w:eastAsia="Calibri" w:hAnsi="Cambria Math"/>
+            <w:color w:val="000000"/>
+            <w:sz w:val="28"/>
+            <w:szCs w:val="24"/>
+            <w:lang w:eastAsia="ru-RU"/>
+          </w:rPr>
+          <m:t>E=</m:t>
+        </m:r>
+        <m:r>
+          <w:rPr>
+            <w:rFonts w:ascii="Cambria Math" w:eastAsia="Calibri" w:hAnsi="Cambria Math"/>
+            <w:color w:val="000000"/>
+            <w:sz w:val="28"/>
+            <w:szCs w:val="24"/>
+            <w:lang w:eastAsia="ru-RU"/>
+          </w:rPr>
+          <m:t>0</m:t>
+        </m:r>
+        <m:r>
+          <w:rPr>
+            <w:rFonts w:ascii="Cambria Math" w:eastAsia="Calibri" w:hAnsi="Cambria Math"/>
+            <w:color w:val="000000"/>
+            <w:sz w:val="28"/>
+            <w:szCs w:val="24"/>
+            <w:lang w:eastAsia="ru-RU"/>
+          </w:rPr>
+          <m:t>,</m:t>
+        </m:r>
+        <m:r>
+          <w:rPr>
+            <w:rFonts w:ascii="Cambria Math" w:eastAsia="Calibri" w:hAnsi="Cambria Math"/>
+            <w:color w:val="000000"/>
+            <w:sz w:val="28"/>
+            <w:szCs w:val="24"/>
+            <w:lang w:eastAsia="ru-RU"/>
+          </w:rPr>
+          <m:t>001</m:t>
+        </m:r>
+      </m:oMath>
       <w:r>
         <w:rPr>
           <w:rFonts w:eastAsia="Calibri"/>
@@ -2058,7 +2050,7 @@
           <w:szCs w:val="24"/>
           <w:lang w:eastAsia="ru-RU"/>
         </w:rPr>
-        <w:t xml:space="preserve"> получены следующие результаты, представленные на рисунке </w:t>
+        <w:t xml:space="preserve"> получены результаты, представленные на рисунке </w:t>
       </w:r>
       <w:r>
         <w:rPr>
@@ -2080,31 +2072,159 @@
         </w:rPr>
         <w:t>.</w:t>
       </w:r>
-    </w:p>
-    <w:p>
-      <w:pPr>
-        <w:widowControl/>
-        <w:suppressAutoHyphens/>
-        <w:autoSpaceDE/>
-        <w:autoSpaceDN/>
-        <w:spacing w:line="360" w:lineRule="auto"/>
-        <w:ind w:firstLine="708"/>
-        <w:contextualSpacing/>
-        <w:rPr>
+      <w:r>
+        <w:rPr>
+          <w:rFonts w:eastAsia="Calibri"/>
+          <w:color w:val="000000"/>
+          <w:sz w:val="28"/>
+          <w:szCs w:val="24"/>
+          <w:lang w:eastAsia="ru-RU"/>
+        </w:rPr>
+        <w:t xml:space="preserve"> Для обучения МНС потребовалось </w:t>
+      </w:r>
+      <w:r>
+        <w:rPr>
+          <w:rFonts w:eastAsia="Calibri"/>
           <w:b/>
-          <w:sz w:val="28"/>
-          <w:szCs w:val="24"/>
-          <w:lang w:eastAsia="zh-CN"/>
-        </w:rPr>
-      </w:pPr>
-      <w:r>
-        <w:rPr>
-          <w:b/>
-          <w:sz w:val="28"/>
-          <w:szCs w:val="24"/>
-          <w:lang w:eastAsia="zh-CN"/>
-        </w:rPr>
-        <w:tab/>
+          <w:bCs/>
+          <w:color w:val="000000"/>
+          <w:sz w:val="28"/>
+          <w:szCs w:val="24"/>
+          <w:lang w:eastAsia="ru-RU"/>
+        </w:rPr>
+        <w:t>77</w:t>
+      </w:r>
+      <w:r>
+        <w:rPr>
+          <w:rFonts w:eastAsia="Calibri"/>
+          <w:color w:val="000000"/>
+          <w:sz w:val="28"/>
+          <w:szCs w:val="24"/>
+          <w:lang w:eastAsia="ru-RU"/>
+        </w:rPr>
+        <w:t xml:space="preserve"> эпох.</w:t>
+      </w:r>
+      <w:r>
+        <w:rPr>
+          <w:rFonts w:eastAsia="Calibri"/>
+          <w:color w:val="000000"/>
+          <w:sz w:val="28"/>
+          <w:szCs w:val="24"/>
+          <w:lang w:eastAsia="ru-RU"/>
+        </w:rPr>
+        <w:t xml:space="preserve"> </w:t>
+      </w:r>
+      <w:r>
+        <w:rPr>
+          <w:rFonts w:eastAsia="Calibri"/>
+          <w:color w:val="000000"/>
+          <w:sz w:val="28"/>
+          <w:szCs w:val="24"/>
+          <w:lang w:eastAsia="ru-RU"/>
+        </w:rPr>
+        <w:t>Исходные в</w:t>
+      </w:r>
+      <w:r>
+        <w:rPr>
+          <w:rFonts w:eastAsia="Calibri"/>
+          <w:color w:val="000000"/>
+          <w:sz w:val="28"/>
+          <w:szCs w:val="24"/>
+          <w:lang w:eastAsia="ru-RU"/>
+        </w:rPr>
+        <w:t>ес</w:t>
+      </w:r>
+      <w:r>
+        <w:rPr>
+          <w:rFonts w:eastAsia="Calibri"/>
+          <w:color w:val="000000"/>
+          <w:sz w:val="28"/>
+          <w:szCs w:val="24"/>
+          <w:lang w:eastAsia="ru-RU"/>
+        </w:rPr>
+        <w:t>а</w:t>
+      </w:r>
+      <w:r>
+        <w:rPr>
+          <w:rFonts w:eastAsia="Calibri"/>
+          <w:color w:val="000000"/>
+          <w:sz w:val="28"/>
+          <w:szCs w:val="24"/>
+          <w:lang w:eastAsia="ru-RU"/>
+        </w:rPr>
+        <w:t xml:space="preserve"> нейронов скрытого и выходного слоев</w:t>
+      </w:r>
+      <w:r>
+        <w:rPr>
+          <w:rFonts w:eastAsia="Calibri"/>
+          <w:color w:val="000000"/>
+          <w:sz w:val="28"/>
+          <w:szCs w:val="24"/>
+          <w:lang w:eastAsia="ru-RU"/>
+        </w:rPr>
+        <w:t xml:space="preserve"> приняты равными 0,5 каждый.</w:t>
+      </w:r>
+      <w:r>
+        <w:rPr>
+          <w:rFonts w:eastAsia="Calibri"/>
+          <w:color w:val="000000"/>
+          <w:sz w:val="28"/>
+          <w:szCs w:val="24"/>
+          <w:lang w:eastAsia="ru-RU"/>
+        </w:rPr>
+        <w:t xml:space="preserve"> На рисунке 4 представлен график зависимости ошибки от </w:t>
+      </w:r>
+      <w:r>
+        <w:rPr>
+          <w:rFonts w:eastAsia="Calibri"/>
+          <w:color w:val="000000"/>
+          <w:sz w:val="28"/>
+          <w:szCs w:val="24"/>
+          <w:lang w:eastAsia="ru-RU"/>
+        </w:rPr>
+        <w:t xml:space="preserve">числа </w:t>
+      </w:r>
+      <w:r>
+        <w:rPr>
+          <w:rFonts w:eastAsia="Calibri"/>
+          <w:color w:val="000000"/>
+          <w:sz w:val="28"/>
+          <w:szCs w:val="24"/>
+          <w:lang w:eastAsia="ru-RU"/>
+        </w:rPr>
+        <w:t>эпох обучения</w:t>
+      </w:r>
+      <w:r>
+        <w:rPr>
+          <w:rFonts w:eastAsia="Calibri"/>
+          <w:color w:val="000000"/>
+          <w:sz w:val="28"/>
+          <w:szCs w:val="24"/>
+          <w:lang w:eastAsia="ru-RU"/>
+        </w:rPr>
+        <w:t xml:space="preserve"> при </w:t>
+      </w:r>
+      <m:oMath>
+        <m:r>
+          <w:rPr>
+            <w:rFonts w:ascii="Cambria Math" w:eastAsia="Calibri" w:hAnsi="Cambria Math"/>
+            <w:color w:val="000000"/>
+            <w:sz w:val="28"/>
+            <w:szCs w:val="24"/>
+            <w:lang w:eastAsia="ru-RU"/>
+          </w:rPr>
+          <m:t>η=0,3</m:t>
+        </m:r>
+      </m:oMath>
+      <w:r>
+        <w:rPr>
+          <w:rFonts w:eastAsia="Calibri"/>
+          <w:color w:val="000000"/>
+          <w:sz w:val="28"/>
+          <w:szCs w:val="24"/>
+          <w:lang w:eastAsia="ru-RU"/>
+        </w:rPr>
+        <w:t>.</w:t>
       </w:r>
     </w:p>
     <w:p>
@@ -2127,9 +2247,9 @@
           <w:noProof/>
         </w:rPr>
         <w:drawing>
-          <wp:inline distT="0" distB="0" distL="0" distR="0" wp14:anchorId="03742925" wp14:editId="21F577B8">
-            <wp:extent cx="5942330" cy="3458210"/>
-            <wp:effectExtent l="0" t="0" r="1270" b="8890"/>
+          <wp:inline distT="0" distB="0" distL="0" distR="0" wp14:anchorId="03742925" wp14:editId="513F08C2">
+            <wp:extent cx="6052174" cy="3522134"/>
+            <wp:effectExtent l="0" t="0" r="6350" b="2540"/>
             <wp:docPr id="9" name="Рисунок 9"/>
             <wp:cNvGraphicFramePr>
               <a:graphicFrameLocks xmlns:a="http://schemas.openxmlformats.org/drawingml/2006/main" noChangeAspect="1"/>
@@ -2150,7 +2270,7 @@
                   <pic:spPr>
                     <a:xfrm>
                       <a:off x="0" y="0"/>
-                      <a:ext cx="5942330" cy="3458210"/>
+                      <a:ext cx="6056541" cy="3524675"/>
                     </a:xfrm>
                     <a:prstGeom prst="rect">
                       <a:avLst/>
@@ -2175,51 +2295,60 @@
         <w:rPr>
           <w:sz w:val="28"/>
           <w:szCs w:val="24"/>
+          <w:lang w:eastAsia="zh-CN"/>
+        </w:rPr>
+      </w:pPr>
+      <w:r>
+        <w:rPr>
+          <w:sz w:val="28"/>
+          <w:szCs w:val="24"/>
+          <w:lang w:eastAsia="zh-CN"/>
+        </w:rPr>
+        <w:t xml:space="preserve">Рисунок </w:t>
+      </w:r>
+      <w:r>
+        <w:rPr>
+          <w:sz w:val="28"/>
+          <w:szCs w:val="24"/>
           <w:lang w:val="en-US" w:eastAsia="zh-CN"/>
         </w:rPr>
-      </w:pPr>
-      <w:r>
-        <w:rPr>
-          <w:sz w:val="28"/>
-          <w:szCs w:val="24"/>
-          <w:lang w:eastAsia="zh-CN"/>
-        </w:rPr>
-        <w:t xml:space="preserve">Рисунок </w:t>
-      </w:r>
-      <w:r>
+        <w:t>3</w:t>
+      </w:r>
+      <w:r>
+        <w:rPr>
+          <w:sz w:val="28"/>
+          <w:szCs w:val="24"/>
+          <w:lang w:eastAsia="zh-CN"/>
+        </w:rPr>
+        <w:t xml:space="preserve"> – Результат при </w:t>
+      </w:r>
+      <m:oMath>
+        <m:r>
+          <w:rPr>
+            <w:rFonts w:ascii="Cambria Math" w:hAnsi="Cambria Math"/>
+            <w:sz w:val="28"/>
+            <w:szCs w:val="24"/>
+            <w:lang w:val="en-US" w:eastAsia="zh-CN"/>
+          </w:rPr>
+          <m:t>η=0,3</m:t>
+        </m:r>
+      </m:oMath>
+    </w:p>
+    <w:p>
+      <w:pPr>
+        <w:widowControl/>
+        <w:suppressAutoHyphens/>
+        <w:autoSpaceDE/>
+        <w:autoSpaceDN/>
+        <w:spacing w:line="360" w:lineRule="auto"/>
+        <w:contextualSpacing/>
+        <w:jc w:val="both"/>
         <w:rPr>
           <w:sz w:val="28"/>
           <w:szCs w:val="24"/>
           <w:lang w:val="en-US" w:eastAsia="zh-CN"/>
         </w:rPr>
-        <w:t>3</w:t>
-      </w:r>
-      <w:r>
-        <w:rPr>
-          <w:sz w:val="28"/>
-          <w:szCs w:val="24"/>
-          <w:lang w:eastAsia="zh-CN"/>
-        </w:rPr>
-        <w:t xml:space="preserve"> – Результат при </w:t>
-      </w:r>
-      <w:proofErr w:type="spellStart"/>
-      <w:r>
-        <w:rPr>
-          <w:sz w:val="28"/>
-          <w:szCs w:val="24"/>
-          <w:lang w:val="en-US" w:eastAsia="zh-CN"/>
-        </w:rPr>
-        <w:t>nuy</w:t>
-      </w:r>
-      <w:proofErr w:type="spellEnd"/>
-      <w:r>
-        <w:rPr>
-          <w:sz w:val="28"/>
-          <w:szCs w:val="24"/>
-          <w:lang w:val="en-US" w:eastAsia="zh-CN"/>
-        </w:rPr>
-        <w:t>=0.3</w:t>
-      </w:r>
+      </w:pPr>
     </w:p>
     <w:p>
       <w:pPr>
@@ -2236,46 +2365,13 @@
           <w:lang w:val="en-US" w:eastAsia="zh-CN"/>
         </w:rPr>
       </w:pPr>
-    </w:p>
-    <w:p>
-      <w:pPr>
-        <w:widowControl/>
-        <w:suppressAutoHyphens/>
-        <w:autoSpaceDE/>
-        <w:autoSpaceDN/>
-        <w:spacing w:line="360" w:lineRule="auto"/>
-        <w:contextualSpacing/>
-        <w:jc w:val="both"/>
-        <w:rPr>
+      <w:r>
+        <w:rPr>
+          <w:noProof/>
           <w:sz w:val="28"/>
           <w:szCs w:val="24"/>
           <w:lang w:val="en-US" w:eastAsia="zh-CN"/>
         </w:rPr>
-      </w:pPr>
-    </w:p>
-    <w:p>
-      <w:pPr>
-        <w:widowControl/>
-        <w:suppressAutoHyphens/>
-        <w:autoSpaceDE/>
-        <w:autoSpaceDN/>
-        <w:spacing w:line="360" w:lineRule="auto"/>
-        <w:contextualSpacing/>
-        <w:jc w:val="center"/>
-        <w:rPr>
-          <w:sz w:val="28"/>
-          <w:szCs w:val="24"/>
-          <w:lang w:val="en-US" w:eastAsia="zh-CN"/>
-        </w:rPr>
-      </w:pPr>
-      <w:r>
-        <w:rPr>
-          <w:noProof/>
-          <w:sz w:val="28"/>
-          <w:szCs w:val="24"/>
-          <w:lang w:val="en-US" w:eastAsia="zh-CN"/>
-        </w:rPr>
-        <w:lastRenderedPageBreak/>
         <w:drawing>
           <wp:inline distT="0" distB="0" distL="0" distR="0" wp14:anchorId="79F94914" wp14:editId="24C55A54">
             <wp:extent cx="4834467" cy="3879511"/>
@@ -2325,9 +2421,69 @@
         <w:rPr>
           <w:sz w:val="28"/>
           <w:szCs w:val="24"/>
-          <w:lang w:val="en-US" w:eastAsia="zh-CN"/>
-        </w:rPr>
-      </w:pPr>
+          <w:lang w:eastAsia="zh-CN"/>
+        </w:rPr>
+      </w:pPr>
+      <w:r>
+        <w:rPr>
+          <w:sz w:val="28"/>
+          <w:szCs w:val="24"/>
+          <w:lang w:eastAsia="zh-CN"/>
+        </w:rPr>
+        <w:t xml:space="preserve">Рисунок </w:t>
+      </w:r>
+      <w:r>
+        <w:rPr>
+          <w:sz w:val="28"/>
+          <w:szCs w:val="24"/>
+          <w:lang w:eastAsia="zh-CN"/>
+        </w:rPr>
+        <w:t>4</w:t>
+      </w:r>
+      <w:r>
+        <w:rPr>
+          <w:sz w:val="28"/>
+          <w:szCs w:val="24"/>
+          <w:lang w:eastAsia="zh-CN"/>
+        </w:rPr>
+        <w:t xml:space="preserve"> –</w:t>
+      </w:r>
+      <w:r>
+        <w:rPr>
+          <w:sz w:val="28"/>
+          <w:szCs w:val="24"/>
+          <w:lang w:eastAsia="zh-CN"/>
+        </w:rPr>
+        <w:t xml:space="preserve"> График зависимости суммарной среднеквадратичной ошибки от числа эпох обучения</w:t>
+      </w:r>
+      <w:r>
+        <w:rPr>
+          <w:sz w:val="28"/>
+          <w:szCs w:val="24"/>
+          <w:lang w:eastAsia="zh-CN"/>
+        </w:rPr>
+        <w:t xml:space="preserve"> при </w:t>
+      </w:r>
+      <m:oMath>
+        <m:r>
+          <w:rPr>
+            <w:rFonts w:ascii="Cambria Math" w:hAnsi="Cambria Math"/>
+            <w:sz w:val="28"/>
+            <w:szCs w:val="24"/>
+            <w:lang w:val="en-US" w:eastAsia="zh-CN"/>
+          </w:rPr>
+          <m:t>η</m:t>
+        </m:r>
+        <m:r>
+          <w:rPr>
+            <w:rFonts w:ascii="Cambria Math" w:hAnsi="Cambria Math"/>
+            <w:sz w:val="28"/>
+            <w:szCs w:val="24"/>
+            <w:lang w:eastAsia="zh-CN"/>
+          </w:rPr>
+          <m:t>=0,3</m:t>
+        </m:r>
+      </m:oMath>
     </w:p>
     <w:p>
       <w:pPr>
@@ -2341,7 +2497,7 @@
         <w:rPr>
           <w:sz w:val="28"/>
           <w:szCs w:val="24"/>
-          <w:lang w:val="en-US" w:eastAsia="zh-CN"/>
+          <w:lang w:eastAsia="zh-CN"/>
         </w:rPr>
       </w:pPr>
     </w:p>
@@ -2357,7 +2513,331 @@
         <w:rPr>
           <w:sz w:val="28"/>
           <w:szCs w:val="24"/>
-          <w:lang w:val="en-US" w:eastAsia="zh-CN"/>
+          <w:lang w:eastAsia="zh-CN"/>
+        </w:rPr>
+      </w:pPr>
+    </w:p>
+    <w:p>
+      <w:pPr>
+        <w:widowControl/>
+        <w:suppressAutoHyphens/>
+        <w:autoSpaceDE/>
+        <w:autoSpaceDN/>
+        <w:spacing w:line="360" w:lineRule="auto"/>
+        <w:ind w:firstLine="720"/>
+        <w:contextualSpacing/>
+        <w:jc w:val="both"/>
+        <w:rPr>
+          <w:sz w:val="28"/>
+          <w:szCs w:val="24"/>
+          <w:lang w:eastAsia="zh-CN"/>
+        </w:rPr>
+      </w:pPr>
+      <w:r>
+        <w:rPr>
+          <w:sz w:val="28"/>
+          <w:szCs w:val="24"/>
+          <w:lang w:eastAsia="zh-CN"/>
+        </w:rPr>
+        <w:t>Результаты п</w:t>
+      </w:r>
+      <w:r>
+        <w:rPr>
+          <w:sz w:val="28"/>
+          <w:szCs w:val="24"/>
+          <w:lang w:eastAsia="zh-CN"/>
+        </w:rPr>
+        <w:t xml:space="preserve">ри норме обучения </w:t>
+      </w:r>
+      <m:oMath>
+        <m:r>
+          <w:rPr>
+            <w:rFonts w:ascii="Cambria Math" w:hAnsi="Cambria Math"/>
+            <w:sz w:val="28"/>
+            <w:szCs w:val="24"/>
+            <w:lang w:eastAsia="zh-CN"/>
+          </w:rPr>
+          <m:t>η=0,</m:t>
+        </m:r>
+        <m:r>
+          <w:rPr>
+            <w:rFonts w:ascii="Cambria Math" w:hAnsi="Cambria Math"/>
+            <w:sz w:val="28"/>
+            <w:szCs w:val="24"/>
+            <w:lang w:eastAsia="zh-CN"/>
+          </w:rPr>
+          <m:t>5</m:t>
+        </m:r>
+      </m:oMath>
+      <w:r>
+        <w:rPr>
+          <w:sz w:val="28"/>
+          <w:szCs w:val="24"/>
+          <w:lang w:eastAsia="zh-CN"/>
+        </w:rPr>
+        <w:t xml:space="preserve"> представлен</w:t>
+      </w:r>
+      <w:r>
+        <w:rPr>
+          <w:sz w:val="28"/>
+          <w:szCs w:val="24"/>
+          <w:lang w:eastAsia="zh-CN"/>
+        </w:rPr>
+        <w:t>ы</w:t>
+      </w:r>
+      <w:r>
+        <w:rPr>
+          <w:sz w:val="28"/>
+          <w:szCs w:val="24"/>
+          <w:lang w:eastAsia="zh-CN"/>
+        </w:rPr>
+        <w:t xml:space="preserve"> на рисунке </w:t>
+      </w:r>
+      <w:r>
+        <w:rPr>
+          <w:sz w:val="28"/>
+          <w:szCs w:val="24"/>
+          <w:lang w:eastAsia="zh-CN"/>
+        </w:rPr>
+        <w:t>5</w:t>
+      </w:r>
+      <w:r>
+        <w:rPr>
+          <w:sz w:val="28"/>
+          <w:szCs w:val="24"/>
+          <w:lang w:eastAsia="zh-CN"/>
+        </w:rPr>
+        <w:t xml:space="preserve">. Для обучения МНС потребовалось </w:t>
+      </w:r>
+      <w:r>
+        <w:rPr>
+          <w:b/>
+          <w:bCs/>
+          <w:sz w:val="28"/>
+          <w:szCs w:val="24"/>
+          <w:lang w:eastAsia="zh-CN"/>
+        </w:rPr>
+        <w:t>46</w:t>
+      </w:r>
+      <w:r>
+        <w:rPr>
+          <w:sz w:val="28"/>
+          <w:szCs w:val="24"/>
+          <w:lang w:eastAsia="zh-CN"/>
+        </w:rPr>
+        <w:t xml:space="preserve"> эпох. Исходные веса нейронов скрытого и выходного слоев приняты равными 0,5 каждый. На рисунке </w:t>
+      </w:r>
+      <w:r>
+        <w:rPr>
+          <w:sz w:val="28"/>
+          <w:szCs w:val="24"/>
+          <w:lang w:eastAsia="zh-CN"/>
+        </w:rPr>
+        <w:t>6</w:t>
+      </w:r>
+      <w:r>
+        <w:rPr>
+          <w:sz w:val="28"/>
+          <w:szCs w:val="24"/>
+          <w:lang w:eastAsia="zh-CN"/>
+        </w:rPr>
+        <w:t xml:space="preserve"> представлен график зависимости ошибки от числа эпох обучения при </w:t>
+      </w:r>
+      <m:oMath>
+        <m:r>
+          <w:rPr>
+            <w:rFonts w:ascii="Cambria Math" w:hAnsi="Cambria Math"/>
+            <w:sz w:val="28"/>
+            <w:szCs w:val="24"/>
+            <w:lang w:eastAsia="zh-CN"/>
+          </w:rPr>
+          <m:t>η=0,</m:t>
+        </m:r>
+        <m:r>
+          <w:rPr>
+            <w:rFonts w:ascii="Cambria Math" w:hAnsi="Cambria Math"/>
+            <w:sz w:val="28"/>
+            <w:szCs w:val="24"/>
+            <w:lang w:eastAsia="zh-CN"/>
+          </w:rPr>
+          <m:t>5</m:t>
+        </m:r>
+      </m:oMath>
+      <w:r>
+        <w:rPr>
+          <w:sz w:val="28"/>
+          <w:szCs w:val="24"/>
+          <w:lang w:eastAsia="zh-CN"/>
+        </w:rPr>
+        <w:t>.</w:t>
+      </w:r>
+    </w:p>
+    <w:p>
+      <w:pPr>
+        <w:widowControl/>
+        <w:suppressAutoHyphens/>
+        <w:autoSpaceDE/>
+        <w:autoSpaceDN/>
+        <w:spacing w:line="360" w:lineRule="auto"/>
+        <w:ind w:firstLine="720"/>
+        <w:contextualSpacing/>
+        <w:jc w:val="both"/>
+        <w:rPr>
+          <w:sz w:val="28"/>
+          <w:szCs w:val="24"/>
+          <w:lang w:eastAsia="zh-CN"/>
+        </w:rPr>
+      </w:pPr>
+      <w:r>
+        <w:rPr>
+          <w:sz w:val="28"/>
+          <w:szCs w:val="24"/>
+          <w:lang w:eastAsia="zh-CN"/>
+        </w:rPr>
+        <w:t xml:space="preserve">Результаты при норме обучения </w:t>
+      </w:r>
+      <m:oMath>
+        <m:r>
+          <w:rPr>
+            <w:rFonts w:ascii="Cambria Math" w:hAnsi="Cambria Math"/>
+            <w:sz w:val="28"/>
+            <w:szCs w:val="24"/>
+            <w:lang w:eastAsia="zh-CN"/>
+          </w:rPr>
+          <m:t>η=</m:t>
+        </m:r>
+        <m:r>
+          <w:rPr>
+            <w:rFonts w:ascii="Cambria Math" w:hAnsi="Cambria Math"/>
+            <w:sz w:val="28"/>
+            <w:szCs w:val="24"/>
+            <w:lang w:eastAsia="zh-CN"/>
+          </w:rPr>
+          <m:t>1</m:t>
+        </m:r>
+      </m:oMath>
+      <w:r>
+        <w:rPr>
+          <w:sz w:val="28"/>
+          <w:szCs w:val="24"/>
+          <w:lang w:eastAsia="zh-CN"/>
+        </w:rPr>
+        <w:t xml:space="preserve"> представлены на рисунке </w:t>
+      </w:r>
+      <w:r>
+        <w:rPr>
+          <w:sz w:val="28"/>
+          <w:szCs w:val="24"/>
+          <w:lang w:eastAsia="zh-CN"/>
+        </w:rPr>
+        <w:t>7</w:t>
+      </w:r>
+      <w:r>
+        <w:rPr>
+          <w:sz w:val="28"/>
+          <w:szCs w:val="24"/>
+          <w:lang w:eastAsia="zh-CN"/>
+        </w:rPr>
+        <w:t xml:space="preserve">. Для обучения МНС потребовалось </w:t>
+      </w:r>
+      <w:r>
+        <w:rPr>
+          <w:b/>
+          <w:bCs/>
+          <w:sz w:val="28"/>
+          <w:szCs w:val="24"/>
+          <w:lang w:eastAsia="zh-CN"/>
+        </w:rPr>
+        <w:t>22</w:t>
+      </w:r>
+      <w:r>
+        <w:rPr>
+          <w:sz w:val="28"/>
+          <w:szCs w:val="24"/>
+          <w:lang w:eastAsia="zh-CN"/>
+        </w:rPr>
+        <w:t xml:space="preserve"> эпох</w:t>
+      </w:r>
+      <w:r>
+        <w:rPr>
+          <w:sz w:val="28"/>
+          <w:szCs w:val="24"/>
+          <w:lang w:eastAsia="zh-CN"/>
+        </w:rPr>
+        <w:t>и</w:t>
+      </w:r>
+      <w:r>
+        <w:rPr>
+          <w:sz w:val="28"/>
+          <w:szCs w:val="24"/>
+          <w:lang w:eastAsia="zh-CN"/>
+        </w:rPr>
+        <w:t xml:space="preserve">. Исходные веса нейронов скрытого и выходного слоев приняты равными 0,5 каждый. На рисунке </w:t>
+      </w:r>
+      <w:r>
+        <w:rPr>
+          <w:sz w:val="28"/>
+          <w:szCs w:val="24"/>
+          <w:lang w:eastAsia="zh-CN"/>
+        </w:rPr>
+        <w:t>8</w:t>
+      </w:r>
+      <w:r>
+        <w:rPr>
+          <w:sz w:val="28"/>
+          <w:szCs w:val="24"/>
+          <w:lang w:eastAsia="zh-CN"/>
+        </w:rPr>
+        <w:t xml:space="preserve"> представлен график зависимости ошибки от числа эпох обучения при </w:t>
+      </w:r>
+      <m:oMath>
+        <m:r>
+          <w:rPr>
+            <w:rFonts w:ascii="Cambria Math" w:hAnsi="Cambria Math"/>
+            <w:sz w:val="28"/>
+            <w:szCs w:val="24"/>
+            <w:lang w:eastAsia="zh-CN"/>
+          </w:rPr>
+          <m:t>η=0,5</m:t>
+        </m:r>
+      </m:oMath>
+      <w:r>
+        <w:rPr>
+          <w:sz w:val="28"/>
+          <w:szCs w:val="24"/>
+          <w:lang w:eastAsia="zh-CN"/>
+        </w:rPr>
+        <w:t>.</w:t>
+      </w:r>
+    </w:p>
+    <w:p>
+      <w:pPr>
+        <w:widowControl/>
+        <w:suppressAutoHyphens/>
+        <w:autoSpaceDE/>
+        <w:autoSpaceDN/>
+        <w:spacing w:line="360" w:lineRule="auto"/>
+        <w:contextualSpacing/>
+        <w:jc w:val="both"/>
+        <w:rPr>
+          <w:sz w:val="28"/>
+          <w:szCs w:val="24"/>
+          <w:lang w:eastAsia="zh-CN"/>
+        </w:rPr>
+      </w:pPr>
+    </w:p>
+    <w:p>
+      <w:pPr>
+        <w:widowControl/>
+        <w:suppressAutoHyphens/>
+        <w:autoSpaceDE/>
+        <w:autoSpaceDN/>
+        <w:spacing w:line="360" w:lineRule="auto"/>
+        <w:contextualSpacing/>
+        <w:rPr>
+          <w:sz w:val="28"/>
+          <w:szCs w:val="24"/>
+          <w:lang w:eastAsia="zh-CN"/>
         </w:rPr>
       </w:pPr>
     </w:p>
@@ -2373,167 +2853,7 @@
         <w:rPr>
           <w:sz w:val="28"/>
           <w:szCs w:val="24"/>
-          <w:lang w:val="en-US" w:eastAsia="zh-CN"/>
-        </w:rPr>
-      </w:pPr>
-    </w:p>
-    <w:p>
-      <w:pPr>
-        <w:widowControl/>
-        <w:suppressAutoHyphens/>
-        <w:autoSpaceDE/>
-        <w:autoSpaceDN/>
-        <w:spacing w:line="360" w:lineRule="auto"/>
-        <w:contextualSpacing/>
-        <w:jc w:val="center"/>
-        <w:rPr>
-          <w:sz w:val="28"/>
-          <w:szCs w:val="24"/>
-          <w:lang w:val="en-US" w:eastAsia="zh-CN"/>
-        </w:rPr>
-      </w:pPr>
-    </w:p>
-    <w:p>
-      <w:pPr>
-        <w:widowControl/>
-        <w:suppressAutoHyphens/>
-        <w:autoSpaceDE/>
-        <w:autoSpaceDN/>
-        <w:spacing w:line="360" w:lineRule="auto"/>
-        <w:contextualSpacing/>
-        <w:jc w:val="center"/>
-        <w:rPr>
-          <w:sz w:val="28"/>
-          <w:szCs w:val="24"/>
-          <w:lang w:val="en-US" w:eastAsia="zh-CN"/>
-        </w:rPr>
-      </w:pPr>
-    </w:p>
-    <w:p>
-      <w:pPr>
-        <w:widowControl/>
-        <w:suppressAutoHyphens/>
-        <w:autoSpaceDE/>
-        <w:autoSpaceDN/>
-        <w:spacing w:line="360" w:lineRule="auto"/>
-        <w:contextualSpacing/>
-        <w:jc w:val="center"/>
-        <w:rPr>
-          <w:sz w:val="28"/>
-          <w:szCs w:val="24"/>
-          <w:lang w:val="en-US" w:eastAsia="zh-CN"/>
-        </w:rPr>
-      </w:pPr>
-    </w:p>
-    <w:p>
-      <w:pPr>
-        <w:widowControl/>
-        <w:suppressAutoHyphens/>
-        <w:autoSpaceDE/>
-        <w:autoSpaceDN/>
-        <w:spacing w:line="360" w:lineRule="auto"/>
-        <w:contextualSpacing/>
-        <w:jc w:val="center"/>
-        <w:rPr>
-          <w:sz w:val="28"/>
-          <w:szCs w:val="24"/>
-          <w:lang w:val="en-US" w:eastAsia="zh-CN"/>
-        </w:rPr>
-      </w:pPr>
-    </w:p>
-    <w:p>
-      <w:pPr>
-        <w:widowControl/>
-        <w:suppressAutoHyphens/>
-        <w:autoSpaceDE/>
-        <w:autoSpaceDN/>
-        <w:spacing w:line="360" w:lineRule="auto"/>
-        <w:contextualSpacing/>
-        <w:jc w:val="center"/>
-        <w:rPr>
-          <w:sz w:val="28"/>
-          <w:szCs w:val="24"/>
-          <w:lang w:val="en-US" w:eastAsia="zh-CN"/>
-        </w:rPr>
-      </w:pPr>
-    </w:p>
-    <w:p>
-      <w:pPr>
-        <w:widowControl/>
-        <w:suppressAutoHyphens/>
-        <w:autoSpaceDE/>
-        <w:autoSpaceDN/>
-        <w:spacing w:line="360" w:lineRule="auto"/>
-        <w:contextualSpacing/>
-        <w:jc w:val="center"/>
-        <w:rPr>
-          <w:sz w:val="28"/>
-          <w:szCs w:val="24"/>
-          <w:lang w:val="en-US" w:eastAsia="zh-CN"/>
-        </w:rPr>
-      </w:pPr>
-    </w:p>
-    <w:p>
-      <w:pPr>
-        <w:widowControl/>
-        <w:suppressAutoHyphens/>
-        <w:autoSpaceDE/>
-        <w:autoSpaceDN/>
-        <w:spacing w:line="360" w:lineRule="auto"/>
-        <w:contextualSpacing/>
-        <w:jc w:val="center"/>
-        <w:rPr>
-          <w:sz w:val="28"/>
-          <w:szCs w:val="24"/>
-          <w:lang w:val="en-US" w:eastAsia="zh-CN"/>
-        </w:rPr>
-      </w:pPr>
-    </w:p>
-    <w:p>
-      <w:pPr>
-        <w:widowControl/>
-        <w:suppressAutoHyphens/>
-        <w:autoSpaceDE/>
-        <w:autoSpaceDN/>
-        <w:spacing w:line="360" w:lineRule="auto"/>
-        <w:contextualSpacing/>
-        <w:jc w:val="center"/>
-        <w:rPr>
-          <w:sz w:val="28"/>
-          <w:szCs w:val="24"/>
-          <w:lang w:val="en-US" w:eastAsia="zh-CN"/>
-        </w:rPr>
-      </w:pPr>
-    </w:p>
-    <w:p>
-      <w:pPr>
-        <w:widowControl/>
-        <w:suppressAutoHyphens/>
-        <w:autoSpaceDE/>
-        <w:autoSpaceDN/>
-        <w:spacing w:line="360" w:lineRule="auto"/>
-        <w:contextualSpacing/>
-        <w:jc w:val="center"/>
-        <w:rPr>
-          <w:sz w:val="28"/>
-          <w:szCs w:val="24"/>
-          <w:lang w:val="en-US" w:eastAsia="zh-CN"/>
-        </w:rPr>
-      </w:pPr>
-    </w:p>
-    <w:p>
-      <w:pPr>
-        <w:widowControl/>
-        <w:suppressAutoHyphens/>
-        <w:autoSpaceDE/>
-        <w:autoSpaceDN/>
-        <w:spacing w:line="360" w:lineRule="auto"/>
-        <w:contextualSpacing/>
-        <w:jc w:val="center"/>
-        <w:rPr>
-          <w:sz w:val="28"/>
-          <w:szCs w:val="24"/>
-          <w:lang w:val="en-US" w:eastAsia="zh-CN"/>
+          <w:lang w:eastAsia="zh-CN"/>
         </w:rPr>
       </w:pPr>
     </w:p>
@@ -2621,44 +2941,46 @@
         <w:rPr>
           <w:sz w:val="28"/>
           <w:szCs w:val="24"/>
-          <w:lang w:val="en-US" w:eastAsia="zh-CN"/>
-        </w:rPr>
-        <w:t>4</w:t>
-      </w:r>
-      <w:r>
-        <w:rPr>
-          <w:sz w:val="28"/>
-          <w:szCs w:val="24"/>
-          <w:lang w:eastAsia="zh-CN"/>
-        </w:rPr>
-        <w:t xml:space="preserve"> – Результат при </w:t>
-      </w:r>
-      <w:proofErr w:type="spellStart"/>
-      <w:r>
-        <w:rPr>
-          <w:sz w:val="28"/>
-          <w:szCs w:val="24"/>
-          <w:lang w:val="en-US" w:eastAsia="zh-CN"/>
-        </w:rPr>
-        <w:t>nuy</w:t>
-      </w:r>
-      <w:proofErr w:type="spellEnd"/>
-      <w:r>
-        <w:rPr>
-          <w:sz w:val="28"/>
-          <w:szCs w:val="24"/>
-          <w:lang w:val="en-US" w:eastAsia="zh-CN"/>
-        </w:rPr>
-        <w:t xml:space="preserve"> </w:t>
-      </w:r>
-      <w:r>
-        <w:rPr>
-          <w:sz w:val="28"/>
-          <w:szCs w:val="24"/>
-          <w:lang w:eastAsia="zh-CN"/>
-        </w:rPr>
-        <w:t>= 0.5.</w:t>
-      </w:r>
+          <w:lang w:eastAsia="zh-CN"/>
+        </w:rPr>
+        <w:t>5</w:t>
+      </w:r>
+      <w:r>
+        <w:rPr>
+          <w:sz w:val="28"/>
+          <w:szCs w:val="24"/>
+          <w:lang w:eastAsia="zh-CN"/>
+        </w:rPr>
+        <w:t xml:space="preserve"> – </w:t>
+      </w:r>
+      <w:r>
+        <w:rPr>
+          <w:sz w:val="28"/>
+          <w:szCs w:val="24"/>
+          <w:lang w:eastAsia="zh-CN"/>
+        </w:rPr>
+        <w:t xml:space="preserve">Результат при </w:t>
+      </w:r>
+      <m:oMath>
+        <m:r>
+          <w:rPr>
+            <w:rFonts w:ascii="Cambria Math" w:hAnsi="Cambria Math"/>
+            <w:sz w:val="28"/>
+            <w:szCs w:val="24"/>
+            <w:lang w:val="en-US" w:eastAsia="zh-CN"/>
+          </w:rPr>
+          <m:t>η=0,</m:t>
+        </m:r>
+        <m:r>
+          <w:rPr>
+            <w:rFonts w:ascii="Cambria Math" w:hAnsi="Cambria Math"/>
+            <w:sz w:val="28"/>
+            <w:szCs w:val="24"/>
+            <w:lang w:val="en-US" w:eastAsia="zh-CN"/>
+          </w:rPr>
+          <m:t>5</m:t>
+        </m:r>
+      </m:oMath>
     </w:p>
     <w:p>
       <w:pPr>
@@ -2750,6 +3072,59 @@
           <w:lang w:eastAsia="zh-CN"/>
         </w:rPr>
       </w:pPr>
+      <w:r>
+        <w:rPr>
+          <w:sz w:val="28"/>
+          <w:szCs w:val="24"/>
+          <w:lang w:eastAsia="zh-CN"/>
+        </w:rPr>
+        <w:t xml:space="preserve">Рисунок </w:t>
+      </w:r>
+      <w:r>
+        <w:rPr>
+          <w:sz w:val="28"/>
+          <w:szCs w:val="24"/>
+          <w:lang w:eastAsia="zh-CN"/>
+        </w:rPr>
+        <w:t>6</w:t>
+      </w:r>
+      <w:r>
+        <w:rPr>
+          <w:sz w:val="28"/>
+          <w:szCs w:val="24"/>
+          <w:lang w:eastAsia="zh-CN"/>
+        </w:rPr>
+        <w:t xml:space="preserve"> – График зависимости суммарной среднеквадратичной ошибки от числа эпох обучения при </w:t>
+      </w:r>
+      <m:oMath>
+        <m:r>
+          <w:rPr>
+            <w:rFonts w:ascii="Cambria Math" w:hAnsi="Cambria Math"/>
+            <w:sz w:val="28"/>
+            <w:szCs w:val="24"/>
+            <w:lang w:val="en-US" w:eastAsia="zh-CN"/>
+          </w:rPr>
+          <m:t>η</m:t>
+        </m:r>
+        <m:r>
+          <w:rPr>
+            <w:rFonts w:ascii="Cambria Math" w:hAnsi="Cambria Math"/>
+            <w:sz w:val="28"/>
+            <w:szCs w:val="24"/>
+            <w:lang w:eastAsia="zh-CN"/>
+          </w:rPr>
+          <m:t>=0,</m:t>
+        </m:r>
+        <m:r>
+          <w:rPr>
+            <w:rFonts w:ascii="Cambria Math" w:hAnsi="Cambria Math"/>
+            <w:sz w:val="28"/>
+            <w:szCs w:val="24"/>
+            <w:lang w:eastAsia="zh-CN"/>
+          </w:rPr>
+          <m:t>5</m:t>
+        </m:r>
+      </m:oMath>
     </w:p>
     <w:p>
       <w:pPr>
@@ -2791,7 +3166,6 @@
         <w:autoSpaceDN/>
         <w:spacing w:line="360" w:lineRule="auto"/>
         <w:contextualSpacing/>
-        <w:jc w:val="center"/>
         <w:rPr>
           <w:sz w:val="28"/>
           <w:szCs w:val="24"/>
@@ -2868,51 +3242,68 @@
         <w:rPr>
           <w:sz w:val="28"/>
           <w:szCs w:val="24"/>
+          <w:lang w:eastAsia="zh-CN"/>
+        </w:rPr>
+      </w:pPr>
+      <w:r>
+        <w:rPr>
+          <w:sz w:val="28"/>
+          <w:szCs w:val="24"/>
+          <w:lang w:eastAsia="zh-CN"/>
+        </w:rPr>
+        <w:t xml:space="preserve">Рисунок </w:t>
+      </w:r>
+      <w:r>
+        <w:rPr>
+          <w:sz w:val="28"/>
+          <w:szCs w:val="24"/>
+          <w:lang w:eastAsia="zh-CN"/>
+        </w:rPr>
+        <w:t>7</w:t>
+      </w:r>
+      <w:r>
+        <w:rPr>
+          <w:sz w:val="28"/>
+          <w:szCs w:val="24"/>
+          <w:lang w:eastAsia="zh-CN"/>
+        </w:rPr>
+        <w:t xml:space="preserve"> – Результат при </w:t>
+      </w:r>
+      <m:oMath>
+        <m:r>
+          <w:rPr>
+            <w:rFonts w:ascii="Cambria Math" w:hAnsi="Cambria Math"/>
+            <w:sz w:val="28"/>
+            <w:szCs w:val="24"/>
+            <w:lang w:val="en-US" w:eastAsia="zh-CN"/>
+          </w:rPr>
+          <m:t>η=</m:t>
+        </m:r>
+        <m:r>
+          <w:rPr>
+            <w:rFonts w:ascii="Cambria Math" w:hAnsi="Cambria Math"/>
+            <w:sz w:val="28"/>
+            <w:szCs w:val="24"/>
+            <w:lang w:val="en-US" w:eastAsia="zh-CN"/>
+          </w:rPr>
+          <m:t>1</m:t>
+        </m:r>
+      </m:oMath>
+    </w:p>
+    <w:p>
+      <w:pPr>
+        <w:widowControl/>
+        <w:suppressAutoHyphens/>
+        <w:autoSpaceDE/>
+        <w:autoSpaceDN/>
+        <w:spacing w:line="360" w:lineRule="auto"/>
+        <w:contextualSpacing/>
+        <w:rPr>
+          <w:sz w:val="28"/>
+          <w:szCs w:val="24"/>
           <w:lang w:val="en-US" w:eastAsia="zh-CN"/>
         </w:rPr>
       </w:pPr>
-      <w:r>
-        <w:rPr>
-          <w:sz w:val="28"/>
-          <w:szCs w:val="24"/>
-          <w:lang w:eastAsia="zh-CN"/>
-        </w:rPr>
-        <w:t xml:space="preserve">Рисунок </w:t>
-      </w:r>
-      <w:r>
-        <w:rPr>
-          <w:sz w:val="28"/>
-          <w:szCs w:val="24"/>
-          <w:lang w:val="en-US" w:eastAsia="zh-CN"/>
-        </w:rPr>
-        <w:t>5</w:t>
-      </w:r>
-      <w:r>
-        <w:rPr>
-          <w:sz w:val="28"/>
-          <w:szCs w:val="24"/>
-          <w:lang w:eastAsia="zh-CN"/>
-        </w:rPr>
-        <w:t xml:space="preserve"> – Результат при </w:t>
-      </w:r>
-      <w:proofErr w:type="spellStart"/>
-      <w:r>
-        <w:rPr>
-          <w:sz w:val="28"/>
-          <w:szCs w:val="24"/>
-          <w:lang w:val="en-US" w:eastAsia="zh-CN"/>
-        </w:rPr>
-        <w:t>nuy</w:t>
-      </w:r>
-      <w:proofErr w:type="spellEnd"/>
-      <w:r>
-        <w:rPr>
-          <w:sz w:val="28"/>
-          <w:szCs w:val="24"/>
-          <w:lang w:val="en-US" w:eastAsia="zh-CN"/>
-        </w:rPr>
-        <w:t xml:space="preserve"> = 1.</w:t>
-      </w:r>
     </w:p>
     <w:p>
       <w:pPr>
@@ -2929,65 +3320,17 @@
           <w:lang w:val="en-US" w:eastAsia="zh-CN"/>
         </w:rPr>
       </w:pPr>
-    </w:p>
-    <w:p>
-      <w:pPr>
-        <w:widowControl/>
-        <w:suppressAutoHyphens/>
-        <w:autoSpaceDE/>
-        <w:autoSpaceDN/>
-        <w:spacing w:line="360" w:lineRule="auto"/>
-        <w:contextualSpacing/>
-        <w:jc w:val="center"/>
-        <w:rPr>
+      <w:r>
+        <w:rPr>
+          <w:noProof/>
           <w:sz w:val="28"/>
           <w:szCs w:val="24"/>
           <w:lang w:val="en-US" w:eastAsia="zh-CN"/>
         </w:rPr>
-      </w:pPr>
-    </w:p>
-    <w:p>
-      <w:pPr>
-        <w:widowControl/>
-        <w:suppressAutoHyphens/>
-        <w:autoSpaceDE/>
-        <w:autoSpaceDN/>
-        <w:spacing w:line="360" w:lineRule="auto"/>
-        <w:contextualSpacing/>
-        <w:jc w:val="center"/>
-        <w:rPr>
-          <w:sz w:val="28"/>
-          <w:szCs w:val="24"/>
-          <w:lang w:val="en-US" w:eastAsia="zh-CN"/>
-        </w:rPr>
-      </w:pPr>
-    </w:p>
-    <w:p>
-      <w:pPr>
-        <w:widowControl/>
-        <w:suppressAutoHyphens/>
-        <w:autoSpaceDE/>
-        <w:autoSpaceDN/>
-        <w:spacing w:line="360" w:lineRule="auto"/>
-        <w:contextualSpacing/>
-        <w:jc w:val="center"/>
-        <w:rPr>
-          <w:sz w:val="28"/>
-          <w:szCs w:val="24"/>
-          <w:lang w:val="en-US" w:eastAsia="zh-CN"/>
-        </w:rPr>
-      </w:pPr>
-      <w:r>
-        <w:rPr>
-          <w:noProof/>
-          <w:sz w:val="28"/>
-          <w:szCs w:val="24"/>
-          <w:lang w:val="en-US" w:eastAsia="zh-CN"/>
-        </w:rPr>
         <w:drawing>
-          <wp:inline distT="0" distB="0" distL="0" distR="0" wp14:anchorId="56BA430D" wp14:editId="01F8D0C1">
-            <wp:extent cx="4318000" cy="3465062"/>
-            <wp:effectExtent l="0" t="0" r="6350" b="2540"/>
+          <wp:inline distT="0" distB="0" distL="0" distR="0" wp14:anchorId="56BA430D" wp14:editId="687BC7BE">
+            <wp:extent cx="4368800" cy="3505827"/>
+            <wp:effectExtent l="0" t="0" r="0" b="0"/>
             <wp:docPr id="23" name="Рисунок 23"/>
             <wp:cNvGraphicFramePr>
               <a:graphicFrameLocks xmlns:a="http://schemas.openxmlformats.org/drawingml/2006/main" noChangeAspect="1"/>
@@ -3008,7 +3351,7 @@
                   <pic:spPr>
                     <a:xfrm>
                       <a:off x="0" y="0"/>
-                      <a:ext cx="4320333" cy="3466934"/>
+                      <a:ext cx="4373410" cy="3509527"/>
                     </a:xfrm>
                     <a:prstGeom prst="rect">
                       <a:avLst/>
@@ -3033,9 +3376,104 @@
         <w:rPr>
           <w:sz w:val="28"/>
           <w:szCs w:val="24"/>
-          <w:lang w:val="en-US" w:eastAsia="zh-CN"/>
-        </w:rPr>
-      </w:pPr>
+          <w:lang w:eastAsia="zh-CN"/>
+        </w:rPr>
+      </w:pPr>
+      <w:r>
+        <w:rPr>
+          <w:sz w:val="28"/>
+          <w:szCs w:val="24"/>
+          <w:lang w:eastAsia="zh-CN"/>
+        </w:rPr>
+        <w:t xml:space="preserve">Рисунок </w:t>
+      </w:r>
+      <w:r>
+        <w:rPr>
+          <w:sz w:val="28"/>
+          <w:szCs w:val="24"/>
+          <w:lang w:eastAsia="zh-CN"/>
+        </w:rPr>
+        <w:t>8</w:t>
+      </w:r>
+      <w:r>
+        <w:rPr>
+          <w:sz w:val="28"/>
+          <w:szCs w:val="24"/>
+          <w:lang w:eastAsia="zh-CN"/>
+        </w:rPr>
+        <w:t xml:space="preserve"> – График зависимости суммарной среднеквадратичной ошибки от числа эпох обучения при </w:t>
+      </w:r>
+      <m:oMath>
+        <m:r>
+          <w:rPr>
+            <w:rFonts w:ascii="Cambria Math" w:hAnsi="Cambria Math"/>
+            <w:sz w:val="28"/>
+            <w:szCs w:val="24"/>
+            <w:lang w:val="en-US" w:eastAsia="zh-CN"/>
+          </w:rPr>
+          <m:t>η</m:t>
+        </m:r>
+        <m:r>
+          <w:rPr>
+            <w:rFonts w:ascii="Cambria Math" w:hAnsi="Cambria Math"/>
+            <w:sz w:val="28"/>
+            <w:szCs w:val="24"/>
+            <w:lang w:eastAsia="zh-CN"/>
+          </w:rPr>
+          <m:t>=</m:t>
+        </m:r>
+        <m:r>
+          <w:rPr>
+            <w:rFonts w:ascii="Cambria Math" w:hAnsi="Cambria Math"/>
+            <w:sz w:val="28"/>
+            <w:szCs w:val="24"/>
+            <w:lang w:eastAsia="zh-CN"/>
+          </w:rPr>
+          <m:t>1</m:t>
+        </m:r>
+      </m:oMath>
+    </w:p>
+    <w:p>
+      <w:pPr>
+        <w:widowControl/>
+        <w:suppressAutoHyphens/>
+        <w:autoSpaceDE/>
+        <w:autoSpaceDN/>
+        <w:spacing w:line="360" w:lineRule="auto"/>
+        <w:contextualSpacing/>
+        <w:jc w:val="both"/>
+        <w:rPr>
+          <w:sz w:val="28"/>
+          <w:szCs w:val="24"/>
+          <w:lang w:eastAsia="zh-CN"/>
+        </w:rPr>
+      </w:pPr>
+      <w:r>
+        <w:rPr>
+          <w:sz w:val="28"/>
+          <w:szCs w:val="24"/>
+          <w:lang w:eastAsia="zh-CN"/>
+        </w:rPr>
+        <w:tab/>
+        <w:t xml:space="preserve">Теперь обучим нейронную сеть с </w:t>
+      </w:r>
+      <w:r>
+        <w:rPr>
+          <w:sz w:val="28"/>
+          <w:szCs w:val="24"/>
+          <w:u w:val="single"/>
+          <w:lang w:eastAsia="zh-CN"/>
+        </w:rPr>
+        <w:t>нулевыми исходными весами</w:t>
+      </w:r>
+      <w:r>
+        <w:rPr>
+          <w:sz w:val="28"/>
+          <w:szCs w:val="24"/>
+          <w:lang w:eastAsia="zh-CN"/>
+        </w:rPr>
+        <w:t xml:space="preserve"> нейронов скрытого и выходного слоев (рис. 9). Норму обучения примем равной 0,3. График зависимости ошибки от числа эпох представлен на рисунке 10.</w:t>
+      </w:r>
     </w:p>
     <w:p>
       <w:pPr>
@@ -3052,64 +3490,16 @@
           <w:lang w:val="en-US" w:eastAsia="zh-CN"/>
         </w:rPr>
       </w:pPr>
-    </w:p>
-    <w:p>
-      <w:pPr>
-        <w:widowControl/>
-        <w:suppressAutoHyphens/>
-        <w:autoSpaceDE/>
-        <w:autoSpaceDN/>
-        <w:spacing w:line="360" w:lineRule="auto"/>
-        <w:contextualSpacing/>
-        <w:jc w:val="center"/>
-        <w:rPr>
-          <w:sz w:val="28"/>
-          <w:szCs w:val="24"/>
-          <w:lang w:val="en-US" w:eastAsia="zh-CN"/>
-        </w:rPr>
-      </w:pPr>
-    </w:p>
-    <w:p>
-      <w:pPr>
-        <w:widowControl/>
-        <w:suppressAutoHyphens/>
-        <w:autoSpaceDE/>
-        <w:autoSpaceDN/>
-        <w:spacing w:line="360" w:lineRule="auto"/>
-        <w:contextualSpacing/>
-        <w:jc w:val="center"/>
-        <w:rPr>
-          <w:sz w:val="28"/>
-          <w:szCs w:val="24"/>
-          <w:lang w:val="en-US" w:eastAsia="zh-CN"/>
-        </w:rPr>
-      </w:pPr>
-    </w:p>
-    <w:p>
-      <w:pPr>
-        <w:widowControl/>
-        <w:suppressAutoHyphens/>
-        <w:autoSpaceDE/>
-        <w:autoSpaceDN/>
-        <w:spacing w:line="360" w:lineRule="auto"/>
-        <w:contextualSpacing/>
-        <w:jc w:val="center"/>
-        <w:rPr>
-          <w:sz w:val="28"/>
-          <w:szCs w:val="24"/>
-          <w:lang w:val="en-US" w:eastAsia="zh-CN"/>
-        </w:rPr>
-      </w:pPr>
       <w:r>
         <w:rPr>
           <w:noProof/>
         </w:rPr>
         <w:lastRenderedPageBreak/>
         <w:drawing>
-          <wp:inline distT="0" distB="0" distL="0" distR="0" wp14:anchorId="37BBFB7B" wp14:editId="7FC01079">
-            <wp:extent cx="5942330" cy="3444875"/>
-            <wp:effectExtent l="0" t="0" r="1270" b="3175"/>
-            <wp:docPr id="17" name="Рисунок 17"/>
+          <wp:inline distT="0" distB="0" distL="0" distR="0" wp14:anchorId="58021A85" wp14:editId="36B62AEC">
+            <wp:extent cx="6045200" cy="3517430"/>
+            <wp:effectExtent l="0" t="0" r="0" b="6985"/>
+            <wp:docPr id="27" name="Рисунок 27"/>
             <wp:cNvGraphicFramePr>
               <a:graphicFrameLocks xmlns:a="http://schemas.openxmlformats.org/drawingml/2006/main" noChangeAspect="1"/>
             </wp:cNvGraphicFramePr>
@@ -3129,7 +3519,7 @@
                   <pic:spPr>
                     <a:xfrm>
                       <a:off x="0" y="0"/>
-                      <a:ext cx="5942330" cy="3444875"/>
+                      <a:ext cx="6046565" cy="3518224"/>
                     </a:xfrm>
                     <a:prstGeom prst="rect">
                       <a:avLst/>
@@ -3171,34 +3561,93 @@
           <w:szCs w:val="24"/>
           <w:lang w:eastAsia="zh-CN"/>
         </w:rPr>
-        <w:t>6</w:t>
-      </w:r>
-      <w:r>
-        <w:rPr>
-          <w:sz w:val="28"/>
-          <w:szCs w:val="24"/>
-          <w:lang w:eastAsia="zh-CN"/>
-        </w:rPr>
-        <w:t xml:space="preserve"> – Результат </w:t>
-      </w:r>
-      <w:proofErr w:type="gramStart"/>
-      <w:r>
-        <w:rPr>
-          <w:sz w:val="28"/>
-          <w:szCs w:val="24"/>
-          <w:lang w:eastAsia="zh-CN"/>
-        </w:rPr>
-        <w:t>при нулевых изначальных весов</w:t>
-      </w:r>
-      <w:proofErr w:type="gramEnd"/>
-      <w:r>
-        <w:rPr>
-          <w:sz w:val="28"/>
-          <w:szCs w:val="24"/>
-          <w:lang w:eastAsia="zh-CN"/>
-        </w:rPr>
-        <w:t>.</w:t>
-      </w:r>
+        <w:t>9</w:t>
+      </w:r>
+      <w:r>
+        <w:rPr>
+          <w:sz w:val="28"/>
+          <w:szCs w:val="24"/>
+          <w:lang w:eastAsia="zh-CN"/>
+        </w:rPr>
+        <w:t xml:space="preserve"> – Результат</w:t>
+      </w:r>
+      <w:r>
+        <w:rPr>
+          <w:sz w:val="28"/>
+          <w:szCs w:val="24"/>
+          <w:lang w:eastAsia="zh-CN"/>
+        </w:rPr>
+        <w:t xml:space="preserve"> </w:t>
+      </w:r>
+      <w:r>
+        <w:rPr>
+          <w:sz w:val="28"/>
+          <w:szCs w:val="24"/>
+          <w:lang w:eastAsia="zh-CN"/>
+        </w:rPr>
+        <w:t xml:space="preserve">при нулевых </w:t>
+      </w:r>
+      <w:r>
+        <w:rPr>
+          <w:sz w:val="28"/>
+          <w:szCs w:val="24"/>
+          <w:lang w:eastAsia="zh-CN"/>
+        </w:rPr>
+        <w:t xml:space="preserve">исходных </w:t>
+      </w:r>
+      <w:r>
+        <w:rPr>
+          <w:sz w:val="28"/>
+          <w:szCs w:val="24"/>
+          <w:lang w:eastAsia="zh-CN"/>
+        </w:rPr>
+        <w:t>вес</w:t>
+      </w:r>
+      <w:r>
+        <w:rPr>
+          <w:sz w:val="28"/>
+          <w:szCs w:val="24"/>
+          <w:lang w:eastAsia="zh-CN"/>
+        </w:rPr>
+        <w:t>ах</w:t>
+      </w:r>
+      <w:r>
+        <w:rPr>
+          <w:sz w:val="28"/>
+          <w:szCs w:val="24"/>
+          <w:lang w:eastAsia="zh-CN"/>
+        </w:rPr>
+        <w:t xml:space="preserve">, </w:t>
+      </w:r>
+      <m:oMath>
+        <m:r>
+          <w:rPr>
+            <w:rFonts w:ascii="Cambria Math" w:hAnsi="Cambria Math"/>
+            <w:sz w:val="28"/>
+            <w:szCs w:val="24"/>
+            <w:lang w:eastAsia="zh-CN"/>
+          </w:rPr>
+          <m:t>η=</m:t>
+        </m:r>
+        <m:r>
+          <w:rPr>
+            <w:rFonts w:ascii="Cambria Math" w:hAnsi="Cambria Math"/>
+            <w:sz w:val="28"/>
+            <w:szCs w:val="24"/>
+            <w:lang w:eastAsia="zh-CN"/>
+          </w:rPr>
+          <m:t>0,</m:t>
+        </m:r>
+        <m:r>
+          <w:rPr>
+            <w:rFonts w:ascii="Cambria Math" w:hAnsi="Cambria Math"/>
+            <w:sz w:val="28"/>
+            <w:szCs w:val="24"/>
+            <w:lang w:eastAsia="zh-CN"/>
+          </w:rPr>
+          <m:t>3</m:t>
+        </m:r>
+      </m:oMath>
     </w:p>
     <w:p>
       <w:pPr>
@@ -3214,16 +3663,15 @@
       </w:pPr>
       <w:r>
         <w:rPr>
-          <w:noProof/>
           <w:sz w:val="28"/>
           <w:szCs w:val="24"/>
           <w:lang w:eastAsia="zh-CN"/>
         </w:rPr>
         <w:drawing>
-          <wp:inline distT="0" distB="0" distL="0" distR="0" wp14:anchorId="75CD1482" wp14:editId="12CE2369">
-            <wp:extent cx="4292080" cy="3361266"/>
+          <wp:inline distT="0" distB="0" distL="0" distR="0" wp14:anchorId="1D87A937" wp14:editId="69BEBF5D">
+            <wp:extent cx="4326467" cy="3417608"/>
             <wp:effectExtent l="0" t="0" r="0" b="0"/>
-            <wp:docPr id="22" name="Рисунок 22"/>
+            <wp:docPr id="28" name="Рисунок 28"/>
             <wp:cNvGraphicFramePr>
               <a:graphicFrameLocks xmlns:a="http://schemas.openxmlformats.org/drawingml/2006/main" noChangeAspect="1"/>
             </wp:cNvGraphicFramePr>
@@ -3243,7 +3691,7 @@
                   <pic:spPr>
                     <a:xfrm>
                       <a:off x="0" y="0"/>
-                      <a:ext cx="4308618" cy="3374218"/>
+                      <a:ext cx="4331624" cy="3421682"/>
                     </a:xfrm>
                     <a:prstGeom prst="rect">
                       <a:avLst/>
@@ -3259,6 +3707,118 @@
     <w:p>
       <w:pPr>
         <w:widowControl/>
+        <w:autoSpaceDE/>
+        <w:autoSpaceDN/>
+        <w:jc w:val="center"/>
+        <w:rPr>
+          <w:sz w:val="28"/>
+          <w:szCs w:val="24"/>
+          <w:lang w:eastAsia="zh-CN"/>
+        </w:rPr>
+      </w:pPr>
+      <w:r>
+        <w:rPr>
+          <w:sz w:val="28"/>
+          <w:szCs w:val="24"/>
+          <w:lang w:eastAsia="zh-CN"/>
+        </w:rPr>
+        <w:t xml:space="preserve">Рисунок </w:t>
+      </w:r>
+      <w:r>
+        <w:rPr>
+          <w:sz w:val="28"/>
+          <w:szCs w:val="24"/>
+          <w:lang w:eastAsia="zh-CN"/>
+        </w:rPr>
+        <w:t>10</w:t>
+      </w:r>
+      <w:r>
+        <w:rPr>
+          <w:sz w:val="28"/>
+          <w:szCs w:val="24"/>
+          <w:lang w:eastAsia="zh-CN"/>
+        </w:rPr>
+        <w:t xml:space="preserve"> – График зависимости суммарной среднеквадратичной ошибки от числа эпох обучения при</w:t>
+      </w:r>
+      <w:r>
+        <w:rPr>
+          <w:sz w:val="28"/>
+          <w:szCs w:val="24"/>
+          <w:lang w:eastAsia="zh-CN"/>
+        </w:rPr>
+        <w:t xml:space="preserve"> </w:t>
+      </w:r>
+      <w:r>
+        <w:rPr>
+          <w:sz w:val="28"/>
+          <w:szCs w:val="24"/>
+          <w:lang w:eastAsia="zh-CN"/>
+        </w:rPr>
+        <w:t>нулевых исходных весах,</w:t>
+      </w:r>
+      <w:r>
+        <w:rPr>
+          <w:sz w:val="28"/>
+          <w:szCs w:val="24"/>
+          <w:lang w:eastAsia="zh-CN"/>
+        </w:rPr>
+        <w:t xml:space="preserve"> </w:t>
+      </w:r>
+      <m:oMath>
+        <m:r>
+          <w:rPr>
+            <w:rFonts w:ascii="Cambria Math" w:hAnsi="Cambria Math"/>
+            <w:sz w:val="28"/>
+            <w:szCs w:val="24"/>
+            <w:lang w:val="en-US" w:eastAsia="zh-CN"/>
+          </w:rPr>
+          <m:t>η</m:t>
+        </m:r>
+        <m:r>
+          <w:rPr>
+            <w:rFonts w:ascii="Cambria Math" w:hAnsi="Cambria Math"/>
+            <w:sz w:val="28"/>
+            <w:szCs w:val="24"/>
+            <w:lang w:eastAsia="zh-CN"/>
+          </w:rPr>
+          <m:t>=</m:t>
+        </m:r>
+        <m:r>
+          <w:rPr>
+            <w:rFonts w:ascii="Cambria Math" w:hAnsi="Cambria Math"/>
+            <w:sz w:val="28"/>
+            <w:szCs w:val="24"/>
+            <w:lang w:eastAsia="zh-CN"/>
+          </w:rPr>
+          <m:t>0,</m:t>
+        </m:r>
+        <m:r>
+          <w:rPr>
+            <w:rFonts w:ascii="Cambria Math" w:hAnsi="Cambria Math"/>
+            <w:sz w:val="28"/>
+            <w:szCs w:val="24"/>
+            <w:lang w:eastAsia="zh-CN"/>
+          </w:rPr>
+          <m:t>3</m:t>
+        </m:r>
+      </m:oMath>
+    </w:p>
+    <w:p>
+      <w:pPr>
+        <w:widowControl/>
+        <w:autoSpaceDE/>
+        <w:autoSpaceDN/>
+        <w:jc w:val="center"/>
+        <w:rPr>
+          <w:sz w:val="28"/>
+          <w:szCs w:val="24"/>
+          <w:lang w:eastAsia="zh-CN"/>
+        </w:rPr>
+      </w:pPr>
+    </w:p>
+    <w:p>
+      <w:pPr>
+        <w:widowControl/>
         <w:suppressAutoHyphens/>
         <w:autoSpaceDE/>
         <w:autoSpaceDN/>
@@ -3271,16 +3831,231 @@
           <w:lang w:eastAsia="zh-CN"/>
         </w:rPr>
       </w:pPr>
+    </w:p>
+    <w:p>
+      <w:pPr>
+        <w:widowControl/>
+        <w:suppressAutoHyphens/>
+        <w:autoSpaceDE/>
+        <w:autoSpaceDN/>
+        <w:spacing w:line="360" w:lineRule="auto"/>
+        <w:ind w:firstLine="720"/>
+        <w:contextualSpacing/>
+        <w:jc w:val="both"/>
+        <w:rPr>
+          <w:sz w:val="28"/>
+          <w:szCs w:val="24"/>
+          <w:lang w:eastAsia="zh-CN"/>
+        </w:rPr>
+      </w:pPr>
+      <w:r>
+        <w:rPr>
+          <w:sz w:val="28"/>
+          <w:szCs w:val="24"/>
+          <w:lang w:eastAsia="zh-CN"/>
+        </w:rPr>
+        <w:t>Аналогично проведем</w:t>
+      </w:r>
+      <w:r>
+        <w:rPr>
+          <w:sz w:val="28"/>
+          <w:szCs w:val="24"/>
+          <w:lang w:eastAsia="zh-CN"/>
+        </w:rPr>
+        <w:t xml:space="preserve"> обуч</w:t>
+      </w:r>
+      <w:r>
+        <w:rPr>
+          <w:sz w:val="28"/>
+          <w:szCs w:val="24"/>
+          <w:lang w:eastAsia="zh-CN"/>
+        </w:rPr>
+        <w:t>ение</w:t>
+      </w:r>
+      <w:r>
+        <w:rPr>
+          <w:sz w:val="28"/>
+          <w:szCs w:val="24"/>
+          <w:lang w:eastAsia="zh-CN"/>
+        </w:rPr>
+        <w:t xml:space="preserve"> </w:t>
+      </w:r>
+      <w:r>
+        <w:rPr>
+          <w:sz w:val="28"/>
+          <w:szCs w:val="24"/>
+          <w:lang w:eastAsia="zh-CN"/>
+        </w:rPr>
+        <w:t>МНС</w:t>
+      </w:r>
+      <w:r>
+        <w:rPr>
+          <w:sz w:val="28"/>
+          <w:szCs w:val="24"/>
+          <w:lang w:eastAsia="zh-CN"/>
+        </w:rPr>
+        <w:t xml:space="preserve"> с</w:t>
+      </w:r>
+      <w:r>
+        <w:rPr>
+          <w:sz w:val="28"/>
+          <w:szCs w:val="24"/>
+          <w:lang w:eastAsia="zh-CN"/>
+        </w:rPr>
+        <w:t xml:space="preserve">о </w:t>
+      </w:r>
+      <w:r>
+        <w:rPr>
+          <w:sz w:val="28"/>
+          <w:szCs w:val="24"/>
+          <w:u w:val="single"/>
+          <w:lang w:eastAsia="zh-CN"/>
+        </w:rPr>
+        <w:t>случайными</w:t>
+      </w:r>
+      <w:r>
+        <w:rPr>
+          <w:sz w:val="28"/>
+          <w:szCs w:val="24"/>
+          <w:lang w:eastAsia="zh-CN"/>
+        </w:rPr>
+        <w:t xml:space="preserve"> (</w:t>
+      </w:r>
+      <w:r>
+        <w:rPr>
+          <w:sz w:val="28"/>
+          <w:szCs w:val="24"/>
+          <w:lang w:val="en-US" w:eastAsia="zh-CN"/>
+        </w:rPr>
+        <w:t>random</w:t>
+      </w:r>
+      <w:r>
+        <w:rPr>
+          <w:sz w:val="28"/>
+          <w:szCs w:val="24"/>
+          <w:lang w:eastAsia="zh-CN"/>
+        </w:rPr>
+        <w:t xml:space="preserve">) </w:t>
+      </w:r>
+      <w:r>
+        <w:rPr>
+          <w:sz w:val="28"/>
+          <w:szCs w:val="24"/>
+          <w:u w:val="single"/>
+          <w:lang w:eastAsia="zh-CN"/>
+        </w:rPr>
+        <w:t>исходными весами</w:t>
+      </w:r>
+      <w:r>
+        <w:rPr>
+          <w:sz w:val="28"/>
+          <w:szCs w:val="24"/>
+          <w:lang w:eastAsia="zh-CN"/>
+        </w:rPr>
+        <w:t xml:space="preserve"> нейронов скрытого и выходного слоев (рис. </w:t>
+      </w:r>
+      <w:r>
+        <w:rPr>
+          <w:sz w:val="28"/>
+          <w:szCs w:val="24"/>
+          <w:lang w:eastAsia="zh-CN"/>
+        </w:rPr>
+        <w:t>11</w:t>
+      </w:r>
+      <w:r>
+        <w:rPr>
+          <w:sz w:val="28"/>
+          <w:szCs w:val="24"/>
+          <w:lang w:eastAsia="zh-CN"/>
+        </w:rPr>
+        <w:t xml:space="preserve">). Норму </w:t>
+      </w:r>
+      <w:r>
+        <w:rPr>
+          <w:sz w:val="28"/>
+          <w:szCs w:val="24"/>
+          <w:lang w:eastAsia="zh-CN"/>
+        </w:rPr>
+        <w:lastRenderedPageBreak/>
+        <w:t>обучения примем</w:t>
+      </w:r>
+      <w:r>
+        <w:rPr>
+          <w:sz w:val="28"/>
+          <w:szCs w:val="24"/>
+          <w:lang w:eastAsia="zh-CN"/>
+        </w:rPr>
+        <w:t xml:space="preserve"> </w:t>
+      </w:r>
+      <w:r>
+        <w:rPr>
+          <w:sz w:val="28"/>
+          <w:szCs w:val="24"/>
+          <w:lang w:eastAsia="zh-CN"/>
+        </w:rPr>
+        <w:t xml:space="preserve">также </w:t>
+      </w:r>
+      <w:r>
+        <w:rPr>
+          <w:sz w:val="28"/>
+          <w:szCs w:val="24"/>
+          <w:lang w:eastAsia="zh-CN"/>
+        </w:rPr>
+        <w:t>равной 0,3. График зависимости ошибки от числа эпох представлен на рисунке 1</w:t>
+      </w:r>
+      <w:r>
+        <w:rPr>
+          <w:sz w:val="28"/>
+          <w:szCs w:val="24"/>
+          <w:lang w:eastAsia="zh-CN"/>
+        </w:rPr>
+        <w:t>2</w:t>
+      </w:r>
+      <w:r>
+        <w:rPr>
+          <w:sz w:val="28"/>
+          <w:szCs w:val="24"/>
+          <w:lang w:eastAsia="zh-CN"/>
+        </w:rPr>
+        <w:t>.</w:t>
+      </w:r>
+    </w:p>
+    <w:p>
+      <w:pPr>
+        <w:widowControl/>
+        <w:suppressAutoHyphens/>
+        <w:autoSpaceDE/>
+        <w:autoSpaceDN/>
+        <w:spacing w:line="360" w:lineRule="auto"/>
+        <w:contextualSpacing/>
+        <w:rPr>
+          <w:sz w:val="28"/>
+          <w:szCs w:val="24"/>
+          <w:lang w:eastAsia="zh-CN"/>
+        </w:rPr>
+      </w:pPr>
+    </w:p>
+    <w:p>
+      <w:pPr>
+        <w:widowControl/>
+        <w:suppressAutoHyphens/>
+        <w:autoSpaceDE/>
+        <w:autoSpaceDN/>
+        <w:rPr>
+          <w:sz w:val="24"/>
+          <w:szCs w:val="24"/>
+          <w:lang w:eastAsia="zh-CN"/>
+        </w:rPr>
+      </w:pPr>
       <w:r>
         <w:rPr>
           <w:noProof/>
         </w:rPr>
-        <w:lastRenderedPageBreak/>
         <w:drawing>
-          <wp:inline distT="0" distB="0" distL="0" distR="0" wp14:anchorId="4033947D" wp14:editId="3CC806AA">
-            <wp:extent cx="5942330" cy="3407410"/>
-            <wp:effectExtent l="0" t="0" r="1270" b="2540"/>
-            <wp:docPr id="18" name="Рисунок 18"/>
+          <wp:inline distT="0" distB="0" distL="0" distR="0" wp14:anchorId="40BAD6FB" wp14:editId="33D24A98">
+            <wp:extent cx="5942330" cy="3408680"/>
+            <wp:effectExtent l="0" t="0" r="1270" b="1270"/>
+            <wp:docPr id="29" name="Рисунок 29"/>
             <wp:cNvGraphicFramePr>
               <a:graphicFrameLocks xmlns:a="http://schemas.openxmlformats.org/drawingml/2006/main" noChangeAspect="1"/>
             </wp:cNvGraphicFramePr>
@@ -3300,7 +4075,7 @@
                   <pic:spPr>
                     <a:xfrm>
                       <a:off x="0" y="0"/>
-                      <a:ext cx="5942330" cy="3407410"/>
+                      <a:ext cx="5942330" cy="3408680"/>
                     </a:xfrm>
                     <a:prstGeom prst="rect">
                       <a:avLst/>
@@ -3319,39 +4094,12 @@
         <w:suppressAutoHyphens/>
         <w:autoSpaceDE/>
         <w:autoSpaceDN/>
-        <w:spacing w:line="360" w:lineRule="auto"/>
-        <w:contextualSpacing/>
-        <w:jc w:val="center"/>
-        <w:rPr>
-          <w:sz w:val="28"/>
-          <w:szCs w:val="24"/>
-          <w:lang w:eastAsia="zh-CN"/>
-        </w:rPr>
-      </w:pPr>
-      <w:r>
-        <w:rPr>
-          <w:sz w:val="28"/>
-          <w:szCs w:val="24"/>
-          <w:lang w:eastAsia="zh-CN"/>
-        </w:rPr>
-        <w:t xml:space="preserve">Рисунок </w:t>
-      </w:r>
-      <w:r>
-        <w:rPr>
-          <w:sz w:val="28"/>
-          <w:szCs w:val="24"/>
-          <w:lang w:eastAsia="zh-CN"/>
-        </w:rPr>
-        <w:t>7</w:t>
-      </w:r>
-      <w:r>
-        <w:rPr>
-          <w:sz w:val="28"/>
-          <w:szCs w:val="24"/>
-          <w:lang w:eastAsia="zh-CN"/>
-        </w:rPr>
-        <w:t xml:space="preserve"> – Результат при изначальных весах = 0.1.</w:t>
-      </w:r>
+        <w:rPr>
+          <w:sz w:val="24"/>
+          <w:szCs w:val="24"/>
+          <w:lang w:eastAsia="zh-CN"/>
+        </w:rPr>
+      </w:pPr>
     </w:p>
     <w:p>
       <w:pPr>
@@ -3359,8 +4107,6 @@
         <w:suppressAutoHyphens/>
         <w:autoSpaceDE/>
         <w:autoSpaceDN/>
-        <w:spacing w:line="360" w:lineRule="auto"/>
-        <w:contextualSpacing/>
         <w:jc w:val="center"/>
         <w:rPr>
           <w:sz w:val="28"/>
@@ -3368,6 +4114,57 @@
           <w:lang w:eastAsia="zh-CN"/>
         </w:rPr>
       </w:pPr>
+      <w:r>
+        <w:rPr>
+          <w:sz w:val="28"/>
+          <w:szCs w:val="24"/>
+          <w:lang w:eastAsia="zh-CN"/>
+        </w:rPr>
+        <w:t xml:space="preserve">Рисунок </w:t>
+      </w:r>
+      <w:r>
+        <w:rPr>
+          <w:sz w:val="28"/>
+          <w:szCs w:val="24"/>
+          <w:lang w:eastAsia="zh-CN"/>
+        </w:rPr>
+        <w:t>11</w:t>
+      </w:r>
+      <w:r>
+        <w:rPr>
+          <w:sz w:val="28"/>
+          <w:szCs w:val="24"/>
+          <w:lang w:eastAsia="zh-CN"/>
+        </w:rPr>
+        <w:t xml:space="preserve"> – Результат при </w:t>
+      </w:r>
+      <w:r>
+        <w:rPr>
+          <w:sz w:val="28"/>
+          <w:szCs w:val="24"/>
+          <w:lang w:eastAsia="zh-CN"/>
+        </w:rPr>
+        <w:t>случайных</w:t>
+      </w:r>
+      <w:r>
+        <w:rPr>
+          <w:sz w:val="28"/>
+          <w:szCs w:val="24"/>
+          <w:lang w:eastAsia="zh-CN"/>
+        </w:rPr>
+        <w:t xml:space="preserve"> исходных весах, </w:t>
+      </w:r>
+      <m:oMath>
+        <m:r>
+          <w:rPr>
+            <w:rFonts w:ascii="Cambria Math" w:hAnsi="Cambria Math"/>
+            <w:sz w:val="28"/>
+            <w:szCs w:val="24"/>
+            <w:lang w:eastAsia="zh-CN"/>
+          </w:rPr>
+          <m:t>η=0,3</m:t>
+        </m:r>
+      </m:oMath>
     </w:p>
     <w:p>
       <w:pPr>
@@ -3375,8 +4172,6 @@
         <w:suppressAutoHyphens/>
         <w:autoSpaceDE/>
         <w:autoSpaceDN/>
-        <w:spacing w:line="360" w:lineRule="auto"/>
-        <w:contextualSpacing/>
         <w:jc w:val="center"/>
         <w:rPr>
           <w:sz w:val="28"/>
@@ -3391,8 +4186,6 @@
         <w:suppressAutoHyphens/>
         <w:autoSpaceDE/>
         <w:autoSpaceDN/>
-        <w:spacing w:line="360" w:lineRule="auto"/>
-        <w:contextualSpacing/>
         <w:jc w:val="center"/>
         <w:rPr>
           <w:sz w:val="28"/>
@@ -3400,18 +4193,31 @@
           <w:lang w:eastAsia="zh-CN"/>
         </w:rPr>
       </w:pPr>
-      <w:r>
-        <w:rPr>
-          <w:noProof/>
+    </w:p>
+    <w:p>
+      <w:pPr>
+        <w:widowControl/>
+        <w:suppressAutoHyphens/>
+        <w:autoSpaceDE/>
+        <w:autoSpaceDN/>
+        <w:jc w:val="center"/>
+        <w:rPr>
+          <w:sz w:val="28"/>
+          <w:szCs w:val="24"/>
+          <w:lang w:eastAsia="zh-CN"/>
+        </w:rPr>
+      </w:pPr>
+      <w:r>
+        <w:rPr>
           <w:sz w:val="28"/>
           <w:szCs w:val="24"/>
           <w:lang w:eastAsia="zh-CN"/>
         </w:rPr>
         <w:drawing>
-          <wp:inline distT="0" distB="0" distL="0" distR="0" wp14:anchorId="2886003F" wp14:editId="2E5F05D5">
-            <wp:extent cx="4108287" cy="3217333"/>
-            <wp:effectExtent l="0" t="0" r="6985" b="2540"/>
-            <wp:docPr id="21" name="Рисунок 21"/>
+          <wp:inline distT="0" distB="0" distL="0" distR="0" wp14:anchorId="5A78AB1A" wp14:editId="34370EC6">
+            <wp:extent cx="4240742" cy="3403065"/>
+            <wp:effectExtent l="0" t="0" r="7620" b="6985"/>
+            <wp:docPr id="30" name="Рисунок 30"/>
             <wp:cNvGraphicFramePr>
               <a:graphicFrameLocks xmlns:a="http://schemas.openxmlformats.org/drawingml/2006/main" noChangeAspect="1"/>
             </wp:cNvGraphicFramePr>
@@ -3431,7 +4237,7 @@
                   <pic:spPr>
                     <a:xfrm>
                       <a:off x="0" y="0"/>
-                      <a:ext cx="4111924" cy="3220181"/>
+                      <a:ext cx="4243614" cy="3405370"/>
                     </a:xfrm>
                     <a:prstGeom prst="rect">
                       <a:avLst/>
@@ -3450,8 +4256,6 @@
         <w:suppressAutoHyphens/>
         <w:autoSpaceDE/>
         <w:autoSpaceDN/>
-        <w:spacing w:line="360" w:lineRule="auto"/>
-        <w:contextualSpacing/>
         <w:jc w:val="center"/>
         <w:rPr>
           <w:sz w:val="28"/>
@@ -3459,6 +4263,66 @@
           <w:lang w:eastAsia="zh-CN"/>
         </w:rPr>
       </w:pPr>
+      <w:r>
+        <w:rPr>
+          <w:sz w:val="28"/>
+          <w:szCs w:val="24"/>
+          <w:lang w:eastAsia="zh-CN"/>
+        </w:rPr>
+        <w:t>Рисунок 1</w:t>
+      </w:r>
+      <w:r>
+        <w:rPr>
+          <w:sz w:val="28"/>
+          <w:szCs w:val="24"/>
+          <w:lang w:eastAsia="zh-CN"/>
+        </w:rPr>
+        <w:t>2</w:t>
+      </w:r>
+      <w:r>
+        <w:rPr>
+          <w:sz w:val="28"/>
+          <w:szCs w:val="24"/>
+          <w:lang w:eastAsia="zh-CN"/>
+        </w:rPr>
+        <w:t xml:space="preserve"> – График зависимости суммарной среднеквадратичной ошибки от числа эпох обучения при </w:t>
+      </w:r>
+      <w:r>
+        <w:rPr>
+          <w:sz w:val="28"/>
+          <w:szCs w:val="24"/>
+          <w:lang w:eastAsia="zh-CN"/>
+        </w:rPr>
+        <w:t>случайных</w:t>
+      </w:r>
+      <w:r>
+        <w:rPr>
+          <w:sz w:val="28"/>
+          <w:szCs w:val="24"/>
+          <w:lang w:eastAsia="zh-CN"/>
+        </w:rPr>
+        <w:t xml:space="preserve"> исходных весах, </w:t>
+      </w:r>
+      <m:oMath>
+        <m:r>
+          <w:rPr>
+            <w:rFonts w:ascii="Cambria Math" w:hAnsi="Cambria Math"/>
+            <w:sz w:val="28"/>
+            <w:szCs w:val="24"/>
+            <w:lang w:val="en-US" w:eastAsia="zh-CN"/>
+          </w:rPr>
+          <m:t>η</m:t>
+        </m:r>
+        <m:r>
+          <w:rPr>
+            <w:rFonts w:ascii="Cambria Math" w:hAnsi="Cambria Math"/>
+            <w:sz w:val="28"/>
+            <w:szCs w:val="24"/>
+            <w:lang w:eastAsia="zh-CN"/>
+          </w:rPr>
+          <m:t>=0,3</m:t>
+        </m:r>
+      </m:oMath>
     </w:p>
     <w:p>
       <w:pPr>
@@ -3466,254 +4330,6 @@
         <w:suppressAutoHyphens/>
         <w:autoSpaceDE/>
         <w:autoSpaceDN/>
-        <w:spacing w:line="360" w:lineRule="auto"/>
-        <w:contextualSpacing/>
-        <w:jc w:val="center"/>
-        <w:rPr>
-          <w:sz w:val="28"/>
-          <w:szCs w:val="24"/>
-          <w:lang w:eastAsia="zh-CN"/>
-        </w:rPr>
-      </w:pPr>
-    </w:p>
-    <w:p>
-      <w:pPr>
-        <w:widowControl/>
-        <w:suppressAutoHyphens/>
-        <w:autoSpaceDE/>
-        <w:autoSpaceDN/>
-        <w:spacing w:line="360" w:lineRule="auto"/>
-        <w:contextualSpacing/>
-        <w:jc w:val="center"/>
-        <w:rPr>
-          <w:sz w:val="28"/>
-          <w:szCs w:val="24"/>
-          <w:lang w:eastAsia="zh-CN"/>
-        </w:rPr>
-      </w:pPr>
-    </w:p>
-    <w:p>
-      <w:pPr>
-        <w:widowControl/>
-        <w:suppressAutoHyphens/>
-        <w:autoSpaceDE/>
-        <w:autoSpaceDN/>
-        <w:spacing w:line="360" w:lineRule="auto"/>
-        <w:contextualSpacing/>
-        <w:jc w:val="center"/>
-        <w:rPr>
-          <w:sz w:val="28"/>
-          <w:szCs w:val="24"/>
-          <w:lang w:eastAsia="zh-CN"/>
-        </w:rPr>
-      </w:pPr>
-    </w:p>
-    <w:p>
-      <w:pPr>
-        <w:widowControl/>
-        <w:suppressAutoHyphens/>
-        <w:autoSpaceDE/>
-        <w:autoSpaceDN/>
-        <w:spacing w:line="360" w:lineRule="auto"/>
-        <w:contextualSpacing/>
-        <w:rPr>
-          <w:sz w:val="28"/>
-          <w:szCs w:val="24"/>
-          <w:lang w:eastAsia="zh-CN"/>
-        </w:rPr>
-      </w:pPr>
-    </w:p>
-    <w:p>
-      <w:pPr>
-        <w:widowControl/>
-        <w:suppressAutoHyphens/>
-        <w:autoSpaceDE/>
-        <w:autoSpaceDN/>
-        <w:spacing w:line="360" w:lineRule="auto"/>
-        <w:contextualSpacing/>
-        <w:jc w:val="center"/>
-        <w:rPr>
-          <w:sz w:val="28"/>
-          <w:szCs w:val="24"/>
-          <w:lang w:eastAsia="zh-CN"/>
-        </w:rPr>
-      </w:pPr>
-    </w:p>
-    <w:p>
-      <w:pPr>
-        <w:widowControl/>
-        <w:suppressAutoHyphens/>
-        <w:autoSpaceDE/>
-        <w:autoSpaceDN/>
-        <w:spacing w:line="360" w:lineRule="auto"/>
-        <w:contextualSpacing/>
-        <w:jc w:val="center"/>
-        <w:rPr>
-          <w:sz w:val="28"/>
-          <w:szCs w:val="24"/>
-          <w:lang w:eastAsia="zh-CN"/>
-        </w:rPr>
-      </w:pPr>
-      <w:r>
-        <w:rPr>
-          <w:noProof/>
-        </w:rPr>
-        <w:drawing>
-          <wp:inline distT="0" distB="0" distL="0" distR="0" wp14:anchorId="41F01CA2" wp14:editId="1F32D963">
-            <wp:extent cx="5942330" cy="2634615"/>
-            <wp:effectExtent l="0" t="0" r="1270" b="0"/>
-            <wp:docPr id="19" name="Рисунок 19"/>
-            <wp:cNvGraphicFramePr>
-              <a:graphicFrameLocks xmlns:a="http://schemas.openxmlformats.org/drawingml/2006/main" noChangeAspect="1"/>
-            </wp:cNvGraphicFramePr>
-            <a:graphic xmlns:a="http://schemas.openxmlformats.org/drawingml/2006/main">
-              <a:graphicData uri="http://schemas.openxmlformats.org/drawingml/2006/picture">
-                <pic:pic xmlns:pic="http://schemas.openxmlformats.org/drawingml/2006/picture">
-                  <pic:nvPicPr>
-                    <pic:cNvPr id="1" name=""/>
-                    <pic:cNvPicPr/>
-                  </pic:nvPicPr>
-                  <pic:blipFill>
-                    <a:blip r:embed="rId20"/>
-                    <a:stretch>
-                      <a:fillRect/>
-                    </a:stretch>
-                  </pic:blipFill>
-                  <pic:spPr>
-                    <a:xfrm>
-                      <a:off x="0" y="0"/>
-                      <a:ext cx="5942330" cy="2634615"/>
-                    </a:xfrm>
-                    <a:prstGeom prst="rect">
-                      <a:avLst/>
-                    </a:prstGeom>
-                  </pic:spPr>
-                </pic:pic>
-              </a:graphicData>
-            </a:graphic>
-          </wp:inline>
-        </w:drawing>
-      </w:r>
-    </w:p>
-    <w:p>
-      <w:pPr>
-        <w:widowControl/>
-        <w:suppressAutoHyphens/>
-        <w:autoSpaceDE/>
-        <w:autoSpaceDN/>
-        <w:spacing w:line="360" w:lineRule="auto"/>
-        <w:contextualSpacing/>
-        <w:jc w:val="center"/>
-        <w:rPr>
-          <w:sz w:val="28"/>
-          <w:szCs w:val="24"/>
-          <w:lang w:eastAsia="zh-CN"/>
-        </w:rPr>
-      </w:pPr>
-      <w:r>
-        <w:rPr>
-          <w:sz w:val="28"/>
-          <w:szCs w:val="24"/>
-          <w:lang w:eastAsia="zh-CN"/>
-        </w:rPr>
-        <w:t xml:space="preserve">Рисунок </w:t>
-      </w:r>
-      <w:r>
-        <w:rPr>
-          <w:sz w:val="28"/>
-          <w:szCs w:val="24"/>
-          <w:lang w:eastAsia="zh-CN"/>
-        </w:rPr>
-        <w:t>8</w:t>
-      </w:r>
-      <w:r>
-        <w:rPr>
-          <w:sz w:val="28"/>
-          <w:szCs w:val="24"/>
-          <w:lang w:eastAsia="zh-CN"/>
-        </w:rPr>
-        <w:t xml:space="preserve"> – Результат при изначальных весах = 0.9.</w:t>
-      </w:r>
-    </w:p>
-    <w:p>
-      <w:pPr>
-        <w:widowControl/>
-        <w:suppressAutoHyphens/>
-        <w:autoSpaceDE/>
-        <w:autoSpaceDN/>
-        <w:spacing w:line="360" w:lineRule="auto"/>
-        <w:contextualSpacing/>
-        <w:jc w:val="center"/>
-        <w:rPr>
-          <w:sz w:val="28"/>
-          <w:szCs w:val="24"/>
-          <w:lang w:eastAsia="zh-CN"/>
-        </w:rPr>
-      </w:pPr>
-      <w:r>
-        <w:rPr>
-          <w:noProof/>
-          <w:sz w:val="28"/>
-          <w:szCs w:val="24"/>
-          <w:lang w:eastAsia="zh-CN"/>
-        </w:rPr>
-        <w:drawing>
-          <wp:inline distT="0" distB="0" distL="0" distR="0" wp14:anchorId="6533E969" wp14:editId="5D3DA0A8">
-            <wp:extent cx="4267200" cy="3388440"/>
-            <wp:effectExtent l="0" t="0" r="0" b="2540"/>
-            <wp:docPr id="20" name="Рисунок 20"/>
-            <wp:cNvGraphicFramePr>
-              <a:graphicFrameLocks xmlns:a="http://schemas.openxmlformats.org/drawingml/2006/main" noChangeAspect="1"/>
-            </wp:cNvGraphicFramePr>
-            <a:graphic xmlns:a="http://schemas.openxmlformats.org/drawingml/2006/main">
-              <a:graphicData uri="http://schemas.openxmlformats.org/drawingml/2006/picture">
-                <pic:pic xmlns:pic="http://schemas.openxmlformats.org/drawingml/2006/picture">
-                  <pic:nvPicPr>
-                    <pic:cNvPr id="1" name=""/>
-                    <pic:cNvPicPr/>
-                  </pic:nvPicPr>
-                  <pic:blipFill>
-                    <a:blip r:embed="rId21"/>
-                    <a:stretch>
-                      <a:fillRect/>
-                    </a:stretch>
-                  </pic:blipFill>
-                  <pic:spPr>
-                    <a:xfrm>
-                      <a:off x="0" y="0"/>
-                      <a:ext cx="4267200" cy="3388440"/>
-                    </a:xfrm>
-                    <a:prstGeom prst="rect">
-                      <a:avLst/>
-                    </a:prstGeom>
-                  </pic:spPr>
-                </pic:pic>
-              </a:graphicData>
-            </a:graphic>
-          </wp:inline>
-        </w:drawing>
-      </w:r>
-    </w:p>
-    <w:p>
-      <w:pPr>
-        <w:widowControl/>
-        <w:suppressAutoHyphens/>
-        <w:autoSpaceDE/>
-        <w:autoSpaceDN/>
-        <w:rPr>
-          <w:sz w:val="24"/>
-          <w:szCs w:val="24"/>
-          <w:lang w:eastAsia="zh-CN"/>
-        </w:rPr>
-      </w:pPr>
-    </w:p>
-    <w:p>
-      <w:pPr>
-        <w:widowControl/>
-        <w:suppressAutoHyphens/>
-        <w:autoSpaceDE/>
-        <w:autoSpaceDN/>
-        <w:jc w:val="center"/>
         <w:rPr>
           <w:sz w:val="28"/>
           <w:szCs w:val="24"/>
@@ -3750,6 +4366,7 @@
         <w:jc w:val="both"/>
         <w:rPr>
           <w:rFonts w:eastAsia="Calibri"/>
+          <w:b/>
           <w:color w:val="000000"/>
           <w:sz w:val="28"/>
           <w:szCs w:val="24"/>
@@ -3765,6 +4382,7 @@
           <w:szCs w:val="24"/>
           <w:lang w:eastAsia="ru-RU"/>
         </w:rPr>
+        <w:lastRenderedPageBreak/>
         <w:tab/>
       </w:r>
       <w:r>
@@ -3774,7 +4392,6 @@
           <w:color w:val="000000"/>
           <w:sz w:val="28"/>
           <w:szCs w:val="24"/>
-          <w:highlight w:val="yellow"/>
           <w:lang w:eastAsia="ru-RU"/>
         </w:rPr>
         <w:t>Вывод</w:t>
@@ -3786,120 +4403,9 @@
           <w:color w:val="000000"/>
           <w:sz w:val="28"/>
           <w:szCs w:val="24"/>
-          <w:highlight w:val="yellow"/>
           <w:lang w:eastAsia="ru-RU"/>
         </w:rPr>
         <w:tab/>
-      </w:r>
-      <w:r>
-        <w:rPr>
-          <w:rFonts w:eastAsia="Calibri"/>
-          <w:color w:val="000000"/>
-          <w:sz w:val="28"/>
-          <w:szCs w:val="24"/>
-          <w:highlight w:val="yellow"/>
-          <w:lang w:eastAsia="ru-RU"/>
-        </w:rPr>
-        <w:t xml:space="preserve">В результате исследований, выявлено что при </w:t>
-      </w:r>
-      <w:r>
-        <w:rPr>
-          <w:rFonts w:eastAsia="Calibri"/>
-          <w:color w:val="000000"/>
-          <w:sz w:val="28"/>
-          <w:szCs w:val="24"/>
-          <w:highlight w:val="yellow"/>
-          <w:lang w:eastAsia="ru-RU"/>
-        </w:rPr>
-        <w:t xml:space="preserve">постепенном увеличении нормы обучения число эпох, </w:t>
-      </w:r>
-      <w:r>
-        <w:rPr>
-          <w:rFonts w:eastAsia="Calibri"/>
-          <w:color w:val="000000"/>
-          <w:sz w:val="28"/>
-          <w:szCs w:val="24"/>
-          <w:highlight w:val="yellow"/>
-          <w:lang w:eastAsia="ru-RU"/>
-        </w:rPr>
-        <w:t xml:space="preserve">которое </w:t>
-      </w:r>
-      <w:r>
-        <w:rPr>
-          <w:rFonts w:eastAsia="Calibri"/>
-          <w:color w:val="000000"/>
-          <w:sz w:val="28"/>
-          <w:szCs w:val="24"/>
-          <w:highlight w:val="yellow"/>
-          <w:lang w:eastAsia="ru-RU"/>
-        </w:rPr>
-        <w:t xml:space="preserve">требуется для обучения </w:t>
-      </w:r>
-      <w:r>
-        <w:rPr>
-          <w:rFonts w:eastAsia="Calibri"/>
-          <w:color w:val="000000"/>
-          <w:sz w:val="28"/>
-          <w:szCs w:val="24"/>
-          <w:highlight w:val="yellow"/>
-          <w:lang w:eastAsia="ru-RU"/>
-        </w:rPr>
-        <w:t>М</w:t>
-      </w:r>
-      <w:r>
-        <w:rPr>
-          <w:rFonts w:eastAsia="Calibri"/>
-          <w:color w:val="000000"/>
-          <w:sz w:val="28"/>
-          <w:szCs w:val="24"/>
-          <w:highlight w:val="yellow"/>
-          <w:lang w:eastAsia="ru-RU"/>
-        </w:rPr>
-        <w:t>НС</w:t>
-      </w:r>
-      <w:r>
-        <w:rPr>
-          <w:rFonts w:eastAsia="Calibri"/>
-          <w:color w:val="000000"/>
-          <w:sz w:val="28"/>
-          <w:szCs w:val="24"/>
-          <w:highlight w:val="yellow"/>
-          <w:lang w:eastAsia="ru-RU"/>
-        </w:rPr>
-        <w:t>, сокращается.</w:t>
-      </w:r>
-      <w:r>
-        <w:rPr>
-          <w:rFonts w:eastAsia="Calibri"/>
-          <w:color w:val="000000"/>
-          <w:sz w:val="28"/>
-          <w:szCs w:val="24"/>
-          <w:highlight w:val="yellow"/>
-          <w:lang w:eastAsia="ru-RU"/>
-        </w:rPr>
-        <w:t xml:space="preserve"> Также для улучшения результата можно задавать исходные весовые коэффициенты разными числами (</w:t>
-      </w:r>
-      <w:r>
-        <w:rPr>
-          <w:rFonts w:eastAsia="Calibri"/>
-          <w:color w:val="000000"/>
-          <w:sz w:val="28"/>
-          <w:szCs w:val="24"/>
-          <w:highlight w:val="yellow"/>
-          <w:lang w:val="en-US" w:eastAsia="ru-RU"/>
-        </w:rPr>
-        <w:t>random</w:t>
-      </w:r>
-      <w:r>
-        <w:rPr>
-          <w:rFonts w:eastAsia="Calibri"/>
-          <w:color w:val="000000"/>
-          <w:sz w:val="28"/>
-          <w:szCs w:val="24"/>
-          <w:highlight w:val="yellow"/>
-          <w:lang w:eastAsia="ru-RU"/>
-        </w:rPr>
-        <w:t>).</w:t>
       </w:r>
     </w:p>
     <w:p>
@@ -3930,2112 +4436,429 @@
         <w:contextualSpacing/>
         <w:jc w:val="both"/>
         <w:rPr>
-          <w:sz w:val="28"/>
-          <w:szCs w:val="24"/>
-          <w:lang w:eastAsia="zh-CN"/>
-        </w:rPr>
-      </w:pPr>
-      <w:r>
-        <w:rPr>
-          <w:sz w:val="24"/>
-          <w:szCs w:val="24"/>
-          <w:lang w:eastAsia="zh-CN"/>
+          <w:rFonts w:eastAsia="Calibri"/>
+          <w:color w:val="000000"/>
+          <w:sz w:val="28"/>
+          <w:szCs w:val="24"/>
+          <w:lang w:eastAsia="ru-RU"/>
+        </w:rPr>
+      </w:pPr>
+      <w:r>
+        <w:rPr>
+          <w:rFonts w:eastAsia="Calibri"/>
+          <w:color w:val="000000"/>
+          <w:sz w:val="28"/>
+          <w:szCs w:val="24"/>
+          <w:lang w:eastAsia="ru-RU"/>
         </w:rPr>
         <w:tab/>
+      </w:r>
+      <w:r>
+        <w:rPr>
+          <w:rFonts w:eastAsia="Calibri"/>
+          <w:color w:val="000000"/>
+          <w:sz w:val="28"/>
+          <w:szCs w:val="24"/>
+          <w:lang w:eastAsia="ru-RU"/>
+        </w:rPr>
+        <w:t xml:space="preserve">В </w:t>
+      </w:r>
+      <w:r>
+        <w:rPr>
+          <w:rFonts w:eastAsia="Calibri"/>
+          <w:color w:val="000000"/>
+          <w:sz w:val="28"/>
+          <w:szCs w:val="24"/>
+          <w:lang w:eastAsia="ru-RU"/>
+        </w:rPr>
+        <w:t xml:space="preserve">ходе выполнения лабораторной работы было </w:t>
+      </w:r>
+      <w:proofErr w:type="gramStart"/>
+      <w:r>
+        <w:rPr>
+          <w:rFonts w:eastAsia="Calibri"/>
+          <w:color w:val="000000"/>
+          <w:sz w:val="28"/>
+          <w:szCs w:val="24"/>
+          <w:lang w:eastAsia="ru-RU"/>
+        </w:rPr>
+        <w:t>и</w:t>
+      </w:r>
+      <w:r>
+        <w:rPr>
+          <w:rFonts w:eastAsia="Calibri"/>
+          <w:color w:val="000000"/>
+          <w:sz w:val="28"/>
+          <w:szCs w:val="24"/>
+          <w:lang w:eastAsia="ru-RU"/>
+        </w:rPr>
+        <w:t>сследова</w:t>
+      </w:r>
+      <w:r>
+        <w:rPr>
+          <w:rFonts w:eastAsia="Calibri"/>
+          <w:color w:val="000000"/>
+          <w:sz w:val="28"/>
+          <w:szCs w:val="24"/>
+          <w:lang w:eastAsia="ru-RU"/>
+        </w:rPr>
+        <w:t xml:space="preserve">но </w:t>
+      </w:r>
+      <w:r>
+        <w:rPr>
+          <w:rFonts w:eastAsia="Calibri"/>
+          <w:color w:val="000000"/>
+          <w:sz w:val="28"/>
+          <w:szCs w:val="24"/>
+          <w:lang w:eastAsia="ru-RU"/>
+        </w:rPr>
+        <w:t xml:space="preserve"> функционирование</w:t>
+      </w:r>
+      <w:proofErr w:type="gramEnd"/>
+      <w:r>
+        <w:rPr>
+          <w:rFonts w:eastAsia="Calibri"/>
+          <w:color w:val="000000"/>
+          <w:sz w:val="28"/>
+          <w:szCs w:val="24"/>
+          <w:lang w:eastAsia="ru-RU"/>
+        </w:rPr>
+        <w:t xml:space="preserve"> </w:t>
+      </w:r>
+      <w:r>
+        <w:rPr>
+          <w:rFonts w:eastAsia="Calibri"/>
+          <w:color w:val="000000"/>
+          <w:sz w:val="28"/>
+          <w:szCs w:val="24"/>
+          <w:lang w:eastAsia="ru-RU"/>
+        </w:rPr>
+        <w:t>многослойной нейронной сети (МНС) прямого распространени</w:t>
+      </w:r>
+      <w:r>
+        <w:rPr>
+          <w:rFonts w:eastAsia="Calibri"/>
+          <w:color w:val="000000"/>
+          <w:sz w:val="28"/>
+          <w:szCs w:val="24"/>
+          <w:lang w:eastAsia="ru-RU"/>
+        </w:rPr>
+        <w:t>я. В</w:t>
+      </w:r>
+      <w:r>
+        <w:rPr>
+          <w:rFonts w:eastAsia="Calibri"/>
+          <w:color w:val="000000"/>
+          <w:sz w:val="28"/>
+          <w:szCs w:val="24"/>
+          <w:lang w:eastAsia="ru-RU"/>
+        </w:rPr>
+        <w:t>ыявлено</w:t>
+      </w:r>
+      <w:r>
+        <w:rPr>
+          <w:rFonts w:eastAsia="Calibri"/>
+          <w:color w:val="000000"/>
+          <w:sz w:val="28"/>
+          <w:szCs w:val="24"/>
+          <w:lang w:eastAsia="ru-RU"/>
+        </w:rPr>
+        <w:t>,</w:t>
+      </w:r>
+      <w:r>
+        <w:rPr>
+          <w:rFonts w:eastAsia="Calibri"/>
+          <w:color w:val="000000"/>
+          <w:sz w:val="28"/>
+          <w:szCs w:val="24"/>
+          <w:lang w:eastAsia="ru-RU"/>
+        </w:rPr>
+        <w:t xml:space="preserve"> что при </w:t>
+      </w:r>
+      <w:r>
+        <w:rPr>
+          <w:rFonts w:eastAsia="Calibri"/>
+          <w:color w:val="000000"/>
+          <w:sz w:val="28"/>
+          <w:szCs w:val="24"/>
+          <w:lang w:eastAsia="ru-RU"/>
+        </w:rPr>
+        <w:t>постепенном увеличении нормы обучения</w:t>
+      </w:r>
+      <w:r>
+        <w:rPr>
+          <w:rFonts w:eastAsia="Calibri"/>
+          <w:color w:val="000000"/>
+          <w:sz w:val="28"/>
+          <w:szCs w:val="24"/>
+          <w:lang w:eastAsia="ru-RU"/>
+        </w:rPr>
+        <w:t xml:space="preserve"> </w:t>
+      </w:r>
+      <m:oMath>
+        <m:r>
+          <w:rPr>
+            <w:rFonts w:ascii="Cambria Math" w:eastAsia="Calibri" w:hAnsi="Cambria Math"/>
+            <w:color w:val="000000"/>
+            <w:sz w:val="28"/>
+            <w:szCs w:val="24"/>
+            <w:lang w:eastAsia="ru-RU"/>
+          </w:rPr>
+          <m:t>η</m:t>
+        </m:r>
+      </m:oMath>
+      <w:r>
+        <w:rPr>
+          <w:rFonts w:eastAsia="Calibri"/>
+          <w:color w:val="000000"/>
+          <w:sz w:val="28"/>
+          <w:szCs w:val="24"/>
+          <w:lang w:eastAsia="ru-RU"/>
+        </w:rPr>
+        <w:t xml:space="preserve"> число эпох, </w:t>
+      </w:r>
+      <w:r>
+        <w:rPr>
+          <w:rFonts w:eastAsia="Calibri"/>
+          <w:color w:val="000000"/>
+          <w:sz w:val="28"/>
+          <w:szCs w:val="24"/>
+          <w:lang w:eastAsia="ru-RU"/>
+        </w:rPr>
+        <w:t xml:space="preserve">которое </w:t>
+      </w:r>
+      <w:r>
+        <w:rPr>
+          <w:rFonts w:eastAsia="Calibri"/>
+          <w:color w:val="000000"/>
+          <w:sz w:val="28"/>
+          <w:szCs w:val="24"/>
+          <w:lang w:eastAsia="ru-RU"/>
+        </w:rPr>
+        <w:t xml:space="preserve">требуется для обучения </w:t>
+      </w:r>
+      <w:r>
+        <w:rPr>
+          <w:rFonts w:eastAsia="Calibri"/>
+          <w:color w:val="000000"/>
+          <w:sz w:val="28"/>
+          <w:szCs w:val="24"/>
+          <w:lang w:eastAsia="ru-RU"/>
+        </w:rPr>
+        <w:t>М</w:t>
+      </w:r>
+      <w:r>
+        <w:rPr>
+          <w:rFonts w:eastAsia="Calibri"/>
+          <w:color w:val="000000"/>
+          <w:sz w:val="28"/>
+          <w:szCs w:val="24"/>
+          <w:lang w:eastAsia="ru-RU"/>
+        </w:rPr>
+        <w:t>НС</w:t>
+      </w:r>
+      <w:r>
+        <w:rPr>
+          <w:rFonts w:eastAsia="Calibri"/>
+          <w:color w:val="000000"/>
+          <w:sz w:val="28"/>
+          <w:szCs w:val="24"/>
+          <w:lang w:eastAsia="ru-RU"/>
+        </w:rPr>
+        <w:t>, сокращается.</w:t>
+      </w:r>
+      <w:r>
+        <w:rPr>
+          <w:rFonts w:eastAsia="Calibri"/>
+          <w:color w:val="000000"/>
+          <w:sz w:val="28"/>
+          <w:szCs w:val="24"/>
+          <w:lang w:eastAsia="ru-RU"/>
+        </w:rPr>
+        <w:t xml:space="preserve"> Также для улучшения результата можно задавать исходные весовые коэффициенты </w:t>
+      </w:r>
+      <w:r>
+        <w:rPr>
+          <w:rFonts w:eastAsia="Calibri"/>
+          <w:color w:val="000000"/>
+          <w:sz w:val="28"/>
+          <w:szCs w:val="24"/>
+          <w:lang w:eastAsia="ru-RU"/>
+        </w:rPr>
+        <w:t>случайными</w:t>
+      </w:r>
+      <w:r>
+        <w:rPr>
+          <w:rFonts w:eastAsia="Calibri"/>
+          <w:color w:val="000000"/>
+          <w:sz w:val="28"/>
+          <w:szCs w:val="24"/>
+          <w:lang w:eastAsia="ru-RU"/>
+        </w:rPr>
+        <w:t xml:space="preserve"> числами (</w:t>
+      </w:r>
+      <w:r>
+        <w:rPr>
+          <w:rFonts w:eastAsia="Calibri"/>
+          <w:color w:val="000000"/>
+          <w:sz w:val="28"/>
+          <w:szCs w:val="24"/>
+          <w:lang w:val="en-US" w:eastAsia="ru-RU"/>
+        </w:rPr>
+        <w:t>random</w:t>
+      </w:r>
+      <w:r>
+        <w:rPr>
+          <w:rFonts w:eastAsia="Calibri"/>
+          <w:color w:val="000000"/>
+          <w:sz w:val="28"/>
+          <w:szCs w:val="24"/>
+          <w:lang w:eastAsia="ru-RU"/>
+        </w:rPr>
+        <w:t>)</w:t>
+      </w:r>
+      <w:r>
+        <w:rPr>
+          <w:rFonts w:eastAsia="Calibri"/>
+          <w:color w:val="000000"/>
+          <w:sz w:val="28"/>
+          <w:szCs w:val="24"/>
+          <w:lang w:eastAsia="ru-RU"/>
+        </w:rPr>
+        <w:t xml:space="preserve">, что в рамках данного исследования </w:t>
+      </w:r>
+      <w:r>
+        <w:rPr>
+          <w:rFonts w:eastAsia="Calibri"/>
+          <w:color w:val="000000"/>
+          <w:sz w:val="28"/>
+          <w:szCs w:val="24"/>
+          <w:lang w:eastAsia="ru-RU"/>
+        </w:rPr>
+        <w:t>привело к снижению числа эпох обучения</w:t>
+      </w:r>
+      <w:r>
+        <w:rPr>
+          <w:rFonts w:eastAsia="Calibri"/>
+          <w:color w:val="000000"/>
+          <w:sz w:val="28"/>
+          <w:szCs w:val="24"/>
+          <w:lang w:eastAsia="ru-RU"/>
+        </w:rPr>
+        <w:t xml:space="preserve"> с 77 (при весовых коэффициентах, равных 0,5 каждый) до 55. Используя нулевые исходные веса, результат </w:t>
+      </w:r>
+      <w:r>
+        <w:rPr>
+          <w:rFonts w:eastAsia="Calibri"/>
+          <w:color w:val="000000"/>
+          <w:sz w:val="28"/>
+          <w:szCs w:val="24"/>
+          <w:lang w:eastAsia="ru-RU"/>
+        </w:rPr>
+        <w:t>ухудшается</w:t>
+      </w:r>
+      <w:r>
+        <w:rPr>
+          <w:rFonts w:eastAsia="Calibri"/>
+          <w:color w:val="000000"/>
+          <w:sz w:val="28"/>
+          <w:szCs w:val="24"/>
+          <w:lang w:eastAsia="ru-RU"/>
+        </w:rPr>
+        <w:t xml:space="preserve">, т.к. достижение предельного значения ошибки </w:t>
+      </w:r>
+      <w:r>
+        <w:rPr>
+          <w:rFonts w:eastAsia="Calibri"/>
+          <w:color w:val="000000"/>
+          <w:sz w:val="28"/>
+          <w:szCs w:val="24"/>
+          <w:lang w:eastAsia="ru-RU"/>
+        </w:rPr>
+        <w:t>реализуется</w:t>
+      </w:r>
+      <w:r>
+        <w:rPr>
+          <w:rFonts w:eastAsia="Calibri"/>
+          <w:color w:val="000000"/>
+          <w:sz w:val="28"/>
+          <w:szCs w:val="24"/>
+          <w:lang w:eastAsia="ru-RU"/>
+        </w:rPr>
+        <w:t xml:space="preserve"> при изменении единственного весового коэффициента</w:t>
+      </w:r>
+      <w:r>
+        <w:rPr>
+          <w:rFonts w:eastAsia="Calibri"/>
+          <w:color w:val="000000"/>
+          <w:sz w:val="28"/>
+          <w:szCs w:val="24"/>
+          <w:lang w:eastAsia="ru-RU"/>
+        </w:rPr>
+        <w:t xml:space="preserve"> между скрытым и выходным слоем</w:t>
+      </w:r>
+      <w:r>
+        <w:rPr>
+          <w:rFonts w:eastAsia="Calibri"/>
+          <w:color w:val="000000"/>
+          <w:sz w:val="28"/>
+          <w:szCs w:val="24"/>
+          <w:lang w:eastAsia="ru-RU"/>
+        </w:rPr>
+        <w:t>.</w:t>
       </w:r>
     </w:p>
     <w:p>
       <w:pPr>
-        <w:pStyle w:val="1"/>
-        <w:spacing w:before="0" w:line="360" w:lineRule="auto"/>
-        <w:ind w:left="0" w:firstLine="720"/>
-        <w:rPr>
-          <w:color w:val="231F20"/>
-          <w:spacing w:val="-2"/>
+        <w:widowControl/>
+        <w:shd w:val="clear" w:color="auto" w:fill="FFFFFF"/>
+        <w:tabs>
+          <w:tab w:val="left" w:pos="916"/>
+          <w:tab w:val="left" w:pos="1832"/>
+          <w:tab w:val="left" w:pos="2748"/>
+          <w:tab w:val="left" w:pos="3664"/>
+          <w:tab w:val="left" w:pos="4580"/>
+          <w:tab w:val="left" w:pos="5496"/>
+          <w:tab w:val="left" w:pos="6412"/>
+          <w:tab w:val="left" w:pos="7328"/>
+          <w:tab w:val="left" w:pos="8244"/>
+          <w:tab w:val="left" w:pos="9160"/>
+          <w:tab w:val="left" w:pos="10076"/>
+          <w:tab w:val="left" w:pos="10992"/>
+          <w:tab w:val="left" w:pos="11908"/>
+          <w:tab w:val="left" w:pos="12824"/>
+          <w:tab w:val="left" w:pos="13740"/>
+          <w:tab w:val="left" w:pos="14656"/>
+        </w:tabs>
+        <w:autoSpaceDE/>
+        <w:autoSpaceDN/>
+        <w:spacing w:after="240" w:line="360" w:lineRule="auto"/>
+        <w:contextualSpacing/>
+        <w:jc w:val="both"/>
+        <w:rPr>
+          <w:sz w:val="28"/>
+          <w:szCs w:val="24"/>
+          <w:lang w:eastAsia="zh-CN"/>
         </w:rPr>
         <w:sectPr>
-          <w:footerReference w:type="default" r:id="rId22"/>
+          <w:footerReference w:type="default" r:id="rId20"/>
           <w:pgSz w:w="11910" w:h="16840"/>
           <w:pgMar w:top="1134" w:right="851" w:bottom="1134" w:left="1701" w:header="0" w:footer="970" w:gutter="0"/>
           <w:cols w:space="720"/>
         </w:sectPr>
       </w:pPr>
+      <w:r>
+        <w:rPr>
+          <w:sz w:val="24"/>
+          <w:szCs w:val="24"/>
+          <w:lang w:eastAsia="zh-CN"/>
+        </w:rPr>
+        <w:tab/>
+      </w:r>
     </w:p>
     <w:p>
       <w:pPr>
         <w:spacing w:before="1"/>
-        <w:ind w:left="221"/>
-        <w:jc w:val="center"/>
-        <w:rPr>
-          <w:b/>
-          <w:bCs/>
-          <w:color w:val="231F20"/>
-          <w:spacing w:val="-2"/>
-          <w:sz w:val="32"/>
-          <w:szCs w:val="32"/>
-        </w:rPr>
-      </w:pPr>
-      <w:r>
-        <w:rPr>
-          <w:b/>
-          <w:bCs/>
-          <w:color w:val="231F20"/>
-          <w:spacing w:val="-2"/>
-          <w:sz w:val="32"/>
-          <w:szCs w:val="32"/>
-        </w:rPr>
-        <w:lastRenderedPageBreak/>
-        <w:t>Контрольные вопросы</w:t>
-      </w:r>
-    </w:p>
-    <w:p>
-      <w:pPr>
-        <w:spacing w:before="1"/>
-        <w:jc w:val="both"/>
-        <w:rPr>
-          <w:b/>
-          <w:bCs/>
-          <w:color w:val="231F20"/>
-          <w:spacing w:val="-2"/>
-          <w:sz w:val="28"/>
-          <w:szCs w:val="28"/>
-        </w:rPr>
-      </w:pPr>
-    </w:p>
-    <w:p>
-      <w:pPr>
-        <w:spacing w:before="1"/>
-        <w:jc w:val="both"/>
-        <w:rPr>
-          <w:b/>
-          <w:bCs/>
-          <w:color w:val="231F20"/>
-          <w:spacing w:val="-2"/>
-          <w:sz w:val="28"/>
-          <w:szCs w:val="28"/>
-        </w:rPr>
-      </w:pPr>
-      <w:r>
-        <w:rPr>
-          <w:noProof/>
-        </w:rPr>
-        <w:drawing>
-          <wp:inline distT="0" distB="0" distL="0" distR="0" wp14:anchorId="25F827B8" wp14:editId="3FE84068">
-            <wp:extent cx="6229350" cy="744855"/>
-            <wp:effectExtent l="0" t="0" r="0" b="0"/>
-            <wp:docPr id="3" name="Рисунок 3"/>
-            <wp:cNvGraphicFramePr>
-              <a:graphicFrameLocks xmlns:a="http://schemas.openxmlformats.org/drawingml/2006/main" noChangeAspect="1"/>
-            </wp:cNvGraphicFramePr>
-            <a:graphic xmlns:a="http://schemas.openxmlformats.org/drawingml/2006/main">
-              <a:graphicData uri="http://schemas.openxmlformats.org/drawingml/2006/picture">
-                <pic:pic xmlns:pic="http://schemas.openxmlformats.org/drawingml/2006/picture">
-                  <pic:nvPicPr>
-                    <pic:cNvPr id="1" name=""/>
-                    <pic:cNvPicPr/>
-                  </pic:nvPicPr>
-                  <pic:blipFill>
-                    <a:blip r:embed="rId23"/>
-                    <a:stretch>
-                      <a:fillRect/>
-                    </a:stretch>
-                  </pic:blipFill>
-                  <pic:spPr>
-                    <a:xfrm>
-                      <a:off x="0" y="0"/>
-                      <a:ext cx="6229350" cy="744855"/>
-                    </a:xfrm>
-                    <a:prstGeom prst="rect">
-                      <a:avLst/>
-                    </a:prstGeom>
-                  </pic:spPr>
-                </pic:pic>
-              </a:graphicData>
-            </a:graphic>
-          </wp:inline>
-        </w:drawing>
-      </w:r>
-    </w:p>
-    <w:p>
-      <w:pPr>
-        <w:spacing w:before="1"/>
-        <w:jc w:val="both"/>
-        <w:rPr>
-          <w:b/>
-          <w:bCs/>
-          <w:color w:val="231F20"/>
-          <w:spacing w:val="-2"/>
-          <w:sz w:val="28"/>
-          <w:szCs w:val="28"/>
-        </w:rPr>
-      </w:pPr>
-    </w:p>
-    <w:p>
-      <w:pPr>
-        <w:spacing w:before="1"/>
-        <w:jc w:val="both"/>
-        <w:rPr>
-          <w:color w:val="231F20"/>
-          <w:spacing w:val="-2"/>
-          <w:sz w:val="28"/>
-          <w:szCs w:val="28"/>
-        </w:rPr>
-      </w:pPr>
-      <w:r>
-        <w:rPr>
-          <w:color w:val="231F20"/>
-          <w:spacing w:val="-2"/>
-          <w:sz w:val="28"/>
-          <w:szCs w:val="28"/>
-        </w:rPr>
-        <w:t>Многослойная нейронная сеть (МНС) — это искусственная нейронная сеть, состоящая из нескольких слоёв нейронов:</w:t>
-      </w:r>
-    </w:p>
-    <w:p>
-      <w:pPr>
-        <w:numPr>
-          <w:ilvl w:val="0"/>
-          <w:numId w:val="10"/>
-        </w:numPr>
-        <w:spacing w:before="1"/>
-        <w:jc w:val="both"/>
-        <w:rPr>
-          <w:color w:val="231F20"/>
-          <w:spacing w:val="-2"/>
-          <w:sz w:val="28"/>
-          <w:szCs w:val="28"/>
-        </w:rPr>
-      </w:pPr>
-      <w:r>
-        <w:rPr>
-          <w:b/>
-          <w:bCs/>
-          <w:color w:val="231F20"/>
-          <w:spacing w:val="-2"/>
-          <w:sz w:val="28"/>
-          <w:szCs w:val="28"/>
-        </w:rPr>
-        <w:t>Входной слой</w:t>
-      </w:r>
-      <w:r>
-        <w:rPr>
-          <w:color w:val="231F20"/>
-          <w:spacing w:val="-2"/>
-          <w:sz w:val="28"/>
-          <w:szCs w:val="28"/>
-        </w:rPr>
-        <w:t xml:space="preserve"> (не содержит вычислительных элементов, только передаёт входные данные).</w:t>
-      </w:r>
-    </w:p>
-    <w:p>
-      <w:pPr>
-        <w:numPr>
-          <w:ilvl w:val="0"/>
-          <w:numId w:val="10"/>
-        </w:numPr>
-        <w:spacing w:before="1"/>
-        <w:jc w:val="both"/>
-        <w:rPr>
-          <w:color w:val="231F20"/>
-          <w:spacing w:val="-2"/>
-          <w:sz w:val="28"/>
-          <w:szCs w:val="28"/>
-        </w:rPr>
-      </w:pPr>
-      <w:r>
-        <w:rPr>
-          <w:b/>
-          <w:bCs/>
-          <w:color w:val="231F20"/>
-          <w:spacing w:val="-2"/>
-          <w:sz w:val="28"/>
-          <w:szCs w:val="28"/>
-        </w:rPr>
-        <w:t>Один или несколько скрытых слоёв</w:t>
-      </w:r>
-      <w:r>
-        <w:rPr>
-          <w:color w:val="231F20"/>
-          <w:spacing w:val="-2"/>
-          <w:sz w:val="28"/>
-          <w:szCs w:val="28"/>
-        </w:rPr>
-        <w:t>, выполняющих нелинейное преобразование входных данных.</w:t>
-      </w:r>
-    </w:p>
-    <w:p>
-      <w:pPr>
-        <w:numPr>
-          <w:ilvl w:val="0"/>
-          <w:numId w:val="10"/>
-        </w:numPr>
-        <w:spacing w:before="1"/>
-        <w:jc w:val="both"/>
-        <w:rPr>
-          <w:color w:val="231F20"/>
-          <w:spacing w:val="-2"/>
-          <w:sz w:val="28"/>
-          <w:szCs w:val="28"/>
-        </w:rPr>
-      </w:pPr>
-      <w:r>
-        <w:rPr>
-          <w:b/>
-          <w:bCs/>
-          <w:color w:val="231F20"/>
-          <w:spacing w:val="-2"/>
-          <w:sz w:val="28"/>
-          <w:szCs w:val="28"/>
-        </w:rPr>
-        <w:t>Выходной слой</w:t>
-      </w:r>
-      <w:r>
-        <w:rPr>
-          <w:color w:val="231F20"/>
-          <w:spacing w:val="-2"/>
-          <w:sz w:val="28"/>
-          <w:szCs w:val="28"/>
-        </w:rPr>
-        <w:t>, генерирующий окончательный результат (классификация или регрессия).</w:t>
-      </w:r>
-    </w:p>
-    <w:p>
-      <w:pPr>
-        <w:spacing w:before="1"/>
-        <w:jc w:val="both"/>
-        <w:rPr>
-          <w:color w:val="231F20"/>
-          <w:spacing w:val="-2"/>
-          <w:sz w:val="28"/>
-          <w:szCs w:val="28"/>
-        </w:rPr>
-      </w:pPr>
-      <w:r>
-        <w:rPr>
-          <w:color w:val="231F20"/>
-          <w:spacing w:val="-2"/>
-          <w:sz w:val="28"/>
-          <w:szCs w:val="28"/>
-        </w:rPr>
-        <w:t>Каждый нейрон сети получает сигналы от нейронов предыдущего слоя, применяет взвешенную сумму и пропускает её через функцию активации, добавляя нелинейность.</w:t>
-      </w:r>
-    </w:p>
-    <w:p>
-      <w:pPr>
-        <w:spacing w:before="1"/>
-        <w:jc w:val="both"/>
-        <w:rPr>
-          <w:b/>
-          <w:bCs/>
-          <w:color w:val="231F20"/>
-          <w:spacing w:val="-2"/>
-          <w:sz w:val="28"/>
-          <w:szCs w:val="28"/>
-        </w:rPr>
-      </w:pPr>
-      <w:r>
-        <w:rPr>
-          <w:b/>
-          <w:bCs/>
-          <w:color w:val="231F20"/>
-          <w:spacing w:val="-2"/>
-          <w:sz w:val="28"/>
-          <w:szCs w:val="28"/>
-        </w:rPr>
-        <w:t>Одн</w:t>
-      </w:r>
-      <w:r>
-        <w:rPr>
-          <w:b/>
-          <w:bCs/>
-          <w:color w:val="231F20"/>
-          <w:spacing w:val="-2"/>
-          <w:sz w:val="28"/>
-          <w:szCs w:val="28"/>
-        </w:rPr>
-        <w:t>ослойная нейронная сеть:</w:t>
-      </w:r>
-    </w:p>
-    <w:p>
-      <w:pPr>
-        <w:spacing w:before="1"/>
-        <w:jc w:val="both"/>
-        <w:rPr>
-          <w:color w:val="231F20"/>
-          <w:spacing w:val="-2"/>
-          <w:sz w:val="28"/>
-          <w:szCs w:val="28"/>
-        </w:rPr>
-      </w:pPr>
-      <w:r>
-        <w:rPr>
-          <w:color w:val="231F20"/>
-          <w:spacing w:val="-2"/>
-          <w:sz w:val="28"/>
-          <w:szCs w:val="28"/>
-        </w:rPr>
-        <w:t xml:space="preserve">Содержит только </w:t>
-      </w:r>
-      <w:r>
-        <w:rPr>
-          <w:b/>
-          <w:bCs/>
-          <w:color w:val="231F20"/>
-          <w:spacing w:val="-2"/>
-          <w:sz w:val="28"/>
-          <w:szCs w:val="28"/>
-        </w:rPr>
-        <w:t>входной и выходной слои</w:t>
-      </w:r>
-      <w:r>
-        <w:rPr>
-          <w:color w:val="231F20"/>
-          <w:spacing w:val="-2"/>
-          <w:sz w:val="28"/>
-          <w:szCs w:val="28"/>
-        </w:rPr>
-        <w:t xml:space="preserve"> (без скрытых).</w:t>
-      </w:r>
-    </w:p>
-    <w:p>
-      <w:pPr>
-        <w:spacing w:before="1"/>
-        <w:jc w:val="both"/>
-        <w:rPr>
-          <w:color w:val="231F20"/>
-          <w:spacing w:val="-2"/>
-          <w:sz w:val="28"/>
-          <w:szCs w:val="28"/>
-        </w:rPr>
-      </w:pPr>
-      <w:r>
-        <w:rPr>
-          <w:color w:val="231F20"/>
-          <w:spacing w:val="-2"/>
-          <w:sz w:val="28"/>
-          <w:szCs w:val="28"/>
-        </w:rPr>
-        <w:t>Н</w:t>
-      </w:r>
-      <w:r>
-        <w:rPr>
-          <w:b/>
-          <w:bCs/>
-          <w:color w:val="231F20"/>
-          <w:spacing w:val="-2"/>
-          <w:sz w:val="28"/>
-          <w:szCs w:val="28"/>
-        </w:rPr>
-        <w:t>е способна решать задачи, требующие нелинейного разделения классов</w:t>
-      </w:r>
-      <w:r>
-        <w:rPr>
-          <w:color w:val="231F20"/>
-          <w:spacing w:val="-2"/>
-          <w:sz w:val="28"/>
-          <w:szCs w:val="28"/>
-        </w:rPr>
-        <w:t>.</w:t>
-      </w:r>
-      <w:r>
-        <w:rPr>
-          <w:color w:val="231F20"/>
-          <w:spacing w:val="-2"/>
-          <w:sz w:val="28"/>
-          <w:szCs w:val="28"/>
-        </w:rPr>
-        <w:t xml:space="preserve"> </w:t>
-      </w:r>
-      <w:r>
-        <w:rPr>
-          <w:color w:val="231F20"/>
-          <w:spacing w:val="-2"/>
-          <w:sz w:val="28"/>
-          <w:szCs w:val="28"/>
-        </w:rPr>
-        <w:t xml:space="preserve">Способна классифицировать только </w:t>
-      </w:r>
-      <w:r>
-        <w:rPr>
-          <w:b/>
-          <w:bCs/>
-          <w:color w:val="231F20"/>
-          <w:spacing w:val="-2"/>
-          <w:sz w:val="28"/>
-          <w:szCs w:val="28"/>
-        </w:rPr>
-        <w:t>линейно-разделимые</w:t>
-      </w:r>
-      <w:r>
-        <w:rPr>
-          <w:color w:val="231F20"/>
-          <w:spacing w:val="-2"/>
-          <w:sz w:val="28"/>
-          <w:szCs w:val="28"/>
-        </w:rPr>
-        <w:t xml:space="preserve"> данные.</w:t>
-      </w:r>
-    </w:p>
-    <w:p>
-      <w:pPr>
-        <w:spacing w:before="1"/>
-        <w:jc w:val="both"/>
-        <w:rPr>
-          <w:color w:val="231F20"/>
-          <w:spacing w:val="-2"/>
-          <w:sz w:val="28"/>
-          <w:szCs w:val="28"/>
-        </w:rPr>
-      </w:pPr>
-    </w:p>
-    <w:p>
-      <w:pPr>
-        <w:spacing w:before="1"/>
-        <w:jc w:val="both"/>
-        <w:rPr>
-          <w:b/>
-          <w:bCs/>
-          <w:color w:val="231F20"/>
-          <w:spacing w:val="-2"/>
-          <w:sz w:val="28"/>
-          <w:szCs w:val="28"/>
-        </w:rPr>
-      </w:pPr>
-      <w:r>
-        <w:rPr>
-          <w:b/>
-          <w:bCs/>
-          <w:color w:val="231F20"/>
-          <w:spacing w:val="-2"/>
-          <w:sz w:val="28"/>
-          <w:szCs w:val="28"/>
-        </w:rPr>
-        <w:t>Много</w:t>
-      </w:r>
-      <w:r>
-        <w:rPr>
-          <w:b/>
-          <w:bCs/>
-          <w:color w:val="231F20"/>
-          <w:spacing w:val="-2"/>
-          <w:sz w:val="28"/>
-          <w:szCs w:val="28"/>
-        </w:rPr>
-        <w:t>слойная нейронная сеть</w:t>
-      </w:r>
-      <w:r>
-        <w:rPr>
-          <w:b/>
-          <w:bCs/>
-          <w:color w:val="231F20"/>
-          <w:spacing w:val="-2"/>
-          <w:sz w:val="28"/>
-          <w:szCs w:val="28"/>
-        </w:rPr>
-        <w:t>:</w:t>
-      </w:r>
-    </w:p>
-    <w:p>
-      <w:pPr>
-        <w:spacing w:before="1"/>
-        <w:jc w:val="both"/>
-        <w:rPr>
-          <w:color w:val="231F20"/>
-          <w:spacing w:val="-2"/>
-          <w:sz w:val="28"/>
-          <w:szCs w:val="28"/>
-        </w:rPr>
-      </w:pPr>
-      <w:r>
-        <w:rPr>
-          <w:color w:val="231F20"/>
-          <w:spacing w:val="-2"/>
-          <w:sz w:val="28"/>
-          <w:szCs w:val="28"/>
-        </w:rPr>
-        <w:t xml:space="preserve">Включает </w:t>
-      </w:r>
-      <w:r>
-        <w:rPr>
-          <w:b/>
-          <w:bCs/>
-          <w:color w:val="231F20"/>
-          <w:spacing w:val="-2"/>
-          <w:sz w:val="28"/>
-          <w:szCs w:val="28"/>
-        </w:rPr>
-        <w:t>скрытые слои</w:t>
-      </w:r>
-      <w:r>
-        <w:rPr>
-          <w:color w:val="231F20"/>
-          <w:spacing w:val="-2"/>
-          <w:sz w:val="28"/>
-          <w:szCs w:val="28"/>
-        </w:rPr>
-        <w:t>, что позволяет строить сложные нелинейные зависимости.</w:t>
-      </w:r>
-      <w:r>
-        <w:rPr>
-          <w:color w:val="231F20"/>
-          <w:spacing w:val="-2"/>
-          <w:sz w:val="28"/>
-          <w:szCs w:val="28"/>
-        </w:rPr>
-        <w:t xml:space="preserve"> </w:t>
-      </w:r>
-      <w:r>
-        <w:rPr>
-          <w:color w:val="231F20"/>
-          <w:spacing w:val="-2"/>
-          <w:sz w:val="28"/>
-          <w:szCs w:val="28"/>
-        </w:rPr>
-        <w:t>Каждое последующее преобразование добавляет новую степень свободы в разделении данных.</w:t>
-      </w:r>
-      <w:r>
-        <w:rPr>
-          <w:color w:val="231F20"/>
-          <w:spacing w:val="-2"/>
-          <w:sz w:val="28"/>
-          <w:szCs w:val="28"/>
-        </w:rPr>
-        <w:t xml:space="preserve"> </w:t>
-      </w:r>
-      <w:r>
-        <w:rPr>
-          <w:color w:val="231F20"/>
-          <w:spacing w:val="-2"/>
-          <w:sz w:val="28"/>
-          <w:szCs w:val="28"/>
-        </w:rPr>
-        <w:t xml:space="preserve">Благодаря </w:t>
-      </w:r>
-      <w:r>
-        <w:rPr>
-          <w:b/>
-          <w:bCs/>
-          <w:color w:val="231F20"/>
-          <w:spacing w:val="-2"/>
-          <w:sz w:val="28"/>
-          <w:szCs w:val="28"/>
-        </w:rPr>
-        <w:t>нелинейным функциям активации</w:t>
-      </w:r>
-      <w:r>
-        <w:rPr>
-          <w:color w:val="231F20"/>
-          <w:spacing w:val="-2"/>
-          <w:sz w:val="28"/>
-          <w:szCs w:val="28"/>
-        </w:rPr>
-        <w:t xml:space="preserve"> (например, гиперболический тангенс, </w:t>
-      </w:r>
-      <w:proofErr w:type="spellStart"/>
-      <w:r>
-        <w:rPr>
-          <w:color w:val="231F20"/>
-          <w:spacing w:val="-2"/>
-          <w:sz w:val="28"/>
-          <w:szCs w:val="28"/>
-        </w:rPr>
-        <w:t>ReLU</w:t>
-      </w:r>
-      <w:proofErr w:type="spellEnd"/>
-      <w:r>
-        <w:rPr>
-          <w:color w:val="231F20"/>
-          <w:spacing w:val="-2"/>
-          <w:sz w:val="28"/>
-          <w:szCs w:val="28"/>
-        </w:rPr>
-        <w:t xml:space="preserve">) скрытые слои позволяют нейросети </w:t>
-      </w:r>
-      <w:r>
-        <w:rPr>
-          <w:b/>
-          <w:bCs/>
-          <w:color w:val="231F20"/>
-          <w:spacing w:val="-2"/>
-          <w:sz w:val="28"/>
-          <w:szCs w:val="28"/>
-        </w:rPr>
-        <w:t>разделять данные, не подчиняющиеся линейной зависимости</w:t>
-      </w:r>
-      <w:r>
-        <w:rPr>
-          <w:color w:val="231F20"/>
-          <w:spacing w:val="-2"/>
-          <w:sz w:val="28"/>
-          <w:szCs w:val="28"/>
-        </w:rPr>
-        <w:t>.</w:t>
-      </w:r>
-    </w:p>
-    <w:p>
-      <w:pPr>
-        <w:spacing w:before="1"/>
-        <w:jc w:val="both"/>
-        <w:rPr>
-          <w:color w:val="231F20"/>
-          <w:spacing w:val="-2"/>
-          <w:sz w:val="28"/>
-          <w:szCs w:val="28"/>
-        </w:rPr>
-      </w:pPr>
-      <w:r>
-        <w:rPr>
-          <w:noProof/>
-        </w:rPr>
-        <w:drawing>
-          <wp:inline distT="0" distB="0" distL="0" distR="0" wp14:anchorId="1FFBB293" wp14:editId="633A6429">
-            <wp:extent cx="4578350" cy="3189058"/>
-            <wp:effectExtent l="0" t="0" r="0" b="0"/>
-            <wp:docPr id="14" name="Рисунок 14"/>
-            <wp:cNvGraphicFramePr>
-              <a:graphicFrameLocks xmlns:a="http://schemas.openxmlformats.org/drawingml/2006/main" noChangeAspect="1"/>
-            </wp:cNvGraphicFramePr>
-            <a:graphic xmlns:a="http://schemas.openxmlformats.org/drawingml/2006/main">
-              <a:graphicData uri="http://schemas.openxmlformats.org/drawingml/2006/picture">
-                <pic:pic xmlns:pic="http://schemas.openxmlformats.org/drawingml/2006/picture">
-                  <pic:nvPicPr>
-                    <pic:cNvPr id="1" name=""/>
-                    <pic:cNvPicPr/>
-                  </pic:nvPicPr>
-                  <pic:blipFill>
-                    <a:blip r:embed="rId24"/>
-                    <a:stretch>
-                      <a:fillRect/>
-                    </a:stretch>
-                  </pic:blipFill>
-                  <pic:spPr>
-                    <a:xfrm>
-                      <a:off x="0" y="0"/>
-                      <a:ext cx="4579945" cy="3190169"/>
-                    </a:xfrm>
-                    <a:prstGeom prst="rect">
-                      <a:avLst/>
-                    </a:prstGeom>
-                  </pic:spPr>
-                </pic:pic>
-              </a:graphicData>
-            </a:graphic>
-          </wp:inline>
-        </w:drawing>
-      </w:r>
-    </w:p>
-    <w:p>
-      <w:pPr>
-        <w:spacing w:before="1"/>
-        <w:jc w:val="both"/>
-        <w:rPr>
-          <w:color w:val="231F20"/>
-          <w:spacing w:val="-2"/>
-          <w:sz w:val="28"/>
-          <w:szCs w:val="28"/>
-        </w:rPr>
-      </w:pPr>
-      <w:r>
-        <w:rPr>
-          <w:noProof/>
-        </w:rPr>
-        <w:lastRenderedPageBreak/>
-        <w:drawing>
-          <wp:inline distT="0" distB="0" distL="0" distR="0" wp14:anchorId="1CE2416A" wp14:editId="607D12A1">
-            <wp:extent cx="4002467" cy="2865120"/>
-            <wp:effectExtent l="0" t="0" r="0" b="0"/>
-            <wp:docPr id="16" name="Рисунок 16"/>
-            <wp:cNvGraphicFramePr>
-              <a:graphicFrameLocks xmlns:a="http://schemas.openxmlformats.org/drawingml/2006/main" noChangeAspect="1"/>
-            </wp:cNvGraphicFramePr>
-            <a:graphic xmlns:a="http://schemas.openxmlformats.org/drawingml/2006/main">
-              <a:graphicData uri="http://schemas.openxmlformats.org/drawingml/2006/picture">
-                <pic:pic xmlns:pic="http://schemas.openxmlformats.org/drawingml/2006/picture">
-                  <pic:nvPicPr>
-                    <pic:cNvPr id="1" name=""/>
-                    <pic:cNvPicPr/>
-                  </pic:nvPicPr>
-                  <pic:blipFill>
-                    <a:blip r:embed="rId25"/>
-                    <a:stretch>
-                      <a:fillRect/>
-                    </a:stretch>
-                  </pic:blipFill>
-                  <pic:spPr>
-                    <a:xfrm>
-                      <a:off x="0" y="0"/>
-                      <a:ext cx="4007391" cy="2868645"/>
-                    </a:xfrm>
-                    <a:prstGeom prst="rect">
-                      <a:avLst/>
-                    </a:prstGeom>
-                  </pic:spPr>
-                </pic:pic>
-              </a:graphicData>
-            </a:graphic>
-          </wp:inline>
-        </w:drawing>
-      </w:r>
-    </w:p>
-    <w:p>
-      <w:pPr>
-        <w:spacing w:before="1"/>
-        <w:jc w:val="both"/>
-        <w:rPr>
-          <w:color w:val="231F20"/>
-          <w:spacing w:val="-2"/>
-          <w:sz w:val="28"/>
-          <w:szCs w:val="28"/>
-        </w:rPr>
-      </w:pPr>
-      <w:r>
-        <w:rPr>
-          <w:noProof/>
-        </w:rPr>
-        <w:drawing>
-          <wp:inline distT="0" distB="0" distL="0" distR="0" wp14:anchorId="681EC852" wp14:editId="0F6C5AC9">
-            <wp:extent cx="3481070" cy="2679181"/>
-            <wp:effectExtent l="0" t="0" r="5080" b="6985"/>
-            <wp:docPr id="26" name="Рисунок 26"/>
-            <wp:cNvGraphicFramePr>
-              <a:graphicFrameLocks xmlns:a="http://schemas.openxmlformats.org/drawingml/2006/main" noChangeAspect="1"/>
-            </wp:cNvGraphicFramePr>
-            <a:graphic xmlns:a="http://schemas.openxmlformats.org/drawingml/2006/main">
-              <a:graphicData uri="http://schemas.openxmlformats.org/drawingml/2006/picture">
-                <pic:pic xmlns:pic="http://schemas.openxmlformats.org/drawingml/2006/picture">
-                  <pic:nvPicPr>
-                    <pic:cNvPr id="1" name=""/>
-                    <pic:cNvPicPr/>
-                  </pic:nvPicPr>
-                  <pic:blipFill>
-                    <a:blip r:embed="rId26"/>
-                    <a:stretch>
-                      <a:fillRect/>
-                    </a:stretch>
-                  </pic:blipFill>
-                  <pic:spPr>
-                    <a:xfrm>
-                      <a:off x="0" y="0"/>
-                      <a:ext cx="3490120" cy="2686146"/>
-                    </a:xfrm>
-                    <a:prstGeom prst="rect">
-                      <a:avLst/>
-                    </a:prstGeom>
-                  </pic:spPr>
-                </pic:pic>
-              </a:graphicData>
-            </a:graphic>
-          </wp:inline>
-        </w:drawing>
-      </w:r>
-    </w:p>
-    <w:p>
-      <w:pPr>
-        <w:spacing w:before="1"/>
-        <w:jc w:val="both"/>
-        <w:rPr>
-          <w:color w:val="231F20"/>
-          <w:spacing w:val="-2"/>
-          <w:sz w:val="28"/>
-          <w:szCs w:val="28"/>
-        </w:rPr>
-      </w:pPr>
-    </w:p>
-    <w:p>
-      <w:pPr>
-        <w:spacing w:before="1"/>
-        <w:jc w:val="both"/>
-        <w:rPr>
-          <w:b/>
-          <w:bCs/>
-          <w:color w:val="231F20"/>
-          <w:spacing w:val="-2"/>
-          <w:sz w:val="28"/>
-          <w:szCs w:val="28"/>
-        </w:rPr>
-      </w:pPr>
-      <w:r>
-        <w:rPr>
-          <w:noProof/>
-        </w:rPr>
-        <w:drawing>
-          <wp:inline distT="0" distB="0" distL="0" distR="0" wp14:anchorId="51DF3B55" wp14:editId="5C518412">
-            <wp:extent cx="6229350" cy="488315"/>
-            <wp:effectExtent l="0" t="0" r="0" b="6985"/>
-            <wp:docPr id="4" name="Рисунок 4"/>
-            <wp:cNvGraphicFramePr>
-              <a:graphicFrameLocks xmlns:a="http://schemas.openxmlformats.org/drawingml/2006/main" noChangeAspect="1"/>
-            </wp:cNvGraphicFramePr>
-            <a:graphic xmlns:a="http://schemas.openxmlformats.org/drawingml/2006/main">
-              <a:graphicData uri="http://schemas.openxmlformats.org/drawingml/2006/picture">
-                <pic:pic xmlns:pic="http://schemas.openxmlformats.org/drawingml/2006/picture">
-                  <pic:nvPicPr>
-                    <pic:cNvPr id="1" name=""/>
-                    <pic:cNvPicPr/>
-                  </pic:nvPicPr>
-                  <pic:blipFill>
-                    <a:blip r:embed="rId27"/>
-                    <a:stretch>
-                      <a:fillRect/>
-                    </a:stretch>
-                  </pic:blipFill>
-                  <pic:spPr>
-                    <a:xfrm>
-                      <a:off x="0" y="0"/>
-                      <a:ext cx="6229350" cy="488315"/>
-                    </a:xfrm>
-                    <a:prstGeom prst="rect">
-                      <a:avLst/>
-                    </a:prstGeom>
-                  </pic:spPr>
-                </pic:pic>
-              </a:graphicData>
-            </a:graphic>
-          </wp:inline>
-        </w:drawing>
-      </w:r>
-    </w:p>
-    <w:p>
-      <w:pPr>
-        <w:spacing w:before="1"/>
-        <w:jc w:val="both"/>
-        <w:rPr>
-          <w:b/>
-          <w:bCs/>
-          <w:color w:val="231F20"/>
-          <w:spacing w:val="-2"/>
-          <w:sz w:val="28"/>
-          <w:szCs w:val="28"/>
-        </w:rPr>
-      </w:pPr>
-    </w:p>
-    <w:p>
-      <w:pPr>
-        <w:spacing w:before="1"/>
-        <w:jc w:val="both"/>
-        <w:rPr>
-          <w:b/>
-          <w:bCs/>
-          <w:color w:val="231F20"/>
-          <w:spacing w:val="-2"/>
-          <w:sz w:val="28"/>
-          <w:szCs w:val="28"/>
-        </w:rPr>
-      </w:pPr>
-      <w:r>
-        <w:rPr>
-          <w:b/>
-          <w:bCs/>
-          <w:color w:val="231F20"/>
-          <w:spacing w:val="-2"/>
-          <w:sz w:val="28"/>
-          <w:szCs w:val="28"/>
-        </w:rPr>
-        <w:t>Основная идея:</w:t>
-      </w:r>
-    </w:p>
-    <w:p>
-      <w:pPr>
-        <w:spacing w:before="1"/>
-        <w:jc w:val="both"/>
-        <w:rPr>
-          <w:color w:val="231F20"/>
-          <w:spacing w:val="-2"/>
-          <w:sz w:val="28"/>
-          <w:szCs w:val="28"/>
-        </w:rPr>
-      </w:pPr>
-      <w:r>
-        <w:rPr>
-          <w:color w:val="231F20"/>
-          <w:spacing w:val="-2"/>
-          <w:sz w:val="28"/>
-          <w:szCs w:val="28"/>
-        </w:rPr>
-        <w:t xml:space="preserve">Ошибка на выходе сети вычисляется и затем </w:t>
-      </w:r>
-      <w:r>
-        <w:rPr>
-          <w:b/>
-          <w:bCs/>
-          <w:color w:val="231F20"/>
-          <w:spacing w:val="-2"/>
-          <w:sz w:val="28"/>
-          <w:szCs w:val="28"/>
-        </w:rPr>
-        <w:t>"распространяется назад"</w:t>
-      </w:r>
-      <w:r>
-        <w:rPr>
-          <w:color w:val="231F20"/>
-          <w:spacing w:val="-2"/>
-          <w:sz w:val="28"/>
-          <w:szCs w:val="28"/>
-        </w:rPr>
-        <w:t xml:space="preserve"> через скрытые слои, корректируя веса на основе градиента функции ошибки.</w:t>
-      </w:r>
-    </w:p>
-    <w:p>
-      <w:pPr>
-        <w:spacing w:before="1"/>
-        <w:jc w:val="both"/>
-        <w:rPr>
-          <w:b/>
-          <w:bCs/>
-          <w:color w:val="231F20"/>
-          <w:spacing w:val="-2"/>
-          <w:sz w:val="28"/>
-          <w:szCs w:val="28"/>
-        </w:rPr>
-      </w:pPr>
-      <w:r>
-        <w:rPr>
-          <w:b/>
-          <w:bCs/>
-          <w:color w:val="231F20"/>
-          <w:spacing w:val="-2"/>
-          <w:sz w:val="28"/>
-          <w:szCs w:val="28"/>
-        </w:rPr>
-        <w:t xml:space="preserve">Ключевые этапы метода </w:t>
-      </w:r>
-      <w:proofErr w:type="spellStart"/>
-      <w:r>
-        <w:rPr>
-          <w:b/>
-          <w:bCs/>
-          <w:color w:val="231F20"/>
-          <w:spacing w:val="-2"/>
-          <w:sz w:val="28"/>
-          <w:szCs w:val="28"/>
-        </w:rPr>
-        <w:t>Backpropagation</w:t>
-      </w:r>
-      <w:proofErr w:type="spellEnd"/>
-    </w:p>
-    <w:p>
-      <w:pPr>
-        <w:spacing w:before="1"/>
-        <w:jc w:val="both"/>
-        <w:rPr>
-          <w:color w:val="231F20"/>
-          <w:spacing w:val="-2"/>
-          <w:sz w:val="28"/>
-          <w:szCs w:val="28"/>
-        </w:rPr>
-      </w:pPr>
-      <w:r>
-        <w:rPr>
-          <w:color w:val="231F20"/>
-          <w:spacing w:val="-2"/>
-          <w:sz w:val="28"/>
-          <w:szCs w:val="28"/>
-        </w:rPr>
-        <w:t xml:space="preserve">Метод состоит из </w:t>
-      </w:r>
-      <w:r>
-        <w:rPr>
-          <w:b/>
-          <w:bCs/>
-          <w:color w:val="231F20"/>
-          <w:spacing w:val="-2"/>
-          <w:sz w:val="28"/>
-          <w:szCs w:val="28"/>
-        </w:rPr>
-        <w:t>двух фаз</w:t>
-      </w:r>
-      <w:r>
-        <w:rPr>
-          <w:color w:val="231F20"/>
-          <w:spacing w:val="-2"/>
-          <w:sz w:val="28"/>
-          <w:szCs w:val="28"/>
-        </w:rPr>
-        <w:t>:</w:t>
-      </w:r>
-    </w:p>
-    <w:p>
-      <w:pPr>
-        <w:numPr>
-          <w:ilvl w:val="0"/>
-          <w:numId w:val="11"/>
-        </w:numPr>
-        <w:spacing w:before="1"/>
-        <w:jc w:val="both"/>
-        <w:rPr>
-          <w:color w:val="231F20"/>
-          <w:spacing w:val="-2"/>
-          <w:sz w:val="28"/>
-          <w:szCs w:val="28"/>
-        </w:rPr>
-      </w:pPr>
-      <w:r>
-        <w:rPr>
-          <w:b/>
-          <w:bCs/>
-          <w:color w:val="231F20"/>
-          <w:spacing w:val="-2"/>
-          <w:sz w:val="28"/>
-          <w:szCs w:val="28"/>
-        </w:rPr>
-        <w:t>Прямое распространение (</w:t>
-      </w:r>
-      <w:proofErr w:type="spellStart"/>
-      <w:r>
-        <w:rPr>
-          <w:b/>
-          <w:bCs/>
-          <w:color w:val="231F20"/>
-          <w:spacing w:val="-2"/>
-          <w:sz w:val="28"/>
-          <w:szCs w:val="28"/>
-        </w:rPr>
-        <w:t>Forward</w:t>
-      </w:r>
-      <w:proofErr w:type="spellEnd"/>
-      <w:r>
-        <w:rPr>
-          <w:b/>
-          <w:bCs/>
-          <w:color w:val="231F20"/>
-          <w:spacing w:val="-2"/>
-          <w:sz w:val="28"/>
-          <w:szCs w:val="28"/>
-        </w:rPr>
-        <w:t xml:space="preserve"> </w:t>
-      </w:r>
-      <w:proofErr w:type="spellStart"/>
-      <w:r>
-        <w:rPr>
-          <w:b/>
-          <w:bCs/>
-          <w:color w:val="231F20"/>
-          <w:spacing w:val="-2"/>
-          <w:sz w:val="28"/>
-          <w:szCs w:val="28"/>
-        </w:rPr>
-        <w:t>Pass</w:t>
-      </w:r>
-      <w:proofErr w:type="spellEnd"/>
-      <w:r>
-        <w:rPr>
-          <w:b/>
-          <w:bCs/>
-          <w:color w:val="231F20"/>
-          <w:spacing w:val="-2"/>
-          <w:sz w:val="28"/>
-          <w:szCs w:val="28"/>
-        </w:rPr>
-        <w:t>)</w:t>
-      </w:r>
-    </w:p>
-    <w:p>
-      <w:pPr>
-        <w:numPr>
-          <w:ilvl w:val="1"/>
-          <w:numId w:val="11"/>
-        </w:numPr>
-        <w:spacing w:before="1"/>
-        <w:jc w:val="both"/>
-        <w:rPr>
-          <w:color w:val="231F20"/>
-          <w:spacing w:val="-2"/>
-          <w:sz w:val="28"/>
-          <w:szCs w:val="28"/>
-        </w:rPr>
-      </w:pPr>
-      <w:r>
-        <w:rPr>
-          <w:color w:val="231F20"/>
-          <w:spacing w:val="-2"/>
-          <w:sz w:val="28"/>
-          <w:szCs w:val="28"/>
-        </w:rPr>
-        <w:t>Входные данные проходят через сеть слой за слоем.</w:t>
-      </w:r>
-    </w:p>
-    <w:p>
-      <w:pPr>
-        <w:numPr>
-          <w:ilvl w:val="1"/>
-          <w:numId w:val="11"/>
-        </w:numPr>
-        <w:spacing w:before="1"/>
-        <w:jc w:val="both"/>
-        <w:rPr>
-          <w:color w:val="231F20"/>
-          <w:spacing w:val="-2"/>
-          <w:sz w:val="28"/>
-          <w:szCs w:val="28"/>
-        </w:rPr>
-      </w:pPr>
-      <w:r>
-        <w:rPr>
-          <w:color w:val="231F20"/>
-          <w:spacing w:val="-2"/>
-          <w:sz w:val="28"/>
-          <w:szCs w:val="28"/>
-        </w:rPr>
-        <w:t xml:space="preserve">В каждом нейроне вычисляется </w:t>
-      </w:r>
-      <w:r>
-        <w:rPr>
-          <w:b/>
-          <w:bCs/>
-          <w:color w:val="231F20"/>
-          <w:spacing w:val="-2"/>
-          <w:sz w:val="28"/>
-          <w:szCs w:val="28"/>
-        </w:rPr>
-        <w:t>взвешенная сумма входов</w:t>
-      </w:r>
-      <w:r>
-        <w:rPr>
-          <w:color w:val="231F20"/>
-          <w:spacing w:val="-2"/>
-          <w:sz w:val="28"/>
-          <w:szCs w:val="28"/>
-        </w:rPr>
-        <w:t xml:space="preserve"> и применяется </w:t>
-      </w:r>
-      <w:r>
-        <w:rPr>
-          <w:b/>
-          <w:bCs/>
-          <w:color w:val="231F20"/>
-          <w:spacing w:val="-2"/>
-          <w:sz w:val="28"/>
-          <w:szCs w:val="28"/>
-        </w:rPr>
-        <w:t>функция активации</w:t>
-      </w:r>
-      <w:r>
-        <w:rPr>
-          <w:color w:val="231F20"/>
-          <w:spacing w:val="-2"/>
-          <w:sz w:val="28"/>
-          <w:szCs w:val="28"/>
-        </w:rPr>
-        <w:t>.</w:t>
-      </w:r>
-    </w:p>
-    <w:p>
-      <w:pPr>
-        <w:numPr>
-          <w:ilvl w:val="1"/>
-          <w:numId w:val="11"/>
-        </w:numPr>
-        <w:spacing w:before="1"/>
-        <w:jc w:val="both"/>
-        <w:rPr>
-          <w:color w:val="231F20"/>
-          <w:spacing w:val="-2"/>
-          <w:sz w:val="28"/>
-          <w:szCs w:val="28"/>
-        </w:rPr>
-      </w:pPr>
-      <w:r>
-        <w:rPr>
-          <w:color w:val="231F20"/>
-          <w:spacing w:val="-2"/>
-          <w:sz w:val="28"/>
-          <w:szCs w:val="28"/>
-        </w:rPr>
-        <w:t>Получаем предсказание сети.</w:t>
-      </w:r>
-    </w:p>
-    <w:p>
-      <w:pPr>
-        <w:numPr>
-          <w:ilvl w:val="0"/>
-          <w:numId w:val="11"/>
-        </w:numPr>
-        <w:spacing w:before="1"/>
-        <w:jc w:val="both"/>
-        <w:rPr>
-          <w:color w:val="231F20"/>
-          <w:spacing w:val="-2"/>
-          <w:sz w:val="28"/>
-          <w:szCs w:val="28"/>
-        </w:rPr>
-      </w:pPr>
-      <w:r>
-        <w:rPr>
-          <w:b/>
-          <w:bCs/>
-          <w:color w:val="231F20"/>
-          <w:spacing w:val="-2"/>
-          <w:sz w:val="28"/>
-          <w:szCs w:val="28"/>
-        </w:rPr>
-        <w:t>Обратное распространение ошибки (</w:t>
-      </w:r>
-      <w:proofErr w:type="spellStart"/>
-      <w:r>
-        <w:rPr>
-          <w:b/>
-          <w:bCs/>
-          <w:color w:val="231F20"/>
-          <w:spacing w:val="-2"/>
-          <w:sz w:val="28"/>
-          <w:szCs w:val="28"/>
-        </w:rPr>
-        <w:t>Backward</w:t>
-      </w:r>
-      <w:proofErr w:type="spellEnd"/>
-      <w:r>
-        <w:rPr>
-          <w:b/>
-          <w:bCs/>
-          <w:color w:val="231F20"/>
-          <w:spacing w:val="-2"/>
-          <w:sz w:val="28"/>
-          <w:szCs w:val="28"/>
-        </w:rPr>
-        <w:t xml:space="preserve"> </w:t>
-      </w:r>
-      <w:proofErr w:type="spellStart"/>
-      <w:r>
-        <w:rPr>
-          <w:b/>
-          <w:bCs/>
-          <w:color w:val="231F20"/>
-          <w:spacing w:val="-2"/>
-          <w:sz w:val="28"/>
-          <w:szCs w:val="28"/>
-        </w:rPr>
-        <w:t>Pass</w:t>
-      </w:r>
-      <w:proofErr w:type="spellEnd"/>
-      <w:r>
-        <w:rPr>
-          <w:b/>
-          <w:bCs/>
-          <w:color w:val="231F20"/>
-          <w:spacing w:val="-2"/>
-          <w:sz w:val="28"/>
-          <w:szCs w:val="28"/>
-        </w:rPr>
-        <w:t>)</w:t>
-      </w:r>
-    </w:p>
-    <w:p>
-      <w:pPr>
-        <w:numPr>
-          <w:ilvl w:val="1"/>
-          <w:numId w:val="11"/>
-        </w:numPr>
-        <w:spacing w:before="1"/>
-        <w:jc w:val="both"/>
-        <w:rPr>
-          <w:color w:val="231F20"/>
-          <w:spacing w:val="-2"/>
-          <w:sz w:val="28"/>
-          <w:szCs w:val="28"/>
-        </w:rPr>
-      </w:pPr>
-      <w:r>
-        <w:rPr>
-          <w:color w:val="231F20"/>
-          <w:spacing w:val="-2"/>
-          <w:sz w:val="28"/>
-          <w:szCs w:val="28"/>
-        </w:rPr>
-        <w:t>Вычисляется ошибка между предсказанным и истинным значением.</w:t>
-      </w:r>
-    </w:p>
-    <w:p>
-      <w:pPr>
-        <w:numPr>
-          <w:ilvl w:val="1"/>
-          <w:numId w:val="11"/>
-        </w:numPr>
-        <w:spacing w:before="1"/>
-        <w:jc w:val="both"/>
-        <w:rPr>
-          <w:color w:val="231F20"/>
-          <w:spacing w:val="-2"/>
-          <w:sz w:val="28"/>
-          <w:szCs w:val="28"/>
-        </w:rPr>
-      </w:pPr>
-      <w:r>
-        <w:rPr>
-          <w:color w:val="231F20"/>
-          <w:spacing w:val="-2"/>
-          <w:sz w:val="28"/>
-          <w:szCs w:val="28"/>
-        </w:rPr>
-        <w:t xml:space="preserve">Градиент этой ошибки вычисляется </w:t>
-      </w:r>
-      <w:r>
-        <w:rPr>
-          <w:b/>
-          <w:bCs/>
-          <w:color w:val="231F20"/>
-          <w:spacing w:val="-2"/>
-          <w:sz w:val="28"/>
-          <w:szCs w:val="28"/>
-        </w:rPr>
-        <w:t>от выходного слоя к входному</w:t>
-      </w:r>
-      <w:r>
-        <w:rPr>
-          <w:color w:val="231F20"/>
-          <w:spacing w:val="-2"/>
-          <w:sz w:val="28"/>
-          <w:szCs w:val="28"/>
-        </w:rPr>
-        <w:t xml:space="preserve"> с </w:t>
-      </w:r>
-      <w:r>
-        <w:rPr>
-          <w:color w:val="231F20"/>
-          <w:spacing w:val="-2"/>
-          <w:sz w:val="28"/>
-          <w:szCs w:val="28"/>
-        </w:rPr>
-        <w:lastRenderedPageBreak/>
-        <w:t xml:space="preserve">помощью </w:t>
-      </w:r>
-      <w:r>
-        <w:rPr>
-          <w:b/>
-          <w:bCs/>
-          <w:color w:val="231F20"/>
-          <w:spacing w:val="-2"/>
-          <w:sz w:val="28"/>
-          <w:szCs w:val="28"/>
-        </w:rPr>
-        <w:t>правила цепного дифференцирования</w:t>
-      </w:r>
-      <w:r>
-        <w:rPr>
-          <w:color w:val="231F20"/>
-          <w:spacing w:val="-2"/>
-          <w:sz w:val="28"/>
-          <w:szCs w:val="28"/>
-        </w:rPr>
-        <w:t>.</w:t>
-      </w:r>
-    </w:p>
-    <w:p>
-      <w:pPr>
-        <w:numPr>
-          <w:ilvl w:val="1"/>
-          <w:numId w:val="11"/>
-        </w:numPr>
-        <w:spacing w:before="1"/>
-        <w:jc w:val="both"/>
-        <w:rPr>
-          <w:color w:val="231F20"/>
-          <w:spacing w:val="-2"/>
-          <w:sz w:val="28"/>
-          <w:szCs w:val="28"/>
-        </w:rPr>
-      </w:pPr>
-      <w:r>
-        <w:rPr>
-          <w:color w:val="231F20"/>
-          <w:spacing w:val="-2"/>
-          <w:sz w:val="28"/>
-          <w:szCs w:val="28"/>
-        </w:rPr>
-        <w:t xml:space="preserve">Веса обновляются </w:t>
-      </w:r>
-      <w:r>
-        <w:rPr>
-          <w:b/>
-          <w:bCs/>
-          <w:color w:val="231F20"/>
-          <w:spacing w:val="-2"/>
-          <w:sz w:val="28"/>
-          <w:szCs w:val="28"/>
-        </w:rPr>
-        <w:t>в направлении, уменьшающем ошибку</w:t>
-      </w:r>
-      <w:r>
-        <w:rPr>
-          <w:color w:val="231F20"/>
-          <w:spacing w:val="-2"/>
-          <w:sz w:val="28"/>
-          <w:szCs w:val="28"/>
-        </w:rPr>
-        <w:t>.</w:t>
-      </w:r>
-    </w:p>
-    <w:p>
-      <w:pPr>
-        <w:spacing w:before="1"/>
-        <w:jc w:val="both"/>
-        <w:rPr>
-          <w:color w:val="231F20"/>
-          <w:spacing w:val="-2"/>
-          <w:sz w:val="28"/>
-          <w:szCs w:val="28"/>
-        </w:rPr>
-      </w:pPr>
-    </w:p>
-    <w:p>
-      <w:pPr>
-        <w:spacing w:before="1"/>
-        <w:jc w:val="both"/>
-        <w:rPr>
-          <w:color w:val="231F20"/>
-          <w:spacing w:val="-2"/>
-          <w:sz w:val="28"/>
-          <w:szCs w:val="28"/>
-        </w:rPr>
-      </w:pPr>
-      <w:r>
-        <w:rPr>
-          <w:color w:val="231F20"/>
-          <w:spacing w:val="-2"/>
-          <w:sz w:val="28"/>
-          <w:szCs w:val="28"/>
-        </w:rPr>
-        <w:t>Из методички:</w:t>
-      </w:r>
-    </w:p>
-    <w:p>
-      <w:pPr>
-        <w:spacing w:before="1"/>
-        <w:jc w:val="both"/>
-        <w:rPr>
-          <w:color w:val="231F20"/>
-          <w:spacing w:val="-2"/>
-          <w:sz w:val="28"/>
-          <w:szCs w:val="28"/>
-        </w:rPr>
-      </w:pPr>
-    </w:p>
-    <w:p>
-      <w:pPr>
-        <w:spacing w:before="1"/>
-        <w:jc w:val="center"/>
-        <w:rPr>
-          <w:b/>
-          <w:bCs/>
-          <w:color w:val="231F20"/>
-          <w:spacing w:val="-2"/>
-          <w:sz w:val="28"/>
-          <w:szCs w:val="28"/>
-        </w:rPr>
-      </w:pPr>
-      <w:r>
-        <w:rPr>
-          <w:noProof/>
-        </w:rPr>
-        <w:drawing>
-          <wp:inline distT="0" distB="0" distL="0" distR="0" wp14:anchorId="41BAFD31" wp14:editId="36804168">
-            <wp:extent cx="5452110" cy="2764959"/>
-            <wp:effectExtent l="0" t="0" r="0" b="0"/>
-            <wp:docPr id="12" name="Рисунок 12"/>
-            <wp:cNvGraphicFramePr>
-              <a:graphicFrameLocks xmlns:a="http://schemas.openxmlformats.org/drawingml/2006/main" noChangeAspect="1"/>
-            </wp:cNvGraphicFramePr>
-            <a:graphic xmlns:a="http://schemas.openxmlformats.org/drawingml/2006/main">
-              <a:graphicData uri="http://schemas.openxmlformats.org/drawingml/2006/picture">
-                <pic:pic xmlns:pic="http://schemas.openxmlformats.org/drawingml/2006/picture">
-                  <pic:nvPicPr>
-                    <pic:cNvPr id="1" name=""/>
-                    <pic:cNvPicPr/>
-                  </pic:nvPicPr>
-                  <pic:blipFill>
-                    <a:blip r:embed="rId28"/>
-                    <a:stretch>
-                      <a:fillRect/>
-                    </a:stretch>
-                  </pic:blipFill>
-                  <pic:spPr>
-                    <a:xfrm>
-                      <a:off x="0" y="0"/>
-                      <a:ext cx="5463711" cy="2770842"/>
-                    </a:xfrm>
-                    <a:prstGeom prst="rect">
-                      <a:avLst/>
-                    </a:prstGeom>
-                  </pic:spPr>
-                </pic:pic>
-              </a:graphicData>
-            </a:graphic>
-          </wp:inline>
-        </w:drawing>
-      </w:r>
-    </w:p>
-    <w:p>
-      <w:pPr>
-        <w:spacing w:before="1"/>
-        <w:jc w:val="both"/>
-        <w:rPr>
-          <w:b/>
-          <w:bCs/>
-          <w:color w:val="231F20"/>
-          <w:spacing w:val="-2"/>
-          <w:sz w:val="28"/>
-          <w:szCs w:val="28"/>
-        </w:rPr>
-      </w:pPr>
-    </w:p>
-    <w:p>
-      <w:pPr>
-        <w:spacing w:before="1"/>
-        <w:jc w:val="both"/>
-        <w:rPr>
-          <w:b/>
-          <w:bCs/>
-          <w:color w:val="231F20"/>
-          <w:spacing w:val="-2"/>
-          <w:sz w:val="28"/>
-          <w:szCs w:val="28"/>
-          <w:lang w:val="en-US"/>
-        </w:rPr>
-      </w:pPr>
-    </w:p>
-    <w:p>
-      <w:pPr>
-        <w:spacing w:before="1"/>
-        <w:jc w:val="both"/>
-        <w:rPr>
-          <w:b/>
-          <w:bCs/>
-          <w:color w:val="231F20"/>
-          <w:spacing w:val="-2"/>
-          <w:sz w:val="28"/>
-          <w:szCs w:val="28"/>
-        </w:rPr>
-      </w:pPr>
-      <w:r>
-        <w:rPr>
-          <w:noProof/>
-        </w:rPr>
-        <w:drawing>
-          <wp:inline distT="0" distB="0" distL="0" distR="0" wp14:anchorId="0B74EB2E" wp14:editId="1F6EF5B1">
-            <wp:extent cx="6161905" cy="333333"/>
-            <wp:effectExtent l="0" t="0" r="0" b="0"/>
-            <wp:docPr id="5" name="Рисунок 5"/>
-            <wp:cNvGraphicFramePr>
-              <a:graphicFrameLocks xmlns:a="http://schemas.openxmlformats.org/drawingml/2006/main" noChangeAspect="1"/>
-            </wp:cNvGraphicFramePr>
-            <a:graphic xmlns:a="http://schemas.openxmlformats.org/drawingml/2006/main">
-              <a:graphicData uri="http://schemas.openxmlformats.org/drawingml/2006/picture">
-                <pic:pic xmlns:pic="http://schemas.openxmlformats.org/drawingml/2006/picture">
-                  <pic:nvPicPr>
-                    <pic:cNvPr id="1" name=""/>
-                    <pic:cNvPicPr/>
-                  </pic:nvPicPr>
-                  <pic:blipFill>
-                    <a:blip r:embed="rId29"/>
-                    <a:stretch>
-                      <a:fillRect/>
-                    </a:stretch>
-                  </pic:blipFill>
-                  <pic:spPr>
-                    <a:xfrm>
-                      <a:off x="0" y="0"/>
-                      <a:ext cx="6161905" cy="333333"/>
-                    </a:xfrm>
-                    <a:prstGeom prst="rect">
-                      <a:avLst/>
-                    </a:prstGeom>
-                  </pic:spPr>
-                </pic:pic>
-              </a:graphicData>
-            </a:graphic>
-          </wp:inline>
-        </w:drawing>
-      </w:r>
-    </w:p>
-    <w:p>
-      <w:pPr>
-        <w:spacing w:before="1"/>
-        <w:jc w:val="both"/>
-        <w:rPr>
-          <w:b/>
-          <w:bCs/>
-          <w:color w:val="231F20"/>
-          <w:spacing w:val="-2"/>
-          <w:sz w:val="28"/>
-          <w:szCs w:val="28"/>
-        </w:rPr>
-      </w:pPr>
-    </w:p>
-    <w:p>
-      <w:pPr>
-        <w:spacing w:before="1"/>
-        <w:jc w:val="center"/>
-        <w:rPr>
-          <w:b/>
-          <w:bCs/>
-          <w:color w:val="231F20"/>
-          <w:spacing w:val="-2"/>
-          <w:sz w:val="28"/>
-          <w:szCs w:val="28"/>
-        </w:rPr>
-      </w:pPr>
-      <w:r>
-        <w:rPr>
-          <w:noProof/>
-        </w:rPr>
-        <w:drawing>
-          <wp:inline distT="0" distB="0" distL="0" distR="0" wp14:anchorId="02D3D1AD" wp14:editId="00B1937A">
-            <wp:extent cx="4400060" cy="2871027"/>
-            <wp:effectExtent l="0" t="0" r="635" b="5715"/>
-            <wp:docPr id="8" name="Рисунок 8"/>
-            <wp:cNvGraphicFramePr>
-              <a:graphicFrameLocks xmlns:a="http://schemas.openxmlformats.org/drawingml/2006/main" noChangeAspect="1"/>
-            </wp:cNvGraphicFramePr>
-            <a:graphic xmlns:a="http://schemas.openxmlformats.org/drawingml/2006/main">
-              <a:graphicData uri="http://schemas.openxmlformats.org/drawingml/2006/picture">
-                <pic:pic xmlns:pic="http://schemas.openxmlformats.org/drawingml/2006/picture">
-                  <pic:nvPicPr>
-                    <pic:cNvPr id="1" name=""/>
-                    <pic:cNvPicPr/>
-                  </pic:nvPicPr>
-                  <pic:blipFill>
-                    <a:blip r:embed="rId30"/>
-                    <a:stretch>
-                      <a:fillRect/>
-                    </a:stretch>
-                  </pic:blipFill>
-                  <pic:spPr>
-                    <a:xfrm>
-                      <a:off x="0" y="0"/>
-                      <a:ext cx="4413862" cy="2880033"/>
-                    </a:xfrm>
-                    <a:prstGeom prst="rect">
-                      <a:avLst/>
-                    </a:prstGeom>
-                  </pic:spPr>
-                </pic:pic>
-              </a:graphicData>
-            </a:graphic>
-          </wp:inline>
-        </w:drawing>
-      </w:r>
-    </w:p>
-    <w:p>
-      <w:pPr>
-        <w:spacing w:before="1"/>
-        <w:rPr>
-          <w:b/>
-          <w:bCs/>
-          <w:color w:val="231F20"/>
-          <w:spacing w:val="-2"/>
-          <w:sz w:val="32"/>
-          <w:szCs w:val="32"/>
-        </w:rPr>
-      </w:pPr>
-    </w:p>
-    <w:p>
-      <w:pPr>
-        <w:spacing w:before="1"/>
-        <w:ind w:left="221"/>
-        <w:jc w:val="center"/>
-        <w:rPr>
-          <w:b/>
-          <w:bCs/>
-          <w:color w:val="231F20"/>
-          <w:spacing w:val="-2"/>
-          <w:sz w:val="32"/>
-          <w:szCs w:val="32"/>
-        </w:rPr>
-      </w:pPr>
-      <w:r>
-        <w:rPr>
-          <w:noProof/>
-        </w:rPr>
-        <w:lastRenderedPageBreak/>
-        <w:drawing>
-          <wp:inline distT="0" distB="0" distL="0" distR="0" wp14:anchorId="7E9A48F3" wp14:editId="50E10F89">
-            <wp:extent cx="3864399" cy="1898564"/>
-            <wp:effectExtent l="0" t="0" r="3175" b="6985"/>
-            <wp:docPr id="10" name="Рисунок 10"/>
-            <wp:cNvGraphicFramePr>
-              <a:graphicFrameLocks xmlns:a="http://schemas.openxmlformats.org/drawingml/2006/main" noChangeAspect="1"/>
-            </wp:cNvGraphicFramePr>
-            <a:graphic xmlns:a="http://schemas.openxmlformats.org/drawingml/2006/main">
-              <a:graphicData uri="http://schemas.openxmlformats.org/drawingml/2006/picture">
-                <pic:pic xmlns:pic="http://schemas.openxmlformats.org/drawingml/2006/picture">
-                  <pic:nvPicPr>
-                    <pic:cNvPr id="1" name=""/>
-                    <pic:cNvPicPr/>
-                  </pic:nvPicPr>
-                  <pic:blipFill>
-                    <a:blip r:embed="rId31"/>
-                    <a:stretch>
-                      <a:fillRect/>
-                    </a:stretch>
-                  </pic:blipFill>
-                  <pic:spPr>
-                    <a:xfrm>
-                      <a:off x="0" y="0"/>
-                      <a:ext cx="3872934" cy="1902757"/>
-                    </a:xfrm>
-                    <a:prstGeom prst="rect">
-                      <a:avLst/>
-                    </a:prstGeom>
-                  </pic:spPr>
-                </pic:pic>
-              </a:graphicData>
-            </a:graphic>
-          </wp:inline>
-        </w:drawing>
-      </w:r>
-    </w:p>
-    <w:p>
-      <w:pPr>
-        <w:spacing w:before="1"/>
-        <w:rPr>
-          <w:b/>
-          <w:bCs/>
-          <w:color w:val="231F20"/>
-          <w:spacing w:val="-2"/>
-          <w:sz w:val="32"/>
-          <w:szCs w:val="32"/>
-        </w:rPr>
-      </w:pPr>
-    </w:p>
-    <w:p>
-      <w:pPr>
-        <w:spacing w:before="1"/>
-        <w:ind w:left="221"/>
-        <w:jc w:val="center"/>
-        <w:rPr>
-          <w:b/>
-          <w:bCs/>
-          <w:color w:val="231F20"/>
-          <w:spacing w:val="-2"/>
-          <w:sz w:val="32"/>
-          <w:szCs w:val="32"/>
-        </w:rPr>
-      </w:pPr>
-    </w:p>
-    <w:p>
-      <w:pPr>
-        <w:spacing w:before="1"/>
-        <w:ind w:left="221"/>
-        <w:jc w:val="center"/>
-        <w:rPr>
-          <w:b/>
-          <w:bCs/>
-          <w:color w:val="231F20"/>
-          <w:spacing w:val="-2"/>
-          <w:sz w:val="32"/>
-          <w:szCs w:val="32"/>
-        </w:rPr>
-      </w:pPr>
-      <w:r>
-        <w:rPr>
-          <w:noProof/>
-        </w:rPr>
-        <w:drawing>
-          <wp:inline distT="0" distB="0" distL="0" distR="0" wp14:anchorId="32714A93" wp14:editId="2DF59FB8">
-            <wp:extent cx="4285968" cy="3368040"/>
-            <wp:effectExtent l="0" t="0" r="635" b="3810"/>
-            <wp:docPr id="11" name="Рисунок 11"/>
-            <wp:cNvGraphicFramePr>
-              <a:graphicFrameLocks xmlns:a="http://schemas.openxmlformats.org/drawingml/2006/main" noChangeAspect="1"/>
-            </wp:cNvGraphicFramePr>
-            <a:graphic xmlns:a="http://schemas.openxmlformats.org/drawingml/2006/main">
-              <a:graphicData uri="http://schemas.openxmlformats.org/drawingml/2006/picture">
-                <pic:pic xmlns:pic="http://schemas.openxmlformats.org/drawingml/2006/picture">
-                  <pic:nvPicPr>
-                    <pic:cNvPr id="1" name=""/>
-                    <pic:cNvPicPr/>
-                  </pic:nvPicPr>
-                  <pic:blipFill>
-                    <a:blip r:embed="rId32"/>
-                    <a:stretch>
-                      <a:fillRect/>
-                    </a:stretch>
-                  </pic:blipFill>
-                  <pic:spPr>
-                    <a:xfrm>
-                      <a:off x="0" y="0"/>
-                      <a:ext cx="4297392" cy="3377017"/>
-                    </a:xfrm>
-                    <a:prstGeom prst="rect">
-                      <a:avLst/>
-                    </a:prstGeom>
-                  </pic:spPr>
-                </pic:pic>
-              </a:graphicData>
-            </a:graphic>
-          </wp:inline>
-        </w:drawing>
-      </w:r>
-    </w:p>
-    <w:p>
-      <w:pPr>
-        <w:spacing w:before="1"/>
-        <w:ind w:left="221"/>
-        <w:jc w:val="center"/>
-        <w:rPr>
-          <w:b/>
-          <w:bCs/>
-          <w:color w:val="231F20"/>
-          <w:spacing w:val="-2"/>
-          <w:sz w:val="32"/>
-          <w:szCs w:val="32"/>
-        </w:rPr>
-      </w:pPr>
-    </w:p>
-    <w:p>
-      <w:pPr>
-        <w:spacing w:before="1"/>
-        <w:ind w:left="221"/>
-        <w:jc w:val="center"/>
-        <w:rPr>
-          <w:b/>
-          <w:bCs/>
-          <w:color w:val="231F20"/>
-          <w:spacing w:val="-2"/>
-          <w:sz w:val="32"/>
-          <w:szCs w:val="32"/>
-        </w:rPr>
-      </w:pPr>
-    </w:p>
-    <w:p>
-      <w:pPr>
-        <w:spacing w:before="1"/>
-        <w:ind w:left="221"/>
-        <w:jc w:val="both"/>
-        <w:rPr>
-          <w:color w:val="231F20"/>
-          <w:spacing w:val="-2"/>
-          <w:sz w:val="28"/>
-          <w:szCs w:val="28"/>
-        </w:rPr>
-      </w:pPr>
-      <w:r>
-        <w:rPr>
-          <w:color w:val="231F20"/>
-          <w:spacing w:val="-2"/>
-          <w:sz w:val="28"/>
-          <w:szCs w:val="28"/>
-        </w:rPr>
-        <w:t xml:space="preserve">Теорема Колмогорова имеет </w:t>
-      </w:r>
-      <w:r>
-        <w:rPr>
-          <w:b/>
-          <w:bCs/>
-          <w:color w:val="231F20"/>
-          <w:spacing w:val="-2"/>
-          <w:sz w:val="28"/>
-          <w:szCs w:val="28"/>
-        </w:rPr>
-        <w:t>фундаментальное значение</w:t>
-      </w:r>
-      <w:r>
-        <w:rPr>
-          <w:color w:val="231F20"/>
-          <w:spacing w:val="-2"/>
-          <w:sz w:val="28"/>
-          <w:szCs w:val="28"/>
-        </w:rPr>
-        <w:t xml:space="preserve"> в теории нейронных сетей:</w:t>
-      </w:r>
-    </w:p>
-    <w:p>
-      <w:pPr>
-        <w:numPr>
-          <w:ilvl w:val="0"/>
-          <w:numId w:val="12"/>
-        </w:numPr>
-        <w:spacing w:before="1"/>
-        <w:jc w:val="both"/>
-        <w:rPr>
-          <w:color w:val="231F20"/>
-          <w:spacing w:val="-2"/>
-          <w:sz w:val="28"/>
-          <w:szCs w:val="28"/>
-        </w:rPr>
-      </w:pPr>
-      <w:r>
-        <w:rPr>
-          <w:color w:val="231F20"/>
-          <w:spacing w:val="-2"/>
-          <w:sz w:val="28"/>
-          <w:szCs w:val="28"/>
-        </w:rPr>
-        <w:t xml:space="preserve">Она доказывает, что </w:t>
-      </w:r>
-      <w:r>
-        <w:rPr>
-          <w:b/>
-          <w:bCs/>
-          <w:color w:val="231F20"/>
-          <w:spacing w:val="-2"/>
-          <w:sz w:val="28"/>
-          <w:szCs w:val="28"/>
-        </w:rPr>
-        <w:t>глубокие нейронные сети не являются строго необходимыми</w:t>
-      </w:r>
-      <w:r>
-        <w:rPr>
-          <w:color w:val="231F20"/>
-          <w:spacing w:val="-2"/>
-          <w:sz w:val="28"/>
-          <w:szCs w:val="28"/>
-        </w:rPr>
-        <w:t xml:space="preserve"> для аппроксимации непрерывных функций, поскольку представление через одномерные функции уже достаточно.</w:t>
-      </w:r>
-    </w:p>
-    <w:p>
-      <w:pPr>
-        <w:numPr>
-          <w:ilvl w:val="0"/>
-          <w:numId w:val="12"/>
-        </w:numPr>
-        <w:spacing w:before="1"/>
-        <w:jc w:val="both"/>
-        <w:rPr>
-          <w:color w:val="231F20"/>
-          <w:spacing w:val="-2"/>
-          <w:sz w:val="28"/>
-          <w:szCs w:val="28"/>
-        </w:rPr>
-      </w:pPr>
-      <w:r>
-        <w:rPr>
-          <w:color w:val="231F20"/>
-          <w:spacing w:val="-2"/>
-          <w:sz w:val="28"/>
-          <w:szCs w:val="28"/>
-        </w:rPr>
-        <w:t xml:space="preserve">Однако </w:t>
-      </w:r>
-      <w:r>
-        <w:rPr>
-          <w:b/>
-          <w:bCs/>
-          <w:color w:val="231F20"/>
-          <w:spacing w:val="-2"/>
-          <w:sz w:val="28"/>
-          <w:szCs w:val="28"/>
-        </w:rPr>
-        <w:t>на практике</w:t>
-      </w:r>
-      <w:r>
-        <w:rPr>
-          <w:color w:val="231F20"/>
-          <w:spacing w:val="-2"/>
-          <w:sz w:val="28"/>
-          <w:szCs w:val="28"/>
-        </w:rPr>
-        <w:t xml:space="preserve"> такая аппроксимация оказывается неэффективной, и многослойные сети с нелинейными нейронами показывают </w:t>
-      </w:r>
-      <w:r>
-        <w:rPr>
-          <w:b/>
-          <w:bCs/>
-          <w:color w:val="231F20"/>
-          <w:spacing w:val="-2"/>
-          <w:sz w:val="28"/>
-          <w:szCs w:val="28"/>
-        </w:rPr>
-        <w:t>более удобную структуру для обучения</w:t>
-      </w:r>
-      <w:r>
-        <w:rPr>
-          <w:color w:val="231F20"/>
-          <w:spacing w:val="-2"/>
-          <w:sz w:val="28"/>
-          <w:szCs w:val="28"/>
-        </w:rPr>
-        <w:t>.</w:t>
-      </w:r>
-    </w:p>
-    <w:p>
-      <w:pPr>
-        <w:spacing w:before="1"/>
-        <w:ind w:left="221"/>
-        <w:jc w:val="both"/>
-        <w:rPr>
-          <w:color w:val="231F20"/>
-          <w:spacing w:val="-2"/>
-          <w:sz w:val="28"/>
-          <w:szCs w:val="28"/>
-        </w:rPr>
-      </w:pPr>
-    </w:p>
-    <w:p>
-      <w:pPr>
-        <w:spacing w:before="1"/>
-        <w:ind w:left="221"/>
-        <w:jc w:val="center"/>
-        <w:rPr>
-          <w:b/>
-          <w:bCs/>
-          <w:color w:val="231F20"/>
-          <w:spacing w:val="-2"/>
-          <w:sz w:val="32"/>
-          <w:szCs w:val="32"/>
-        </w:rPr>
-      </w:pPr>
-    </w:p>
-    <w:p>
-      <w:pPr>
-        <w:spacing w:before="1"/>
-        <w:ind w:left="221"/>
-        <w:jc w:val="center"/>
-        <w:rPr>
-          <w:b/>
-          <w:bCs/>
-          <w:color w:val="231F20"/>
-          <w:spacing w:val="-2"/>
-          <w:sz w:val="32"/>
-          <w:szCs w:val="32"/>
-        </w:rPr>
-      </w:pPr>
-    </w:p>
-    <w:p>
-      <w:pPr>
-        <w:spacing w:before="1"/>
-        <w:ind w:left="221"/>
-        <w:jc w:val="center"/>
-        <w:rPr>
-          <w:b/>
-          <w:bCs/>
-          <w:color w:val="231F20"/>
-          <w:spacing w:val="-2"/>
-          <w:sz w:val="32"/>
-          <w:szCs w:val="32"/>
-        </w:rPr>
-      </w:pPr>
-    </w:p>
-    <w:p>
-      <w:pPr>
-        <w:spacing w:before="1"/>
-        <w:rPr>
-          <w:b/>
-          <w:bCs/>
-          <w:color w:val="231F20"/>
-          <w:spacing w:val="-2"/>
-          <w:sz w:val="32"/>
-          <w:szCs w:val="32"/>
-        </w:rPr>
-      </w:pPr>
-    </w:p>
-    <w:p>
-      <w:pPr>
-        <w:spacing w:before="1"/>
-        <w:rPr>
-          <w:b/>
-          <w:bCs/>
-          <w:color w:val="231F20"/>
-          <w:spacing w:val="-2"/>
-          <w:sz w:val="32"/>
-          <w:szCs w:val="32"/>
-        </w:rPr>
-      </w:pPr>
-    </w:p>
-    <w:p>
-      <w:pPr>
-        <w:spacing w:before="1"/>
-        <w:ind w:left="221"/>
         <w:jc w:val="center"/>
         <w:rPr>
           <w:b/>
@@ -6629,6 +5452,7 @@
               <w:rPr>
                 <w:rFonts w:ascii="Consolas" w:hAnsi="Consolas"/>
                 <w:sz w:val="18"/>
+                <w:lang w:val="en-US"/>
               </w:rPr>
             </w:pPr>
             <w:r>
@@ -6645,6 +5469,7 @@
               <w:rPr>
                 <w:rFonts w:ascii="Consolas" w:hAnsi="Consolas"/>
                 <w:sz w:val="18"/>
+                <w:lang w:val="en-US"/>
               </w:rPr>
               <w:t>self.epsilon</w:t>
             </w:r>
@@ -6654,24 +5479,31 @@
               <w:rPr>
                 <w:rFonts w:ascii="Consolas" w:hAnsi="Consolas"/>
                 <w:sz w:val="18"/>
-              </w:rPr>
-              <w:t xml:space="preserve"> = </w:t>
-            </w:r>
-            <w:proofErr w:type="spellStart"/>
-            <w:r>
-              <w:rPr>
-                <w:rFonts w:ascii="Consolas" w:hAnsi="Consolas"/>
-                <w:sz w:val="18"/>
-              </w:rPr>
-              <w:t>epsilon</w:t>
-            </w:r>
-            <w:proofErr w:type="spellEnd"/>
-            <w:r>
-              <w:rPr>
-                <w:rFonts w:ascii="Consolas" w:hAnsi="Consolas"/>
-                <w:sz w:val="18"/>
-              </w:rPr>
-              <w:t xml:space="preserve">  # Порог ошибки</w:t>
+                <w:lang w:val="en-US"/>
+              </w:rPr>
+              <w:t xml:space="preserve"> = epsilon  # </w:t>
+            </w:r>
+            <w:r>
+              <w:rPr>
+                <w:rFonts w:ascii="Consolas" w:hAnsi="Consolas"/>
+                <w:sz w:val="18"/>
+              </w:rPr>
+              <w:t>Порог</w:t>
+            </w:r>
+            <w:r>
+              <w:rPr>
+                <w:rFonts w:ascii="Consolas" w:hAnsi="Consolas"/>
+                <w:sz w:val="18"/>
+                <w:lang w:val="en-US"/>
+              </w:rPr>
+              <w:t xml:space="preserve"> </w:t>
+            </w:r>
+            <w:r>
+              <w:rPr>
+                <w:rFonts w:ascii="Consolas" w:hAnsi="Consolas"/>
+                <w:sz w:val="18"/>
+              </w:rPr>
+              <w:t>ошибки</w:t>
             </w:r>
           </w:p>
           <w:p>
@@ -6680,12 +5512,14 @@
               <w:rPr>
                 <w:rFonts w:ascii="Consolas" w:hAnsi="Consolas"/>
                 <w:sz w:val="18"/>
+                <w:lang w:val="en-US"/>
               </w:rPr>
             </w:pPr>
             <w:r>
               <w:rPr>
                 <w:rFonts w:ascii="Consolas" w:hAnsi="Consolas"/>
                 <w:sz w:val="18"/>
+                <w:lang w:val="en-US"/>
               </w:rPr>
               <w:t xml:space="preserve">        </w:t>
             </w:r>
@@ -6702,8 +5536,16 @@
               <w:rPr>
                 <w:rFonts w:ascii="Consolas" w:hAnsi="Consolas"/>
                 <w:sz w:val="18"/>
-              </w:rPr>
-              <w:t>        # Инициализация весов (матрицы весов (</w:t>
+                <w:lang w:val="en-US"/>
+              </w:rPr>
+              <w:t xml:space="preserve">        </w:t>
+            </w:r>
+            <w:r>
+              <w:rPr>
+                <w:rFonts w:ascii="Consolas" w:hAnsi="Consolas"/>
+                <w:sz w:val="18"/>
+              </w:rPr>
+              <w:t># Инициализация весов (матрицы весов (</w:t>
             </w:r>
             <w:proofErr w:type="spellStart"/>
             <w:r>
@@ -8043,7 +6885,127 @@
                 <w:sz w:val="18"/>
                 <w:lang w:val="en-US"/>
               </w:rPr>
-              <w:t>        # M = 1:        W_0m_output = [0.]</w:t>
+              <w:t xml:space="preserve">        </w:t>
+            </w:r>
+            <w:r>
+              <w:rPr>
+                <w:rFonts w:ascii="Consolas" w:hAnsi="Consolas"/>
+                <w:sz w:val="18"/>
+                <w:lang w:val="en-US"/>
+              </w:rPr>
+              <w:t xml:space="preserve"># </w:t>
+            </w:r>
+            <w:r>
+              <w:rPr>
+                <w:rFonts w:ascii="Consolas" w:hAnsi="Consolas"/>
+                <w:sz w:val="18"/>
+                <w:lang w:val="en-US"/>
+              </w:rPr>
+              <w:t>M</w:t>
+            </w:r>
+            <w:r>
+              <w:rPr>
+                <w:rFonts w:ascii="Consolas" w:hAnsi="Consolas"/>
+                <w:sz w:val="18"/>
+                <w:lang w:val="en-US"/>
+              </w:rPr>
+              <w:t xml:space="preserve"> = 1: </w:t>
+            </w:r>
+            <w:r>
+              <w:rPr>
+                <w:rFonts w:ascii="Consolas" w:hAnsi="Consolas"/>
+                <w:sz w:val="18"/>
+                <w:lang w:val="en-US"/>
+              </w:rPr>
+              <w:t> </w:t>
+            </w:r>
+            <w:r>
+              <w:rPr>
+                <w:rFonts w:ascii="Consolas" w:hAnsi="Consolas"/>
+                <w:sz w:val="18"/>
+                <w:lang w:val="en-US"/>
+              </w:rPr>
+              <w:t xml:space="preserve"> </w:t>
+            </w:r>
+            <w:r>
+              <w:rPr>
+                <w:rFonts w:ascii="Consolas" w:hAnsi="Consolas"/>
+                <w:sz w:val="18"/>
+                <w:lang w:val="en-US"/>
+              </w:rPr>
+              <w:t> </w:t>
+            </w:r>
+            <w:r>
+              <w:rPr>
+                <w:rFonts w:ascii="Consolas" w:hAnsi="Consolas"/>
+                <w:sz w:val="18"/>
+                <w:lang w:val="en-US"/>
+              </w:rPr>
+              <w:t xml:space="preserve"> </w:t>
+            </w:r>
+            <w:r>
+              <w:rPr>
+                <w:rFonts w:ascii="Consolas" w:hAnsi="Consolas"/>
+                <w:sz w:val="18"/>
+                <w:lang w:val="en-US"/>
+              </w:rPr>
+              <w:t> </w:t>
+            </w:r>
+            <w:r>
+              <w:rPr>
+                <w:rFonts w:ascii="Consolas" w:hAnsi="Consolas"/>
+                <w:sz w:val="18"/>
+                <w:lang w:val="en-US"/>
+              </w:rPr>
+              <w:t xml:space="preserve"> </w:t>
+            </w:r>
+            <w:r>
+              <w:rPr>
+                <w:rFonts w:ascii="Consolas" w:hAnsi="Consolas"/>
+                <w:sz w:val="18"/>
+                <w:lang w:val="en-US"/>
+              </w:rPr>
+              <w:t> W</w:t>
+            </w:r>
+            <w:r>
+              <w:rPr>
+                <w:rFonts w:ascii="Consolas" w:hAnsi="Consolas"/>
+                <w:sz w:val="18"/>
+                <w:lang w:val="en-US"/>
+              </w:rPr>
+              <w:t>_0</w:t>
+            </w:r>
+            <w:r>
+              <w:rPr>
+                <w:rFonts w:ascii="Consolas" w:hAnsi="Consolas"/>
+                <w:sz w:val="18"/>
+                <w:lang w:val="en-US"/>
+              </w:rPr>
+              <w:t>m</w:t>
+            </w:r>
+            <w:r>
+              <w:rPr>
+                <w:rFonts w:ascii="Consolas" w:hAnsi="Consolas"/>
+                <w:sz w:val="18"/>
+                <w:lang w:val="en-US"/>
+              </w:rPr>
+              <w:t>_</w:t>
+            </w:r>
+            <w:r>
+              <w:rPr>
+                <w:rFonts w:ascii="Consolas" w:hAnsi="Consolas"/>
+                <w:sz w:val="18"/>
+                <w:lang w:val="en-US"/>
+              </w:rPr>
+              <w:t>output</w:t>
+            </w:r>
+            <w:r>
+              <w:rPr>
+                <w:rFonts w:ascii="Consolas" w:hAnsi="Consolas"/>
+                <w:sz w:val="18"/>
+                <w:lang w:val="en-US"/>
+              </w:rPr>
+              <w:t xml:space="preserve"> = [0.]</w:t>
             </w:r>
           </w:p>
           <w:p>
@@ -8061,7 +7023,31 @@
                 <w:sz w:val="18"/>
                 <w:lang w:val="en-US"/>
               </w:rPr>
-              <w:t xml:space="preserve">    </w:t>
+              <w:t> </w:t>
+            </w:r>
+            <w:r>
+              <w:rPr>
+                <w:rFonts w:ascii="Consolas" w:hAnsi="Consolas"/>
+                <w:sz w:val="18"/>
+                <w:lang w:val="en-US"/>
+              </w:rPr>
+              <w:t xml:space="preserve"> </w:t>
+            </w:r>
+            <w:r>
+              <w:rPr>
+                <w:rFonts w:ascii="Consolas" w:hAnsi="Consolas"/>
+                <w:sz w:val="18"/>
+                <w:lang w:val="en-US"/>
+              </w:rPr>
+              <w:t> </w:t>
+            </w:r>
+            <w:r>
+              <w:rPr>
+                <w:rFonts w:ascii="Consolas" w:hAnsi="Consolas"/>
+                <w:sz w:val="18"/>
+                <w:lang w:val="en-US"/>
+              </w:rPr>
+              <w:t xml:space="preserve"> </w:t>
             </w:r>
           </w:p>
           <w:p>
@@ -8079,7 +7065,47 @@
                 <w:sz w:val="18"/>
                 <w:lang w:val="en-US"/>
               </w:rPr>
-              <w:t xml:space="preserve">    def </w:t>
+              <w:t> </w:t>
+            </w:r>
+            <w:r>
+              <w:rPr>
+                <w:rFonts w:ascii="Consolas" w:hAnsi="Consolas"/>
+                <w:sz w:val="18"/>
+                <w:lang w:val="en-US"/>
+              </w:rPr>
+              <w:t xml:space="preserve"> </w:t>
+            </w:r>
+            <w:r>
+              <w:rPr>
+                <w:rFonts w:ascii="Consolas" w:hAnsi="Consolas"/>
+                <w:sz w:val="18"/>
+                <w:lang w:val="en-US"/>
+              </w:rPr>
+              <w:t> </w:t>
+            </w:r>
+            <w:r>
+              <w:rPr>
+                <w:rFonts w:ascii="Consolas" w:hAnsi="Consolas"/>
+                <w:sz w:val="18"/>
+                <w:lang w:val="en-US"/>
+              </w:rPr>
+              <w:t xml:space="preserve"> </w:t>
+            </w:r>
+            <w:r>
+              <w:rPr>
+                <w:rFonts w:ascii="Consolas" w:hAnsi="Consolas"/>
+                <w:sz w:val="18"/>
+                <w:lang w:val="en-US"/>
+              </w:rPr>
+              <w:t>def</w:t>
+            </w:r>
+            <w:r>
+              <w:rPr>
+                <w:rFonts w:ascii="Consolas" w:hAnsi="Consolas"/>
+                <w:sz w:val="18"/>
+                <w:lang w:val="en-US"/>
+              </w:rPr>
+              <w:t xml:space="preserve"> </w:t>
             </w:r>
             <w:proofErr w:type="gramStart"/>
             <w:r>
@@ -8088,7 +7114,15 @@
                 <w:sz w:val="18"/>
                 <w:lang w:val="en-US"/>
               </w:rPr>
-              <w:t>activation(</w:t>
+              <w:t>activation</w:t>
+            </w:r>
+            <w:r>
+              <w:rPr>
+                <w:rFonts w:ascii="Consolas" w:hAnsi="Consolas"/>
+                <w:sz w:val="18"/>
+                <w:lang w:val="en-US"/>
+              </w:rPr>
+              <w:t>(</w:t>
             </w:r>
             <w:proofErr w:type="gramEnd"/>
             <w:r>
@@ -8097,7 +7131,31 @@
                 <w:sz w:val="18"/>
                 <w:lang w:val="en-US"/>
               </w:rPr>
-              <w:t>self, net):</w:t>
+              <w:t>self</w:t>
+            </w:r>
+            <w:r>
+              <w:rPr>
+                <w:rFonts w:ascii="Consolas" w:hAnsi="Consolas"/>
+                <w:sz w:val="18"/>
+                <w:lang w:val="en-US"/>
+              </w:rPr>
+              <w:t xml:space="preserve">, </w:t>
+            </w:r>
+            <w:r>
+              <w:rPr>
+                <w:rFonts w:ascii="Consolas" w:hAnsi="Consolas"/>
+                <w:sz w:val="18"/>
+                <w:lang w:val="en-US"/>
+              </w:rPr>
+              <w:t>net</w:t>
+            </w:r>
+            <w:r>
+              <w:rPr>
+                <w:rFonts w:ascii="Consolas" w:hAnsi="Consolas"/>
+                <w:sz w:val="18"/>
+                <w:lang w:val="en-US"/>
+              </w:rPr>
+              <w:t>):</w:t>
             </w:r>
           </w:p>
           <w:p>
@@ -8114,7 +7172,63 @@
                 <w:sz w:val="18"/>
                 <w:lang w:val="en-US"/>
               </w:rPr>
-              <w:t xml:space="preserve">        </w:t>
+              <w:t> </w:t>
+            </w:r>
+            <w:r>
+              <w:rPr>
+                <w:rFonts w:ascii="Consolas" w:hAnsi="Consolas"/>
+                <w:sz w:val="18"/>
+                <w:lang w:val="en-US"/>
+              </w:rPr>
+              <w:t xml:space="preserve"> </w:t>
+            </w:r>
+            <w:r>
+              <w:rPr>
+                <w:rFonts w:ascii="Consolas" w:hAnsi="Consolas"/>
+                <w:sz w:val="18"/>
+                <w:lang w:val="en-US"/>
+              </w:rPr>
+              <w:t> </w:t>
+            </w:r>
+            <w:r>
+              <w:rPr>
+                <w:rFonts w:ascii="Consolas" w:hAnsi="Consolas"/>
+                <w:sz w:val="18"/>
+                <w:lang w:val="en-US"/>
+              </w:rPr>
+              <w:t xml:space="preserve"> </w:t>
+            </w:r>
+            <w:r>
+              <w:rPr>
+                <w:rFonts w:ascii="Consolas" w:hAnsi="Consolas"/>
+                <w:sz w:val="18"/>
+                <w:lang w:val="en-US"/>
+              </w:rPr>
+              <w:t> </w:t>
+            </w:r>
+            <w:r>
+              <w:rPr>
+                <w:rFonts w:ascii="Consolas" w:hAnsi="Consolas"/>
+                <w:sz w:val="18"/>
+                <w:lang w:val="en-US"/>
+              </w:rPr>
+              <w:t xml:space="preserve"> </w:t>
+            </w:r>
+            <w:r>
+              <w:rPr>
+                <w:rFonts w:ascii="Consolas" w:hAnsi="Consolas"/>
+                <w:sz w:val="18"/>
+                <w:lang w:val="en-US"/>
+              </w:rPr>
+              <w:t> </w:t>
+            </w:r>
+            <w:r>
+              <w:rPr>
+                <w:rFonts w:ascii="Consolas" w:hAnsi="Consolas"/>
+                <w:sz w:val="18"/>
+                <w:lang w:val="en-US"/>
+              </w:rPr>
+              <w:t xml:space="preserve"> </w:t>
             </w:r>
             <w:r>
               <w:rPr>
@@ -8359,6 +7473,7 @@
               <w:rPr>
                 <w:rFonts w:ascii="Consolas" w:hAnsi="Consolas"/>
                 <w:sz w:val="18"/>
+                <w:lang w:val="en-US"/>
               </w:rPr>
             </w:pPr>
             <w:r>
@@ -8369,55 +7484,31 @@
               </w:rPr>
               <w:t xml:space="preserve">    </w:t>
             </w:r>
-            <w:proofErr w:type="spellStart"/>
-            <w:r>
-              <w:rPr>
-                <w:rFonts w:ascii="Consolas" w:hAnsi="Consolas"/>
-                <w:sz w:val="18"/>
-              </w:rPr>
-              <w:t>def</w:t>
-            </w:r>
-            <w:proofErr w:type="spellEnd"/>
-            <w:r>
-              <w:rPr>
-                <w:rFonts w:ascii="Consolas" w:hAnsi="Consolas"/>
-                <w:sz w:val="18"/>
-              </w:rPr>
-              <w:t xml:space="preserve"> </w:t>
-            </w:r>
-            <w:proofErr w:type="spellStart"/>
+            <w:r>
+              <w:rPr>
+                <w:rFonts w:ascii="Consolas" w:hAnsi="Consolas"/>
+                <w:sz w:val="18"/>
+                <w:lang w:val="en-US"/>
+              </w:rPr>
+              <w:t xml:space="preserve">def </w:t>
+            </w:r>
             <w:proofErr w:type="gramStart"/>
             <w:r>
               <w:rPr>
                 <w:rFonts w:ascii="Consolas" w:hAnsi="Consolas"/>
                 <w:sz w:val="18"/>
-              </w:rPr>
-              <w:t>forward</w:t>
-            </w:r>
-            <w:proofErr w:type="spellEnd"/>
-            <w:r>
-              <w:rPr>
-                <w:rFonts w:ascii="Consolas" w:hAnsi="Consolas"/>
-                <w:sz w:val="18"/>
-              </w:rPr>
-              <w:t>(</w:t>
-            </w:r>
-            <w:proofErr w:type="spellStart"/>
+                <w:lang w:val="en-US"/>
+              </w:rPr>
+              <w:t>forward(</w:t>
+            </w:r>
             <w:proofErr w:type="gramEnd"/>
             <w:r>
               <w:rPr>
                 <w:rFonts w:ascii="Consolas" w:hAnsi="Consolas"/>
                 <w:sz w:val="18"/>
-              </w:rPr>
-              <w:t>self</w:t>
-            </w:r>
-            <w:proofErr w:type="spellEnd"/>
-            <w:r>
-              <w:rPr>
-                <w:rFonts w:ascii="Consolas" w:hAnsi="Consolas"/>
-                <w:sz w:val="18"/>
-              </w:rPr>
-              <w:t>, x):</w:t>
+                <w:lang w:val="en-US"/>
+              </w:rPr>
+              <w:t>self, x):</w:t>
             </w:r>
           </w:p>
           <w:p>
@@ -8432,8 +7523,16 @@
               <w:rPr>
                 <w:rFonts w:ascii="Consolas" w:hAnsi="Consolas"/>
                 <w:sz w:val="18"/>
-              </w:rPr>
-              <w:t>        # Прямое распространение ---------- ЭТАП 1</w:t>
+                <w:lang w:val="en-US"/>
+              </w:rPr>
+              <w:t xml:space="preserve">        </w:t>
+            </w:r>
+            <w:r>
+              <w:rPr>
+                <w:rFonts w:ascii="Consolas" w:hAnsi="Consolas"/>
+                <w:sz w:val="18"/>
+              </w:rPr>
+              <w:t># Прямое распространение ---------- ЭТАП 1</w:t>
             </w:r>
           </w:p>
           <w:p>
@@ -8841,6 +7940,7 @@
               <w:rPr>
                 <w:rFonts w:ascii="Consolas" w:hAnsi="Consolas"/>
                 <w:sz w:val="18"/>
+                <w:lang w:val="en-US"/>
               </w:rPr>
             </w:pPr>
             <w:r>
@@ -8855,6 +7955,7 @@
               <w:rPr>
                 <w:rFonts w:ascii="Consolas" w:hAnsi="Consolas"/>
                 <w:sz w:val="18"/>
+                <w:lang w:val="en-US"/>
               </w:rPr>
               <w:t>output_error</w:t>
             </w:r>
@@ -8863,30 +7964,16 @@
               <w:rPr>
                 <w:rFonts w:ascii="Consolas" w:hAnsi="Consolas"/>
                 <w:sz w:val="18"/>
-              </w:rPr>
-              <w:t xml:space="preserve"> = </w:t>
-            </w:r>
-            <w:proofErr w:type="spellStart"/>
-            <w:r>
-              <w:rPr>
-                <w:rFonts w:ascii="Consolas" w:hAnsi="Consolas"/>
-                <w:sz w:val="18"/>
-              </w:rPr>
-              <w:t>target</w:t>
-            </w:r>
-            <w:proofErr w:type="spellEnd"/>
-            <w:r>
-              <w:rPr>
-                <w:rFonts w:ascii="Consolas" w:hAnsi="Consolas"/>
-                <w:sz w:val="18"/>
-              </w:rPr>
-              <w:t xml:space="preserve"> - </w:t>
-            </w:r>
-            <w:proofErr w:type="spellStart"/>
-            <w:r>
-              <w:rPr>
-                <w:rFonts w:ascii="Consolas" w:hAnsi="Consolas"/>
-                <w:sz w:val="18"/>
+                <w:lang w:val="en-US"/>
+              </w:rPr>
+              <w:t xml:space="preserve"> = target - </w:t>
+            </w:r>
+            <w:proofErr w:type="spellStart"/>
+            <w:r>
+              <w:rPr>
+                <w:rFonts w:ascii="Consolas" w:hAnsi="Consolas"/>
+                <w:sz w:val="18"/>
+                <w:lang w:val="en-US"/>
               </w:rPr>
               <w:t>self.out_</w:t>
             </w:r>
@@ -8895,6 +7982,7 @@
               <w:rPr>
                 <w:rFonts w:ascii="Consolas" w:hAnsi="Consolas"/>
                 <w:sz w:val="18"/>
+                <w:lang w:val="en-US"/>
               </w:rPr>
               <w:t>output</w:t>
             </w:r>
@@ -8903,6 +7991,7 @@
               <w:rPr>
                 <w:rFonts w:ascii="Consolas" w:hAnsi="Consolas"/>
                 <w:sz w:val="18"/>
+                <w:lang w:val="en-US"/>
               </w:rPr>
               <w:t xml:space="preserve">  #</w:t>
             </w:r>
@@ -8911,8 +8000,46 @@
               <w:rPr>
                 <w:rFonts w:ascii="Consolas" w:hAnsi="Consolas"/>
                 <w:sz w:val="18"/>
-              </w:rPr>
-              <w:t xml:space="preserve"> Ошибка на выходе</w:t>
+                <w:lang w:val="en-US"/>
+              </w:rPr>
+              <w:t xml:space="preserve"> </w:t>
+            </w:r>
+            <w:r>
+              <w:rPr>
+                <w:rFonts w:ascii="Consolas" w:hAnsi="Consolas"/>
+                <w:sz w:val="18"/>
+              </w:rPr>
+              <w:t>Ошибка</w:t>
+            </w:r>
+            <w:r>
+              <w:rPr>
+                <w:rFonts w:ascii="Consolas" w:hAnsi="Consolas"/>
+                <w:sz w:val="18"/>
+                <w:lang w:val="en-US"/>
+              </w:rPr>
+              <w:t xml:space="preserve"> </w:t>
+            </w:r>
+            <w:r>
+              <w:rPr>
+                <w:rFonts w:ascii="Consolas" w:hAnsi="Consolas"/>
+                <w:sz w:val="18"/>
+              </w:rPr>
+              <w:t>на</w:t>
+            </w:r>
+            <w:r>
+              <w:rPr>
+                <w:rFonts w:ascii="Consolas" w:hAnsi="Consolas"/>
+                <w:sz w:val="18"/>
+                <w:lang w:val="en-US"/>
+              </w:rPr>
+              <w:t xml:space="preserve"> </w:t>
+            </w:r>
+            <w:r>
+              <w:rPr>
+                <w:rFonts w:ascii="Consolas" w:hAnsi="Consolas"/>
+                <w:sz w:val="18"/>
+              </w:rPr>
+              <w:t>выходе</w:t>
             </w:r>
           </w:p>
           <w:p>
@@ -8928,6 +8055,7 @@
               <w:rPr>
                 <w:rFonts w:ascii="Consolas" w:hAnsi="Consolas"/>
                 <w:sz w:val="18"/>
+                <w:lang w:val="en-US"/>
               </w:rPr>
               <w:t xml:space="preserve">        </w:t>
             </w:r>
@@ -12216,6 +11344,7 @@
               <w:rPr>
                 <w:rFonts w:ascii="Consolas" w:hAnsi="Consolas"/>
                 <w:sz w:val="18"/>
+                <w:lang w:val="en-US"/>
               </w:rPr>
             </w:pPr>
             <w:proofErr w:type="spellStart"/>
@@ -12224,6 +11353,7 @@
               <w:rPr>
                 <w:rFonts w:ascii="Consolas" w:hAnsi="Consolas"/>
                 <w:sz w:val="18"/>
+                <w:lang w:val="en-US"/>
               </w:rPr>
               <w:t>plt.title</w:t>
             </w:r>
@@ -12233,8 +11363,39 @@
               <w:rPr>
                 <w:rFonts w:ascii="Consolas" w:hAnsi="Consolas"/>
                 <w:sz w:val="18"/>
-              </w:rPr>
-              <w:t>("Сходимость ошибки")</w:t>
+                <w:lang w:val="en-US"/>
+              </w:rPr>
+              <w:t>("</w:t>
+            </w:r>
+            <w:r>
+              <w:rPr>
+                <w:rFonts w:ascii="Consolas" w:hAnsi="Consolas"/>
+                <w:sz w:val="18"/>
+              </w:rPr>
+              <w:t>Сходимость</w:t>
+            </w:r>
+            <w:r>
+              <w:rPr>
+                <w:rFonts w:ascii="Consolas" w:hAnsi="Consolas"/>
+                <w:sz w:val="18"/>
+                <w:lang w:val="en-US"/>
+              </w:rPr>
+              <w:t xml:space="preserve"> </w:t>
+            </w:r>
+            <w:r>
+              <w:rPr>
+                <w:rFonts w:ascii="Consolas" w:hAnsi="Consolas"/>
+                <w:sz w:val="18"/>
+              </w:rPr>
+              <w:t>ошибки</w:t>
+            </w:r>
+            <w:r>
+              <w:rPr>
+                <w:rFonts w:ascii="Consolas" w:hAnsi="Consolas"/>
+                <w:sz w:val="18"/>
+                <w:lang w:val="en-US"/>
+              </w:rPr>
+              <w:t>")</w:t>
             </w:r>
           </w:p>
           <w:p>
